--- a/docs/editor/Editor_配布運用手順書.docx
+++ b/docs/editor/Editor_配布運用手順書.docx
@@ -3,27 +3,38 @@
 <w:document xmlns:wpc="http://schemas.microsoft.com/office/word/2010/wordprocessingCanvas" xmlns:mo="http://schemas.microsoft.com/office/mac/office/2008/main" xmlns:mc="http://schemas.openxmlformats.org/markup-compatibility/2006" xmlns:mv="urn:schemas-microsoft-com:mac:vml" xmlns:o="urn:schemas-microsoft-com:office:office" xmlns:r="http://schemas.openxmlformats.org/officeDocument/2006/relationships" xmlns:m="http://schemas.openxmlformats.org/officeDocument/2006/math" xmlns:v="urn:schemas-microsoft-com:vml" xmlns:wp14="http://schemas.microsoft.com/office/word/2010/wordprocessingDrawing" xmlns:wp="http://schemas.openxmlformats.org/drawingml/2006/wordprocessingDrawing" xmlns:w10="urn:schemas-microsoft-com:office:word" xmlns:w="http://schemas.openxmlformats.org/wordprocessingml/2006/main" xmlns:w14="http://schemas.microsoft.com/office/word/2010/wordml" xmlns:wpg="http://schemas.microsoft.com/office/word/2010/wordprocessingGroup" xmlns:wpi="http://schemas.microsoft.com/office/word/2010/wordprocessingInk" xmlns:wne="http://schemas.microsoft.com/office/word/2006/wordml" xmlns:wps="http://schemas.microsoft.com/office/word/2010/wordprocessingShape" mc:Ignorable="w14 wp14">
   <w:body>
     <w:p>
+      <w:pPr>
+        <w:pBdr>
+          <w:left w:val="single" w:sz="24" w:space="8" w:color="1F5C99"/>
+        </w:pBdr>
+        <w:spacing w:after="40"/>
+        <w:ind w:left="142"/>
+      </w:pPr>
       <w:r>
         <w:rPr>
-          <w:rFonts w:ascii="Meiryo UI" w:hAnsi="Meiryo UI" w:eastAsia="Meiryo UI"/>
+          <w:rFonts w:ascii="BIZ UDPGothic" w:hAnsi="BIZ UDPGothic" w:eastAsia="BIZ UDPGothic"/>
           <w:b/>
           <w:i w:val="0"/>
-          <w:color w:val="1F5C99"/>
-          <w:sz w:val="44"/>
+          <w:color w:val="20242C"/>
+          <w:sz w:val="56"/>
         </w:rPr>
         <w:t>Editor 配布・運用手順書</w:t>
       </w:r>
     </w:p>
     <w:p>
+      <w:pPr>
+        <w:spacing w:after="160"/>
+        <w:ind w:left="142"/>
+      </w:pPr>
       <w:r>
         <w:rPr>
-          <w:rFonts w:ascii="Meiryo UI" w:hAnsi="Meiryo UI" w:eastAsia="Meiryo UI"/>
+          <w:rFonts w:ascii="BIZ UDPGothic" w:hAnsi="BIZ UDPGothic" w:eastAsia="BIZ UDPGothic"/>
           <w:b w:val="0"/>
           <w:i w:val="0"/>
           <w:color w:val="606874"/>
           <w:sz w:val="22"/>
         </w:rPr>
-        <w:t>オフライン構築 ／ フェーズ2 REST + SQL Server ／ 情報システム担当向け</w:t>
+        <w:t>オフライン構築 ／ フェーズ2 REST + SQL Server ／ 情報システム担当向け ・ 版 1.0</w:t>
       </w:r>
     </w:p>
     <w:p>
@@ -32,21 +43,7 @@
       </w:pPr>
       <w:r>
         <w:rPr>
-          <w:rFonts w:ascii="Meiryo UI" w:hAnsi="Meiryo UI" w:eastAsia="Meiryo UI"/>
-          <w:b w:val="0"/>
-          <w:i w:val="0"/>
-          <w:sz w:val="19"/>
-        </w:rPr>
-        <w:t>版: 1.0</w:t>
-      </w:r>
-    </w:p>
-    <w:p>
-      <w:pPr>
-        <w:spacing w:after="80"/>
-      </w:pPr>
-      <w:r>
-        <w:rPr>
-          <w:rFonts w:ascii="Meiryo UI" w:hAnsi="Meiryo UI" w:eastAsia="Meiryo UI"/>
+          <w:rFonts w:ascii="BIZ UDPGothic" w:hAnsi="BIZ UDPGothic" w:eastAsia="BIZ UDPGothic"/>
           <w:b w:val="0"/>
           <w:i w:val="0"/>
           <w:sz w:val="21"/>
@@ -57,14 +54,18 @@
     <w:p>
       <w:pPr>
         <w:spacing w:before="200" w:after="60"/>
+        <w:pBdr>
+          <w:left w:val="single" w:sz="24" w:space="8" w:color="1F5C99"/>
+        </w:pBdr>
+        <w:ind w:left="113"/>
       </w:pPr>
       <w:r>
         <w:rPr>
-          <w:rFonts w:ascii="Meiryo UI" w:hAnsi="Meiryo UI" w:eastAsia="Meiryo UI"/>
+          <w:rFonts w:ascii="BIZ UDPGothic" w:hAnsi="BIZ UDPGothic" w:eastAsia="BIZ UDPGothic"/>
           <w:b/>
           <w:i w:val="0"/>
-          <w:color w:val="1F5C99"/>
-          <w:sz w:val="30"/>
+          <w:color w:val="20242C"/>
+          <w:sz w:val="32"/>
         </w:rPr>
         <w:t>1. 構成方針</w:t>
       </w:r>
@@ -77,7 +78,7 @@
       </w:pPr>
       <w:r>
         <w:rPr>
-          <w:rFonts w:ascii="Meiryo UI" w:hAnsi="Meiryo UI" w:eastAsia="Meiryo UI"/>
+          <w:rFonts w:ascii="BIZ UDPGothic" w:hAnsi="BIZ UDPGothic" w:eastAsia="BIZ UDPGothic"/>
           <w:b/>
           <w:i w:val="0"/>
           <w:sz w:val="21"/>
@@ -86,7 +87,7 @@
       </w:r>
       <w:r>
         <w:rPr>
-          <w:rFonts w:ascii="Meiryo UI" w:hAnsi="Meiryo UI" w:eastAsia="Meiryo UI"/>
+          <w:rFonts w:ascii="BIZ UDPGothic" w:hAnsi="BIZ UDPGothic" w:eastAsia="BIZ UDPGothic"/>
           <w:b w:val="0"/>
           <w:i w:val="0"/>
           <w:sz w:val="21"/>
@@ -102,7 +103,7 @@
       </w:pPr>
       <w:r>
         <w:rPr>
-          <w:rFonts w:ascii="Meiryo UI" w:hAnsi="Meiryo UI" w:eastAsia="Meiryo UI"/>
+          <w:rFonts w:ascii="BIZ UDPGothic" w:hAnsi="BIZ UDPGothic" w:eastAsia="BIZ UDPGothic"/>
           <w:b/>
           <w:i w:val="0"/>
           <w:sz w:val="21"/>
@@ -111,7 +112,7 @@
       </w:r>
       <w:r>
         <w:rPr>
-          <w:rFonts w:ascii="Meiryo UI" w:hAnsi="Meiryo UI" w:eastAsia="Meiryo UI"/>
+          <w:rFonts w:ascii="BIZ UDPGothic" w:hAnsi="BIZ UDPGothic" w:eastAsia="BIZ UDPGothic"/>
           <w:b w:val="0"/>
           <w:i w:val="0"/>
           <w:sz w:val="21"/>
@@ -120,7 +121,7 @@
       </w:r>
       <w:r>
         <w:rPr>
-          <w:rFonts w:ascii="ＭＳ ゴシック" w:hAnsi="ＭＳ ゴシック" w:eastAsia="ＭＳ ゴシック"/>
+          <w:rFonts w:ascii="BIZ UDGothic" w:hAnsi="BIZ UDGothic" w:eastAsia="BIZ UDGothic"/>
           <w:b w:val="0"/>
           <w:i w:val="0"/>
           <w:sz w:val="20"/>
@@ -129,7 +130,7 @@
       </w:r>
       <w:r>
         <w:rPr>
-          <w:rFonts w:ascii="Meiryo UI" w:hAnsi="Meiryo UI" w:eastAsia="Meiryo UI"/>
+          <w:rFonts w:ascii="BIZ UDPGothic" w:hAnsi="BIZ UDPGothic" w:eastAsia="BIZ UDPGothic"/>
           <w:b w:val="0"/>
           <w:i w:val="0"/>
           <w:sz w:val="21"/>
@@ -145,7 +146,7 @@
       </w:pPr>
       <w:r>
         <w:rPr>
-          <w:rFonts w:ascii="Meiryo UI" w:hAnsi="Meiryo UI" w:eastAsia="Meiryo UI"/>
+          <w:rFonts w:ascii="BIZ UDPGothic" w:hAnsi="BIZ UDPGothic" w:eastAsia="BIZ UDPGothic"/>
           <w:b w:val="0"/>
           <w:i w:val="0"/>
           <w:sz w:val="21"/>
@@ -161,7 +162,7 @@
       </w:pPr>
       <w:r>
         <w:rPr>
-          <w:rFonts w:ascii="Meiryo UI" w:hAnsi="Meiryo UI" w:eastAsia="Meiryo UI"/>
+          <w:rFonts w:ascii="BIZ UDPGothic" w:hAnsi="BIZ UDPGothic" w:eastAsia="BIZ UDPGothic"/>
           <w:b w:val="0"/>
           <w:i w:val="0"/>
           <w:sz w:val="21"/>
@@ -170,7 +171,7 @@
       </w:r>
       <w:r>
         <w:rPr>
-          <w:rFonts w:ascii="ＭＳ ゴシック" w:hAnsi="ＭＳ ゴシック" w:eastAsia="ＭＳ ゴシック"/>
+          <w:rFonts w:ascii="BIZ UDGothic" w:hAnsi="BIZ UDGothic" w:eastAsia="BIZ UDGothic"/>
           <w:b w:val="0"/>
           <w:i w:val="0"/>
           <w:sz w:val="20"/>
@@ -179,7 +180,7 @@
       </w:r>
       <w:r>
         <w:rPr>
-          <w:rFonts w:ascii="Meiryo UI" w:hAnsi="Meiryo UI" w:eastAsia="Meiryo UI"/>
+          <w:rFonts w:ascii="BIZ UDPGothic" w:hAnsi="BIZ UDPGothic" w:eastAsia="BIZ UDPGothic"/>
           <w:b w:val="0"/>
           <w:i w:val="0"/>
           <w:sz w:val="21"/>
@@ -188,7 +189,7 @@
       </w:r>
       <w:r>
         <w:rPr>
-          <w:rFonts w:ascii="ＭＳ ゴシック" w:hAnsi="ＭＳ ゴシック" w:eastAsia="ＭＳ ゴシック"/>
+          <w:rFonts w:ascii="BIZ UDGothic" w:hAnsi="BIZ UDGothic" w:eastAsia="BIZ UDGothic"/>
           <w:b w:val="0"/>
           <w:i w:val="0"/>
           <w:sz w:val="20"/>
@@ -197,7 +198,7 @@
       </w:r>
       <w:r>
         <w:rPr>
-          <w:rFonts w:ascii="Meiryo UI" w:hAnsi="Meiryo UI" w:eastAsia="Meiryo UI"/>
+          <w:rFonts w:ascii="BIZ UDPGothic" w:hAnsi="BIZ UDPGothic" w:eastAsia="BIZ UDPGothic"/>
           <w:b w:val="0"/>
           <w:i w:val="0"/>
           <w:sz w:val="21"/>
@@ -205,248 +206,466 @@
         <w:t>。</w:t>
       </w:r>
     </w:p>
+    <w:tbl>
+      <w:tblPr>
+        <w:tblW w:type="auto" w:w="0"/>
+        <w:tblLook w:firstColumn="1" w:firstRow="1" w:lastColumn="0" w:lastRow="0" w:noHBand="0" w:noVBand="1" w:val="04A0"/>
+      </w:tblPr>
+      <w:tblGrid>
+        <w:gridCol w:w="9746"/>
+      </w:tblGrid>
+      <w:tr>
+        <w:trPr>
+          <w:cantSplit/>
+        </w:trPr>
+        <w:tc>
+          <w:tcPr>
+            <w:tcW w:type="dxa" w:w="9746"/>
+            <w:shd w:val="clear" w:color="auto" w:fill="FDECEC"/>
+            <w:tcBorders>
+              <w:top w:val="single" w:sz="8" w:space="0" w:color="E4A9A9"/>
+              <w:left w:val="single" w:sz="8" w:space="0" w:color="E4A9A9"/>
+              <w:bottom w:val="single" w:sz="8" w:space="0" w:color="E4A9A9"/>
+              <w:right w:val="single" w:sz="8" w:space="0" w:color="E4A9A9"/>
+            </w:tcBorders>
+          </w:tcPr>
+          <w:p>
+            <w:r>
+              <w:rPr>
+                <w:rFonts w:ascii="BIZ UDPGothic" w:hAnsi="BIZ UDPGothic" w:eastAsia="BIZ UDPGothic"/>
+                <w:b/>
+                <w:i w:val="0"/>
+                <w:color w:val="FFFFFF"/>
+                <w:sz w:val="18"/>
+                <w:shd w:val="clear" w:color="auto" w:fill="1F5C99"/>
+              </w:rPr>
+              <w:t xml:space="preserve"> 注意 </w:t>
+            </w:r>
+            <w:r>
+              <w:t xml:space="preserve">  </w:t>
+            </w:r>
+            <w:r>
+              <w:rPr>
+                <w:rFonts w:ascii="BIZ UDPGothic" w:hAnsi="BIZ UDPGothic" w:eastAsia="BIZ UDPGothic"/>
+                <w:b w:val="0"/>
+                <w:i w:val="0"/>
+                <w:color w:val="20242C"/>
+                <w:sz w:val="20"/>
+              </w:rPr>
+              <w:t xml:space="preserve">調達機と運用機は </w:t>
+            </w:r>
+            <w:r>
+              <w:rPr>
+                <w:rFonts w:ascii="BIZ UDPGothic" w:hAnsi="BIZ UDPGothic" w:eastAsia="BIZ UDPGothic"/>
+                <w:b/>
+                <w:i w:val="0"/>
+                <w:color w:val="20242C"/>
+                <w:sz w:val="20"/>
+              </w:rPr>
+              <w:t>Windows x64・Node 24 で一致</w:t>
+            </w:r>
+            <w:r>
+              <w:rPr>
+                <w:rFonts w:ascii="BIZ UDPGothic" w:hAnsi="BIZ UDPGothic" w:eastAsia="BIZ UDPGothic"/>
+                <w:b w:val="0"/>
+                <w:i w:val="0"/>
+                <w:color w:val="20242C"/>
+                <w:sz w:val="20"/>
+              </w:rPr>
+              <w:t>させること（msnodesqlv8 等のネイティブバイナリが必要）。</w:t>
+            </w:r>
+          </w:p>
+        </w:tc>
+      </w:tr>
+    </w:tbl>
     <w:p>
       <w:pPr>
-        <w:spacing w:before="80" w:after="120"/>
-        <w:shd w:val="clear" w:color="auto" w:fill="FDECEC"/>
+        <w:spacing w:before="200" w:after="60"/>
+        <w:pBdr>
+          <w:left w:val="single" w:sz="24" w:space="8" w:color="1F5C99"/>
+        </w:pBdr>
+        <w:ind w:left="113"/>
       </w:pPr>
       <w:r>
         <w:rPr>
-          <w:rFonts w:ascii="Meiryo UI" w:hAnsi="Meiryo UI" w:eastAsia="Meiryo UI"/>
-          <w:b w:val="0"/>
-          <w:i w:val="0"/>
-          <w:sz w:val="20"/>
-        </w:rPr>
-        <w:t xml:space="preserve">調達機と運用機は </w:t>
-      </w:r>
-      <w:r>
-        <w:rPr>
-          <w:rFonts w:ascii="Meiryo UI" w:hAnsi="Meiryo UI" w:eastAsia="Meiryo UI"/>
+          <w:rFonts w:ascii="BIZ UDPGothic" w:hAnsi="BIZ UDPGothic" w:eastAsia="BIZ UDPGothic"/>
           <w:b/>
           <w:i w:val="0"/>
-          <w:sz w:val="20"/>
-        </w:rPr>
-        <w:t>Windows x64・Node 24 で一致</w:t>
-      </w:r>
-      <w:r>
-        <w:rPr>
-          <w:rFonts w:ascii="Meiryo UI" w:hAnsi="Meiryo UI" w:eastAsia="Meiryo UI"/>
-          <w:b w:val="0"/>
-          <w:i w:val="0"/>
-          <w:sz w:val="20"/>
-        </w:rPr>
-        <w:t>させること（msnodesqlv8 等のネイティブバイナリが必要）。</w:t>
-      </w:r>
-    </w:p>
-    <w:p>
-      <w:pPr>
-        <w:spacing w:before="200" w:after="60"/>
-      </w:pPr>
-      <w:r>
-        <w:rPr>
-          <w:rFonts w:ascii="Meiryo UI" w:hAnsi="Meiryo UI" w:eastAsia="Meiryo UI"/>
-          <w:b/>
-          <w:i w:val="0"/>
-          <w:color w:val="1F5C99"/>
-          <w:sz w:val="30"/>
+          <w:color w:val="20242C"/>
+          <w:sz w:val="32"/>
         </w:rPr>
         <w:t>2. オフライン調達・展開</w:t>
       </w:r>
     </w:p>
+    <w:tbl>
+      <w:tblPr>
+        <w:tblW w:type="auto" w:w="0"/>
+        <w:tblLayout w:type="fixed"/>
+        <w:tblLook w:firstColumn="1" w:firstRow="1" w:lastColumn="0" w:lastRow="0" w:noHBand="0" w:noVBand="1" w:val="04A0"/>
+      </w:tblPr>
+      <w:tblGrid>
+        <w:gridCol w:w="539"/>
+        <w:gridCol w:w="8504"/>
+      </w:tblGrid>
+      <w:tr>
+        <w:trPr>
+          <w:cantSplit/>
+        </w:trPr>
+        <w:tc>
+          <w:tcPr>
+            <w:tcW w:type="dxa" w:w="539"/>
+            <w:shd w:val="clear" w:color="auto" w:fill="1F5C99"/>
+            <w:vAlign w:val="center"/>
+            <w:tcBorders>
+              <w:top w:val="single" w:sz="4" w:space="0" w:color="D7DEE5"/>
+              <w:left w:val="single" w:sz="4" w:space="0" w:color="D7DEE5"/>
+              <w:bottom w:val="single" w:sz="4" w:space="0" w:color="D7DEE5"/>
+              <w:right w:val="single" w:sz="4" w:space="0" w:color="D7DEE5"/>
+            </w:tcBorders>
+          </w:tcPr>
+          <w:p>
+            <w:pPr>
+              <w:jc w:val="center"/>
+            </w:pPr>
+            <w:r>
+              <w:rPr>
+                <w:rFonts w:ascii="BIZ UDPGothic" w:hAnsi="BIZ UDPGothic" w:eastAsia="BIZ UDPGothic"/>
+                <w:b/>
+                <w:i w:val="0"/>
+                <w:color w:val="FFFFFF"/>
+                <w:sz w:val="22"/>
+              </w:rPr>
+              <w:t>1</w:t>
+            </w:r>
+          </w:p>
+        </w:tc>
+        <w:tc>
+          <w:tcPr>
+            <w:tcW w:type="dxa" w:w="8504"/>
+            <w:tcBorders>
+              <w:top w:val="single" w:sz="4" w:space="0" w:color="D7DEE5"/>
+              <w:left w:val="single" w:sz="4" w:space="0" w:color="D7DEE5"/>
+              <w:bottom w:val="single" w:sz="4" w:space="0" w:color="D7DEE5"/>
+              <w:right w:val="single" w:sz="4" w:space="0" w:color="D7DEE5"/>
+            </w:tcBorders>
+            <w:shd w:val="clear" w:color="auto" w:fill="FAFBFC"/>
+          </w:tcPr>
+          <w:p>
+            <w:r>
+              <w:rPr>
+                <w:rFonts w:ascii="BIZ UDPGothic" w:hAnsi="BIZ UDPGothic" w:eastAsia="BIZ UDPGothic"/>
+                <w:b/>
+                <w:i w:val="0"/>
+                <w:color w:val="20242C"/>
+                <w:sz w:val="21"/>
+              </w:rPr>
+              <w:t>調達</w:t>
+            </w:r>
+            <w:r>
+              <w:rPr>
+                <w:rFonts w:ascii="BIZ UDPGothic" w:hAnsi="BIZ UDPGothic" w:eastAsia="BIZ UDPGothic"/>
+                <w:b w:val="0"/>
+                <w:i w:val="0"/>
+                <w:color w:val="20242C"/>
+                <w:sz w:val="21"/>
+              </w:rPr>
+              <w:t>: ネット接続のある機で依存を取得し、バンドル tar.gz（</w:t>
+            </w:r>
+            <w:r>
+              <w:rPr>
+                <w:rFonts w:ascii="BIZ UDGothic" w:hAnsi="BIZ UDGothic" w:eastAsia="BIZ UDGothic"/>
+                <w:b w:val="0"/>
+                <w:i w:val="0"/>
+                <w:color w:val="20242C"/>
+                <w:sz w:val="20"/>
+              </w:rPr>
+              <w:t>.pnpm-store/</w:t>
+            </w:r>
+            <w:r>
+              <w:rPr>
+                <w:rFonts w:ascii="BIZ UDPGothic" w:hAnsi="BIZ UDPGothic" w:eastAsia="BIZ UDPGothic"/>
+                <w:b w:val="0"/>
+                <w:i w:val="0"/>
+                <w:color w:val="20242C"/>
+                <w:sz w:val="21"/>
+              </w:rPr>
+              <w:t>・</w:t>
+            </w:r>
+            <w:r>
+              <w:rPr>
+                <w:rFonts w:ascii="BIZ UDGothic" w:hAnsi="BIZ UDGothic" w:eastAsia="BIZ UDGothic"/>
+                <w:b w:val="0"/>
+                <w:i w:val="0"/>
+                <w:color w:val="20242C"/>
+                <w:sz w:val="20"/>
+              </w:rPr>
+              <w:t>pnpm.tgz</w:t>
+            </w:r>
+            <w:r>
+              <w:rPr>
+                <w:rFonts w:ascii="BIZ UDPGothic" w:hAnsi="BIZ UDPGothic" w:eastAsia="BIZ UDPGothic"/>
+                <w:b w:val="0"/>
+                <w:i w:val="0"/>
+                <w:color w:val="20242C"/>
+                <w:sz w:val="21"/>
+              </w:rPr>
+              <w:t>・</w:t>
+            </w:r>
+            <w:r>
+              <w:rPr>
+                <w:rFonts w:ascii="BIZ UDGothic" w:hAnsi="BIZ UDGothic" w:eastAsia="BIZ UDGothic"/>
+                <w:b w:val="0"/>
+                <w:i w:val="0"/>
+                <w:color w:val="20242C"/>
+                <w:sz w:val="20"/>
+              </w:rPr>
+              <w:t>ms-playwright/</w:t>
+            </w:r>
+            <w:r>
+              <w:rPr>
+                <w:rFonts w:ascii="BIZ UDPGothic" w:hAnsi="BIZ UDPGothic" w:eastAsia="BIZ UDPGothic"/>
+                <w:b w:val="0"/>
+                <w:i w:val="0"/>
+                <w:color w:val="20242C"/>
+                <w:sz w:val="21"/>
+              </w:rPr>
+              <w:t xml:space="preserve"> 同梱）を生成する。</w:t>
+            </w:r>
+          </w:p>
+        </w:tc>
+      </w:tr>
+    </w:tbl>
+    <w:tbl>
+      <w:tblPr>
+        <w:tblW w:type="auto" w:w="0"/>
+        <w:tblLayout w:type="fixed"/>
+        <w:tblLook w:firstColumn="1" w:firstRow="1" w:lastColumn="0" w:lastRow="0" w:noHBand="0" w:noVBand="1" w:val="04A0"/>
+      </w:tblPr>
+      <w:tblGrid>
+        <w:gridCol w:w="539"/>
+        <w:gridCol w:w="8504"/>
+      </w:tblGrid>
+      <w:tr>
+        <w:trPr>
+          <w:cantSplit/>
+        </w:trPr>
+        <w:tc>
+          <w:tcPr>
+            <w:tcW w:type="dxa" w:w="539"/>
+            <w:shd w:val="clear" w:color="auto" w:fill="1F5C99"/>
+            <w:vAlign w:val="center"/>
+            <w:tcBorders>
+              <w:top w:val="single" w:sz="4" w:space="0" w:color="D7DEE5"/>
+              <w:left w:val="single" w:sz="4" w:space="0" w:color="D7DEE5"/>
+              <w:bottom w:val="single" w:sz="4" w:space="0" w:color="D7DEE5"/>
+              <w:right w:val="single" w:sz="4" w:space="0" w:color="D7DEE5"/>
+            </w:tcBorders>
+          </w:tcPr>
+          <w:p>
+            <w:pPr>
+              <w:jc w:val="center"/>
+            </w:pPr>
+            <w:r>
+              <w:rPr>
+                <w:rFonts w:ascii="BIZ UDPGothic" w:hAnsi="BIZ UDPGothic" w:eastAsia="BIZ UDPGothic"/>
+                <w:b/>
+                <w:i w:val="0"/>
+                <w:color w:val="FFFFFF"/>
+                <w:sz w:val="22"/>
+              </w:rPr>
+              <w:t>2</w:t>
+            </w:r>
+          </w:p>
+        </w:tc>
+        <w:tc>
+          <w:tcPr>
+            <w:tcW w:type="dxa" w:w="8504"/>
+            <w:tcBorders>
+              <w:top w:val="single" w:sz="4" w:space="0" w:color="D7DEE5"/>
+              <w:left w:val="single" w:sz="4" w:space="0" w:color="D7DEE5"/>
+              <w:bottom w:val="single" w:sz="4" w:space="0" w:color="D7DEE5"/>
+              <w:right w:val="single" w:sz="4" w:space="0" w:color="D7DEE5"/>
+            </w:tcBorders>
+            <w:shd w:val="clear" w:color="auto" w:fill="FAFBFC"/>
+          </w:tcPr>
+          <w:p>
+            <w:r>
+              <w:rPr>
+                <w:rFonts w:ascii="BIZ UDPGothic" w:hAnsi="BIZ UDPGothic" w:eastAsia="BIZ UDPGothic"/>
+                <w:b/>
+                <w:i w:val="0"/>
+                <w:color w:val="20242C"/>
+                <w:sz w:val="21"/>
+              </w:rPr>
+              <w:t>持ち込み・展開</w:t>
+            </w:r>
+            <w:r>
+              <w:rPr>
+                <w:rFonts w:ascii="BIZ UDPGothic" w:hAnsi="BIZ UDPGothic" w:eastAsia="BIZ UDPGothic"/>
+                <w:b w:val="0"/>
+                <w:i w:val="0"/>
+                <w:color w:val="20242C"/>
+                <w:sz w:val="21"/>
+              </w:rPr>
+              <w:t xml:space="preserve">: 運用機で </w:t>
+            </w:r>
+            <w:r>
+              <w:rPr>
+                <w:rFonts w:ascii="BIZ UDGothic" w:hAnsi="BIZ UDGothic" w:eastAsia="BIZ UDGothic"/>
+                <w:b w:val="0"/>
+                <w:i w:val="0"/>
+                <w:color w:val="20242C"/>
+                <w:sz w:val="20"/>
+              </w:rPr>
+              <w:t>offline/setup-offline.bat</w:t>
+            </w:r>
+            <w:r>
+              <w:rPr>
+                <w:rFonts w:ascii="BIZ UDPGothic" w:hAnsi="BIZ UDPGothic" w:eastAsia="BIZ UDPGothic"/>
+                <w:b w:val="0"/>
+                <w:i w:val="0"/>
+                <w:color w:val="20242C"/>
+                <w:sz w:val="21"/>
+              </w:rPr>
+              <w:t xml:space="preserve"> を実行し、展開〜</w:t>
+            </w:r>
+            <w:r>
+              <w:rPr>
+                <w:rFonts w:ascii="BIZ UDGothic" w:hAnsi="BIZ UDGothic" w:eastAsia="BIZ UDGothic"/>
+                <w:b w:val="0"/>
+                <w:i w:val="0"/>
+                <w:color w:val="20242C"/>
+                <w:sz w:val="20"/>
+              </w:rPr>
+              <w:t>pnpm install --offline</w:t>
+            </w:r>
+            <w:r>
+              <w:rPr>
+                <w:rFonts w:ascii="BIZ UDPGothic" w:hAnsi="BIZ UDPGothic" w:eastAsia="BIZ UDPGothic"/>
+                <w:b w:val="0"/>
+                <w:i w:val="0"/>
+                <w:color w:val="20242C"/>
+                <w:sz w:val="21"/>
+              </w:rPr>
+              <w:t>〜</w:t>
+            </w:r>
+            <w:r>
+              <w:rPr>
+                <w:rFonts w:ascii="BIZ UDGothic" w:hAnsi="BIZ UDGothic" w:eastAsia="BIZ UDGothic"/>
+                <w:b w:val="0"/>
+                <w:i w:val="0"/>
+                <w:color w:val="20242C"/>
+                <w:sz w:val="20"/>
+              </w:rPr>
+              <w:t>pnpm build</w:t>
+            </w:r>
+            <w:r>
+              <w:rPr>
+                <w:rFonts w:ascii="BIZ UDPGothic" w:hAnsi="BIZ UDPGothic" w:eastAsia="BIZ UDPGothic"/>
+                <w:b w:val="0"/>
+                <w:i w:val="0"/>
+                <w:color w:val="20242C"/>
+                <w:sz w:val="21"/>
+              </w:rPr>
+              <w:t xml:space="preserve"> まで完走させる（ネイティブバイナリの追加取得が走らないこと）。</w:t>
+            </w:r>
+          </w:p>
+        </w:tc>
+      </w:tr>
+    </w:tbl>
+    <w:tbl>
+      <w:tblPr>
+        <w:tblW w:type="auto" w:w="0"/>
+        <w:tblLayout w:type="fixed"/>
+        <w:tblLook w:firstColumn="1" w:firstRow="1" w:lastColumn="0" w:lastRow="0" w:noHBand="0" w:noVBand="1" w:val="04A0"/>
+      </w:tblPr>
+      <w:tblGrid>
+        <w:gridCol w:w="539"/>
+        <w:gridCol w:w="8504"/>
+      </w:tblGrid>
+      <w:tr>
+        <w:trPr>
+          <w:cantSplit/>
+        </w:trPr>
+        <w:tc>
+          <w:tcPr>
+            <w:tcW w:type="dxa" w:w="539"/>
+            <w:shd w:val="clear" w:color="auto" w:fill="1F5C99"/>
+            <w:vAlign w:val="center"/>
+            <w:tcBorders>
+              <w:top w:val="single" w:sz="4" w:space="0" w:color="D7DEE5"/>
+              <w:left w:val="single" w:sz="4" w:space="0" w:color="D7DEE5"/>
+              <w:bottom w:val="single" w:sz="4" w:space="0" w:color="D7DEE5"/>
+              <w:right w:val="single" w:sz="4" w:space="0" w:color="D7DEE5"/>
+            </w:tcBorders>
+          </w:tcPr>
+          <w:p>
+            <w:pPr>
+              <w:jc w:val="center"/>
+            </w:pPr>
+            <w:r>
+              <w:rPr>
+                <w:rFonts w:ascii="BIZ UDPGothic" w:hAnsi="BIZ UDPGothic" w:eastAsia="BIZ UDPGothic"/>
+                <w:b/>
+                <w:i w:val="0"/>
+                <w:color w:val="FFFFFF"/>
+                <w:sz w:val="22"/>
+              </w:rPr>
+              <w:t>3</w:t>
+            </w:r>
+          </w:p>
+        </w:tc>
+        <w:tc>
+          <w:tcPr>
+            <w:tcW w:type="dxa" w:w="8504"/>
+            <w:tcBorders>
+              <w:top w:val="single" w:sz="4" w:space="0" w:color="D7DEE5"/>
+              <w:left w:val="single" w:sz="4" w:space="0" w:color="D7DEE5"/>
+              <w:bottom w:val="single" w:sz="4" w:space="0" w:color="D7DEE5"/>
+              <w:right w:val="single" w:sz="4" w:space="0" w:color="D7DEE5"/>
+            </w:tcBorders>
+            <w:shd w:val="clear" w:color="auto" w:fill="FAFBFC"/>
+          </w:tcPr>
+          <w:p>
+            <w:r>
+              <w:rPr>
+                <w:rFonts w:ascii="BIZ UDPGothic" w:hAnsi="BIZ UDPGothic" w:eastAsia="BIZ UDPGothic"/>
+                <w:b/>
+                <w:i w:val="0"/>
+                <w:color w:val="20242C"/>
+                <w:sz w:val="21"/>
+              </w:rPr>
+              <w:t>検証</w:t>
+            </w:r>
+            <w:r>
+              <w:rPr>
+                <w:rFonts w:ascii="BIZ UDPGothic" w:hAnsi="BIZ UDPGothic" w:eastAsia="BIZ UDPGothic"/>
+                <w:b w:val="0"/>
+                <w:i w:val="0"/>
+                <w:color w:val="20242C"/>
+                <w:sz w:val="21"/>
+              </w:rPr>
+              <w:t>: 5 章のチェックリストを実施する。</w:t>
+            </w:r>
+          </w:p>
+        </w:tc>
+      </w:tr>
+    </w:tbl>
     <w:p>
       <w:pPr>
-        <w:pStyle w:val="ListNumber"/>
-        <w:spacing w:after="60"/>
-        <w:ind w:left="340"/>
+        <w:spacing w:before="200" w:after="60"/>
+        <w:pBdr>
+          <w:left w:val="single" w:sz="24" w:space="8" w:color="1F5C99"/>
+        </w:pBdr>
+        <w:ind w:left="113"/>
       </w:pPr>
       <w:r>
         <w:rPr>
-          <w:rFonts w:ascii="Meiryo UI" w:hAnsi="Meiryo UI" w:eastAsia="Meiryo UI"/>
+          <w:rFonts w:ascii="BIZ UDPGothic" w:hAnsi="BIZ UDPGothic" w:eastAsia="BIZ UDPGothic"/>
           <w:b/>
           <w:i w:val="0"/>
-          <w:sz w:val="21"/>
-        </w:rPr>
-        <w:t>調達</w:t>
-      </w:r>
-      <w:r>
-        <w:rPr>
-          <w:rFonts w:ascii="Meiryo UI" w:hAnsi="Meiryo UI" w:eastAsia="Meiryo UI"/>
-          <w:b w:val="0"/>
-          <w:i w:val="0"/>
-          <w:sz w:val="21"/>
-        </w:rPr>
-        <w:t>: ネット接続のある機で依存を取得し、バンドル tar.gz（</w:t>
-      </w:r>
-      <w:r>
-        <w:rPr>
-          <w:rFonts w:ascii="ＭＳ ゴシック" w:hAnsi="ＭＳ ゴシック" w:eastAsia="ＭＳ ゴシック"/>
-          <w:b w:val="0"/>
-          <w:i w:val="0"/>
-          <w:sz w:val="20"/>
-        </w:rPr>
-        <w:t>.pnpm-store/</w:t>
-      </w:r>
-      <w:r>
-        <w:rPr>
-          <w:rFonts w:ascii="Meiryo UI" w:hAnsi="Meiryo UI" w:eastAsia="Meiryo UI"/>
-          <w:b w:val="0"/>
-          <w:i w:val="0"/>
-          <w:sz w:val="21"/>
-        </w:rPr>
-        <w:t>・</w:t>
-      </w:r>
-      <w:r>
-        <w:rPr>
-          <w:rFonts w:ascii="ＭＳ ゴシック" w:hAnsi="ＭＳ ゴシック" w:eastAsia="ＭＳ ゴシック"/>
-          <w:b w:val="0"/>
-          <w:i w:val="0"/>
-          <w:sz w:val="20"/>
-        </w:rPr>
-        <w:t>pnpm.tgz</w:t>
-      </w:r>
-      <w:r>
-        <w:rPr>
-          <w:rFonts w:ascii="Meiryo UI" w:hAnsi="Meiryo UI" w:eastAsia="Meiryo UI"/>
-          <w:b w:val="0"/>
-          <w:i w:val="0"/>
-          <w:sz w:val="21"/>
-        </w:rPr>
-        <w:t>・</w:t>
-      </w:r>
-      <w:r>
-        <w:rPr>
-          <w:rFonts w:ascii="ＭＳ ゴシック" w:hAnsi="ＭＳ ゴシック" w:eastAsia="ＭＳ ゴシック"/>
-          <w:b w:val="0"/>
-          <w:i w:val="0"/>
-          <w:sz w:val="20"/>
-        </w:rPr>
-        <w:t>ms-playwright/</w:t>
-      </w:r>
-      <w:r>
-        <w:rPr>
-          <w:rFonts w:ascii="Meiryo UI" w:hAnsi="Meiryo UI" w:eastAsia="Meiryo UI"/>
-          <w:b w:val="0"/>
-          <w:i w:val="0"/>
-          <w:sz w:val="21"/>
-        </w:rPr>
-        <w:t xml:space="preserve"> 同梱）を生成する。</w:t>
-      </w:r>
-    </w:p>
-    <w:p>
-      <w:pPr>
-        <w:pStyle w:val="ListNumber"/>
-        <w:spacing w:after="60"/>
-        <w:ind w:left="340"/>
-      </w:pPr>
-      <w:r>
-        <w:rPr>
-          <w:rFonts w:ascii="Meiryo UI" w:hAnsi="Meiryo UI" w:eastAsia="Meiryo UI"/>
-          <w:b/>
-          <w:i w:val="0"/>
-          <w:sz w:val="21"/>
-        </w:rPr>
-        <w:t>持ち込み・展開</w:t>
-      </w:r>
-      <w:r>
-        <w:rPr>
-          <w:rFonts w:ascii="Meiryo UI" w:hAnsi="Meiryo UI" w:eastAsia="Meiryo UI"/>
-          <w:b w:val="0"/>
-          <w:i w:val="0"/>
-          <w:sz w:val="21"/>
-        </w:rPr>
-        <w:t xml:space="preserve">: 運用機で </w:t>
-      </w:r>
-      <w:r>
-        <w:rPr>
-          <w:rFonts w:ascii="ＭＳ ゴシック" w:hAnsi="ＭＳ ゴシック" w:eastAsia="ＭＳ ゴシック"/>
-          <w:b w:val="0"/>
-          <w:i w:val="0"/>
-          <w:sz w:val="20"/>
-        </w:rPr>
-        <w:t>offline/setup-offline.bat</w:t>
-      </w:r>
-      <w:r>
-        <w:rPr>
-          <w:rFonts w:ascii="Meiryo UI" w:hAnsi="Meiryo UI" w:eastAsia="Meiryo UI"/>
-          <w:b w:val="0"/>
-          <w:i w:val="0"/>
-          <w:sz w:val="21"/>
-        </w:rPr>
-        <w:t xml:space="preserve"> を実行し、展開〜</w:t>
-      </w:r>
-      <w:r>
-        <w:rPr>
-          <w:rFonts w:ascii="ＭＳ ゴシック" w:hAnsi="ＭＳ ゴシック" w:eastAsia="ＭＳ ゴシック"/>
-          <w:b w:val="0"/>
-          <w:i w:val="0"/>
-          <w:sz w:val="20"/>
-        </w:rPr>
-        <w:t>pnpm install --offline</w:t>
-      </w:r>
-      <w:r>
-        <w:rPr>
-          <w:rFonts w:ascii="Meiryo UI" w:hAnsi="Meiryo UI" w:eastAsia="Meiryo UI"/>
-          <w:b w:val="0"/>
-          <w:i w:val="0"/>
-          <w:sz w:val="21"/>
-        </w:rPr>
-        <w:t>〜</w:t>
-      </w:r>
-      <w:r>
-        <w:rPr>
-          <w:rFonts w:ascii="ＭＳ ゴシック" w:hAnsi="ＭＳ ゴシック" w:eastAsia="ＭＳ ゴシック"/>
-          <w:b w:val="0"/>
-          <w:i w:val="0"/>
-          <w:sz w:val="20"/>
-        </w:rPr>
-        <w:t>pnpm build</w:t>
-      </w:r>
-      <w:r>
-        <w:rPr>
-          <w:rFonts w:ascii="Meiryo UI" w:hAnsi="Meiryo UI" w:eastAsia="Meiryo UI"/>
-          <w:b w:val="0"/>
-          <w:i w:val="0"/>
-          <w:sz w:val="21"/>
-        </w:rPr>
-        <w:t xml:space="preserve"> まで完走させる（ネイティブバイナリの追加取得が走らないこと）。</w:t>
-      </w:r>
-    </w:p>
-    <w:p>
-      <w:pPr>
-        <w:pStyle w:val="ListNumber"/>
-        <w:spacing w:after="60"/>
-        <w:ind w:left="340"/>
-      </w:pPr>
-      <w:r>
-        <w:rPr>
-          <w:rFonts w:ascii="Meiryo UI" w:hAnsi="Meiryo UI" w:eastAsia="Meiryo UI"/>
-          <w:b/>
-          <w:i w:val="0"/>
-          <w:sz w:val="21"/>
-        </w:rPr>
-        <w:t>検証</w:t>
-      </w:r>
-      <w:r>
-        <w:rPr>
-          <w:rFonts w:ascii="Meiryo UI" w:hAnsi="Meiryo UI" w:eastAsia="Meiryo UI"/>
-          <w:b w:val="0"/>
-          <w:i w:val="0"/>
-          <w:sz w:val="21"/>
-        </w:rPr>
-        <w:t>: 5 章のチェックリストを実施する。</w:t>
-      </w:r>
-    </w:p>
-    <w:p>
-      <w:pPr>
-        <w:spacing w:before="200" w:after="60"/>
-      </w:pPr>
-      <w:r>
-        <w:rPr>
-          <w:rFonts w:ascii="Meiryo UI" w:hAnsi="Meiryo UI" w:eastAsia="Meiryo UI"/>
-          <w:b/>
-          <w:i w:val="0"/>
-          <w:color w:val="1F5C99"/>
-          <w:sz w:val="30"/>
+          <w:color w:val="20242C"/>
+          <w:sz w:val="32"/>
         </w:rPr>
         <w:t>3. appconfig.json 設定</w:t>
       </w:r>
@@ -457,7 +676,7 @@
       </w:pPr>
       <w:r>
         <w:rPr>
-          <w:rFonts w:ascii="Meiryo UI" w:hAnsi="Meiryo UI" w:eastAsia="Meiryo UI"/>
+          <w:rFonts w:ascii="BIZ UDPGothic" w:hAnsi="BIZ UDPGothic" w:eastAsia="BIZ UDPGothic"/>
           <w:b w:val="0"/>
           <w:i w:val="0"/>
           <w:sz w:val="21"/>
@@ -466,7 +685,7 @@
       </w:r>
       <w:r>
         <w:rPr>
-          <w:rFonts w:ascii="Meiryo UI" w:hAnsi="Meiryo UI" w:eastAsia="Meiryo UI"/>
+          <w:rFonts w:ascii="BIZ UDPGothic" w:hAnsi="BIZ UDPGothic" w:eastAsia="BIZ UDPGothic"/>
           <w:b/>
           <w:i w:val="0"/>
           <w:sz w:val="21"/>
@@ -475,7 +694,7 @@
       </w:r>
       <w:r>
         <w:rPr>
-          <w:rFonts w:ascii="Meiryo UI" w:hAnsi="Meiryo UI" w:eastAsia="Meiryo UI"/>
+          <w:rFonts w:ascii="BIZ UDPGothic" w:hAnsi="BIZ UDPGothic" w:eastAsia="BIZ UDPGothic"/>
           <w:b w:val="0"/>
           <w:i w:val="0"/>
           <w:sz w:val="21"/>
@@ -484,7 +703,7 @@
       </w:r>
       <w:r>
         <w:rPr>
-          <w:rFonts w:ascii="ＭＳ ゴシック" w:hAnsi="ＭＳ ゴシック" w:eastAsia="ＭＳ ゴシック"/>
+          <w:rFonts w:ascii="BIZ UDGothic" w:hAnsi="BIZ UDGothic" w:eastAsia="BIZ UDGothic"/>
           <w:b w:val="0"/>
           <w:i w:val="0"/>
           <w:sz w:val="20"/>
@@ -493,7 +712,7 @@
       </w:r>
       <w:r>
         <w:rPr>
-          <w:rFonts w:ascii="Meiryo UI" w:hAnsi="Meiryo UI" w:eastAsia="Meiryo UI"/>
+          <w:rFonts w:ascii="BIZ UDPGothic" w:hAnsi="BIZ UDPGothic" w:eastAsia="BIZ UDPGothic"/>
           <w:b w:val="0"/>
           <w:i w:val="0"/>
           <w:sz w:val="21"/>
@@ -503,7 +722,6 @@
     </w:p>
     <w:tbl>
       <w:tblPr>
-        <w:tblStyle w:val="LightGrid-Accent1"/>
         <w:tblW w:type="auto" w:w="0"/>
         <w:jc w:val="left"/>
         <w:tblLook w:firstColumn="1" w:firstRow="1" w:lastColumn="0" w:lastRow="0" w:noHBand="0" w:noVBand="1" w:val="04A0"/>
@@ -517,14 +735,22 @@
         <w:tc>
           <w:tcPr>
             <w:tcW w:type="dxa" w:w="3249"/>
+            <w:shd w:val="clear" w:color="auto" w:fill="1F5C99"/>
+            <w:tcBorders>
+              <w:top w:val="single" w:sz="4" w:space="0" w:color="D7DEE5"/>
+              <w:left w:val="single" w:sz="4" w:space="0" w:color="D7DEE5"/>
+              <w:bottom w:val="single" w:sz="4" w:space="0" w:color="D7DEE5"/>
+              <w:right w:val="single" w:sz="4" w:space="0" w:color="D7DEE5"/>
+            </w:tcBorders>
           </w:tcPr>
           <w:p>
             <w:r/>
             <w:r>
               <w:rPr>
-                <w:rFonts w:ascii="Meiryo UI" w:hAnsi="Meiryo UI" w:eastAsia="Meiryo UI"/>
+                <w:rFonts w:ascii="BIZ UDPGothic" w:hAnsi="BIZ UDPGothic" w:eastAsia="BIZ UDPGothic"/>
                 <w:b/>
                 <w:i w:val="0"/>
+                <w:color w:val="FFFFFF"/>
                 <w:sz w:val="19"/>
               </w:rPr>
               <w:t>キー</w:t>
@@ -534,14 +760,22 @@
         <w:tc>
           <w:tcPr>
             <w:tcW w:type="dxa" w:w="3249"/>
+            <w:shd w:val="clear" w:color="auto" w:fill="1F5C99"/>
+            <w:tcBorders>
+              <w:top w:val="single" w:sz="4" w:space="0" w:color="D7DEE5"/>
+              <w:left w:val="single" w:sz="4" w:space="0" w:color="D7DEE5"/>
+              <w:bottom w:val="single" w:sz="4" w:space="0" w:color="D7DEE5"/>
+              <w:right w:val="single" w:sz="4" w:space="0" w:color="D7DEE5"/>
+            </w:tcBorders>
           </w:tcPr>
           <w:p>
             <w:r/>
             <w:r>
               <w:rPr>
-                <w:rFonts w:ascii="Meiryo UI" w:hAnsi="Meiryo UI" w:eastAsia="Meiryo UI"/>
+                <w:rFonts w:ascii="BIZ UDPGothic" w:hAnsi="BIZ UDPGothic" w:eastAsia="BIZ UDPGothic"/>
                 <w:b/>
                 <w:i w:val="0"/>
+                <w:color w:val="FFFFFF"/>
                 <w:sz w:val="19"/>
               </w:rPr>
               <w:t>内容</w:t>
@@ -551,14 +785,22 @@
         <w:tc>
           <w:tcPr>
             <w:tcW w:type="dxa" w:w="3249"/>
+            <w:shd w:val="clear" w:color="auto" w:fill="1F5C99"/>
+            <w:tcBorders>
+              <w:top w:val="single" w:sz="4" w:space="0" w:color="D7DEE5"/>
+              <w:left w:val="single" w:sz="4" w:space="0" w:color="D7DEE5"/>
+              <w:bottom w:val="single" w:sz="4" w:space="0" w:color="D7DEE5"/>
+              <w:right w:val="single" w:sz="4" w:space="0" w:color="D7DEE5"/>
+            </w:tcBorders>
           </w:tcPr>
           <w:p>
             <w:r/>
             <w:r>
               <w:rPr>
-                <w:rFonts w:ascii="Meiryo UI" w:hAnsi="Meiryo UI" w:eastAsia="Meiryo UI"/>
+                <w:rFonts w:ascii="BIZ UDPGothic" w:hAnsi="BIZ UDPGothic" w:eastAsia="BIZ UDPGothic"/>
                 <w:b/>
                 <w:i w:val="0"/>
+                <w:color w:val="FFFFFF"/>
                 <w:sz w:val="19"/>
               </w:rPr>
               <w:t>環境変数</w:t>
@@ -570,12 +812,18 @@
         <w:tc>
           <w:tcPr>
             <w:tcW w:type="dxa" w:w="3249"/>
+            <w:tcBorders>
+              <w:top w:val="single" w:sz="4" w:space="0" w:color="D7DEE5"/>
+              <w:left w:val="single" w:sz="4" w:space="0" w:color="D7DEE5"/>
+              <w:bottom w:val="single" w:sz="4" w:space="0" w:color="D7DEE5"/>
+              <w:right w:val="single" w:sz="4" w:space="0" w:color="D7DEE5"/>
+            </w:tcBorders>
           </w:tcPr>
           <w:p>
             <w:r/>
             <w:r>
               <w:rPr>
-                <w:rFonts w:ascii="ＭＳ ゴシック" w:hAnsi="ＭＳ ゴシック" w:eastAsia="ＭＳ ゴシック"/>
+                <w:rFonts w:ascii="BIZ UDGothic" w:hAnsi="BIZ UDGothic" w:eastAsia="BIZ UDGothic"/>
                 <w:b w:val="0"/>
                 <w:i w:val="0"/>
                 <w:sz w:val="18"/>
@@ -587,12 +835,18 @@
         <w:tc>
           <w:tcPr>
             <w:tcW w:type="dxa" w:w="3249"/>
+            <w:tcBorders>
+              <w:top w:val="single" w:sz="4" w:space="0" w:color="D7DEE5"/>
+              <w:left w:val="single" w:sz="4" w:space="0" w:color="D7DEE5"/>
+              <w:bottom w:val="single" w:sz="4" w:space="0" w:color="D7DEE5"/>
+              <w:right w:val="single" w:sz="4" w:space="0" w:color="D7DEE5"/>
+            </w:tcBorders>
           </w:tcPr>
           <w:p>
             <w:r/>
             <w:r>
               <w:rPr>
-                <w:rFonts w:ascii="Meiryo UI" w:hAnsi="Meiryo UI" w:eastAsia="Meiryo UI"/>
+                <w:rFonts w:ascii="BIZ UDPGothic" w:hAnsi="BIZ UDPGothic" w:eastAsia="BIZ UDPGothic"/>
                 <w:b w:val="0"/>
                 <w:i w:val="0"/>
                 <w:sz w:val="19"/>
@@ -604,12 +858,18 @@
         <w:tc>
           <w:tcPr>
             <w:tcW w:type="dxa" w:w="3249"/>
+            <w:tcBorders>
+              <w:top w:val="single" w:sz="4" w:space="0" w:color="D7DEE5"/>
+              <w:left w:val="single" w:sz="4" w:space="0" w:color="D7DEE5"/>
+              <w:bottom w:val="single" w:sz="4" w:space="0" w:color="D7DEE5"/>
+              <w:right w:val="single" w:sz="4" w:space="0" w:color="D7DEE5"/>
+            </w:tcBorders>
           </w:tcPr>
           <w:p>
             <w:r/>
             <w:r>
               <w:rPr>
-                <w:rFonts w:ascii="ＭＳ ゴシック" w:hAnsi="ＭＳ ゴシック" w:eastAsia="ＭＳ ゴシック"/>
+                <w:rFonts w:ascii="BIZ UDGothic" w:hAnsi="BIZ UDGothic" w:eastAsia="BIZ UDGothic"/>
                 <w:b w:val="0"/>
                 <w:i w:val="0"/>
                 <w:sz w:val="18"/>
@@ -623,12 +883,19 @@
         <w:tc>
           <w:tcPr>
             <w:tcW w:type="dxa" w:w="3249"/>
+            <w:shd w:val="clear" w:color="auto" w:fill="F5F8FB"/>
+            <w:tcBorders>
+              <w:top w:val="single" w:sz="4" w:space="0" w:color="D7DEE5"/>
+              <w:left w:val="single" w:sz="4" w:space="0" w:color="D7DEE5"/>
+              <w:bottom w:val="single" w:sz="4" w:space="0" w:color="D7DEE5"/>
+              <w:right w:val="single" w:sz="4" w:space="0" w:color="D7DEE5"/>
+            </w:tcBorders>
           </w:tcPr>
           <w:p>
             <w:r/>
             <w:r>
               <w:rPr>
-                <w:rFonts w:ascii="ＭＳ ゴシック" w:hAnsi="ＭＳ ゴシック" w:eastAsia="ＭＳ ゴシック"/>
+                <w:rFonts w:ascii="BIZ UDGothic" w:hAnsi="BIZ UDGothic" w:eastAsia="BIZ UDGothic"/>
                 <w:b w:val="0"/>
                 <w:i w:val="0"/>
                 <w:sz w:val="18"/>
@@ -640,12 +907,19 @@
         <w:tc>
           <w:tcPr>
             <w:tcW w:type="dxa" w:w="3249"/>
+            <w:shd w:val="clear" w:color="auto" w:fill="F5F8FB"/>
+            <w:tcBorders>
+              <w:top w:val="single" w:sz="4" w:space="0" w:color="D7DEE5"/>
+              <w:left w:val="single" w:sz="4" w:space="0" w:color="D7DEE5"/>
+              <w:bottom w:val="single" w:sz="4" w:space="0" w:color="D7DEE5"/>
+              <w:right w:val="single" w:sz="4" w:space="0" w:color="D7DEE5"/>
+            </w:tcBorders>
           </w:tcPr>
           <w:p>
             <w:r/>
             <w:r>
               <w:rPr>
-                <w:rFonts w:ascii="Meiryo UI" w:hAnsi="Meiryo UI" w:eastAsia="Meiryo UI"/>
+                <w:rFonts w:ascii="BIZ UDPGothic" w:hAnsi="BIZ UDPGothic" w:eastAsia="BIZ UDPGothic"/>
                 <w:b w:val="0"/>
                 <w:i w:val="0"/>
                 <w:sz w:val="19"/>
@@ -657,12 +931,19 @@
         <w:tc>
           <w:tcPr>
             <w:tcW w:type="dxa" w:w="3249"/>
+            <w:shd w:val="clear" w:color="auto" w:fill="F5F8FB"/>
+            <w:tcBorders>
+              <w:top w:val="single" w:sz="4" w:space="0" w:color="D7DEE5"/>
+              <w:left w:val="single" w:sz="4" w:space="0" w:color="D7DEE5"/>
+              <w:bottom w:val="single" w:sz="4" w:space="0" w:color="D7DEE5"/>
+              <w:right w:val="single" w:sz="4" w:space="0" w:color="D7DEE5"/>
+            </w:tcBorders>
           </w:tcPr>
           <w:p>
             <w:r/>
             <w:r>
               <w:rPr>
-                <w:rFonts w:ascii="ＭＳ ゴシック" w:hAnsi="ＭＳ ゴシック" w:eastAsia="ＭＳ ゴシック"/>
+                <w:rFonts w:ascii="BIZ UDGothic" w:hAnsi="BIZ UDGothic" w:eastAsia="BIZ UDGothic"/>
                 <w:b w:val="0"/>
                 <w:i w:val="0"/>
                 <w:sz w:val="18"/>
@@ -676,12 +957,18 @@
         <w:tc>
           <w:tcPr>
             <w:tcW w:type="dxa" w:w="3249"/>
+            <w:tcBorders>
+              <w:top w:val="single" w:sz="4" w:space="0" w:color="D7DEE5"/>
+              <w:left w:val="single" w:sz="4" w:space="0" w:color="D7DEE5"/>
+              <w:bottom w:val="single" w:sz="4" w:space="0" w:color="D7DEE5"/>
+              <w:right w:val="single" w:sz="4" w:space="0" w:color="D7DEE5"/>
+            </w:tcBorders>
           </w:tcPr>
           <w:p>
             <w:r/>
             <w:r>
               <w:rPr>
-                <w:rFonts w:ascii="ＭＳ ゴシック" w:hAnsi="ＭＳ ゴシック" w:eastAsia="ＭＳ ゴシック"/>
+                <w:rFonts w:ascii="BIZ UDGothic" w:hAnsi="BIZ UDGothic" w:eastAsia="BIZ UDGothic"/>
                 <w:b w:val="0"/>
                 <w:i w:val="0"/>
                 <w:sz w:val="18"/>
@@ -693,12 +980,18 @@
         <w:tc>
           <w:tcPr>
             <w:tcW w:type="dxa" w:w="3249"/>
+            <w:tcBorders>
+              <w:top w:val="single" w:sz="4" w:space="0" w:color="D7DEE5"/>
+              <w:left w:val="single" w:sz="4" w:space="0" w:color="D7DEE5"/>
+              <w:bottom w:val="single" w:sz="4" w:space="0" w:color="D7DEE5"/>
+              <w:right w:val="single" w:sz="4" w:space="0" w:color="D7DEE5"/>
+            </w:tcBorders>
           </w:tcPr>
           <w:p>
             <w:r/>
             <w:r>
               <w:rPr>
-                <w:rFonts w:ascii="Meiryo UI" w:hAnsi="Meiryo UI" w:eastAsia="Meiryo UI"/>
+                <w:rFonts w:ascii="BIZ UDPGothic" w:hAnsi="BIZ UDPGothic" w:eastAsia="BIZ UDPGothic"/>
                 <w:b w:val="0"/>
                 <w:i w:val="0"/>
                 <w:sz w:val="19"/>
@@ -710,12 +1003,18 @@
         <w:tc>
           <w:tcPr>
             <w:tcW w:type="dxa" w:w="3249"/>
+            <w:tcBorders>
+              <w:top w:val="single" w:sz="4" w:space="0" w:color="D7DEE5"/>
+              <w:left w:val="single" w:sz="4" w:space="0" w:color="D7DEE5"/>
+              <w:bottom w:val="single" w:sz="4" w:space="0" w:color="D7DEE5"/>
+              <w:right w:val="single" w:sz="4" w:space="0" w:color="D7DEE5"/>
+            </w:tcBorders>
           </w:tcPr>
           <w:p>
             <w:r/>
             <w:r>
               <w:rPr>
-                <w:rFonts w:ascii="ＭＳ ゴシック" w:hAnsi="ＭＳ ゴシック" w:eastAsia="ＭＳ ゴシック"/>
+                <w:rFonts w:ascii="BIZ UDGothic" w:hAnsi="BIZ UDGothic" w:eastAsia="BIZ UDGothic"/>
                 <w:b w:val="0"/>
                 <w:i w:val="0"/>
                 <w:sz w:val="18"/>
@@ -729,12 +1028,19 @@
         <w:tc>
           <w:tcPr>
             <w:tcW w:type="dxa" w:w="3249"/>
+            <w:shd w:val="clear" w:color="auto" w:fill="F5F8FB"/>
+            <w:tcBorders>
+              <w:top w:val="single" w:sz="4" w:space="0" w:color="D7DEE5"/>
+              <w:left w:val="single" w:sz="4" w:space="0" w:color="D7DEE5"/>
+              <w:bottom w:val="single" w:sz="4" w:space="0" w:color="D7DEE5"/>
+              <w:right w:val="single" w:sz="4" w:space="0" w:color="D7DEE5"/>
+            </w:tcBorders>
           </w:tcPr>
           <w:p>
             <w:r/>
             <w:r>
               <w:rPr>
-                <w:rFonts w:ascii="ＭＳ ゴシック" w:hAnsi="ＭＳ ゴシック" w:eastAsia="ＭＳ ゴシック"/>
+                <w:rFonts w:ascii="BIZ UDGothic" w:hAnsi="BIZ UDGothic" w:eastAsia="BIZ UDGothic"/>
                 <w:b w:val="0"/>
                 <w:i w:val="0"/>
                 <w:sz w:val="18"/>
@@ -746,12 +1052,19 @@
         <w:tc>
           <w:tcPr>
             <w:tcW w:type="dxa" w:w="3249"/>
+            <w:shd w:val="clear" w:color="auto" w:fill="F5F8FB"/>
+            <w:tcBorders>
+              <w:top w:val="single" w:sz="4" w:space="0" w:color="D7DEE5"/>
+              <w:left w:val="single" w:sz="4" w:space="0" w:color="D7DEE5"/>
+              <w:bottom w:val="single" w:sz="4" w:space="0" w:color="D7DEE5"/>
+              <w:right w:val="single" w:sz="4" w:space="0" w:color="D7DEE5"/>
+            </w:tcBorders>
           </w:tcPr>
           <w:p>
             <w:r/>
             <w:r>
               <w:rPr>
-                <w:rFonts w:ascii="Meiryo UI" w:hAnsi="Meiryo UI" w:eastAsia="Meiryo UI"/>
+                <w:rFonts w:ascii="BIZ UDPGothic" w:hAnsi="BIZ UDPGothic" w:eastAsia="BIZ UDPGothic"/>
                 <w:b w:val="0"/>
                 <w:i w:val="0"/>
                 <w:sz w:val="19"/>
@@ -763,12 +1076,19 @@
         <w:tc>
           <w:tcPr>
             <w:tcW w:type="dxa" w:w="3249"/>
+            <w:shd w:val="clear" w:color="auto" w:fill="F5F8FB"/>
+            <w:tcBorders>
+              <w:top w:val="single" w:sz="4" w:space="0" w:color="D7DEE5"/>
+              <w:left w:val="single" w:sz="4" w:space="0" w:color="D7DEE5"/>
+              <w:bottom w:val="single" w:sz="4" w:space="0" w:color="D7DEE5"/>
+              <w:right w:val="single" w:sz="4" w:space="0" w:color="D7DEE5"/>
+            </w:tcBorders>
           </w:tcPr>
           <w:p>
             <w:r/>
             <w:r>
               <w:rPr>
-                <w:rFonts w:ascii="ＭＳ ゴシック" w:hAnsi="ＭＳ ゴシック" w:eastAsia="ＭＳ ゴシック"/>
+                <w:rFonts w:ascii="BIZ UDGothic" w:hAnsi="BIZ UDGothic" w:eastAsia="BIZ UDGothic"/>
                 <w:b w:val="0"/>
                 <w:i w:val="0"/>
                 <w:sz w:val="18"/>
@@ -782,12 +1102,18 @@
         <w:tc>
           <w:tcPr>
             <w:tcW w:type="dxa" w:w="3249"/>
+            <w:tcBorders>
+              <w:top w:val="single" w:sz="4" w:space="0" w:color="D7DEE5"/>
+              <w:left w:val="single" w:sz="4" w:space="0" w:color="D7DEE5"/>
+              <w:bottom w:val="single" w:sz="4" w:space="0" w:color="D7DEE5"/>
+              <w:right w:val="single" w:sz="4" w:space="0" w:color="D7DEE5"/>
+            </w:tcBorders>
           </w:tcPr>
           <w:p>
             <w:r/>
             <w:r>
               <w:rPr>
-                <w:rFonts w:ascii="ＭＳ ゴシック" w:hAnsi="ＭＳ ゴシック" w:eastAsia="ＭＳ ゴシック"/>
+                <w:rFonts w:ascii="BIZ UDGothic" w:hAnsi="BIZ UDGothic" w:eastAsia="BIZ UDGothic"/>
                 <w:b w:val="0"/>
                 <w:i w:val="0"/>
                 <w:sz w:val="18"/>
@@ -799,12 +1125,18 @@
         <w:tc>
           <w:tcPr>
             <w:tcW w:type="dxa" w:w="3249"/>
+            <w:tcBorders>
+              <w:top w:val="single" w:sz="4" w:space="0" w:color="D7DEE5"/>
+              <w:left w:val="single" w:sz="4" w:space="0" w:color="D7DEE5"/>
+              <w:bottom w:val="single" w:sz="4" w:space="0" w:color="D7DEE5"/>
+              <w:right w:val="single" w:sz="4" w:space="0" w:color="D7DEE5"/>
+            </w:tcBorders>
           </w:tcPr>
           <w:p>
             <w:r/>
             <w:r>
               <w:rPr>
-                <w:rFonts w:ascii="Meiryo UI" w:hAnsi="Meiryo UI" w:eastAsia="Meiryo UI"/>
+                <w:rFonts w:ascii="BIZ UDPGothic" w:hAnsi="BIZ UDPGothic" w:eastAsia="BIZ UDPGothic"/>
                 <w:b w:val="0"/>
                 <w:i w:val="0"/>
                 <w:sz w:val="19"/>
@@ -816,12 +1148,18 @@
         <w:tc>
           <w:tcPr>
             <w:tcW w:type="dxa" w:w="3249"/>
+            <w:tcBorders>
+              <w:top w:val="single" w:sz="4" w:space="0" w:color="D7DEE5"/>
+              <w:left w:val="single" w:sz="4" w:space="0" w:color="D7DEE5"/>
+              <w:bottom w:val="single" w:sz="4" w:space="0" w:color="D7DEE5"/>
+              <w:right w:val="single" w:sz="4" w:space="0" w:color="D7DEE5"/>
+            </w:tcBorders>
           </w:tcPr>
           <w:p>
             <w:r/>
             <w:r>
               <w:rPr>
-                <w:rFonts w:ascii="ＭＳ ゴシック" w:hAnsi="ＭＳ ゴシック" w:eastAsia="ＭＳ ゴシック"/>
+                <w:rFonts w:ascii="BIZ UDGothic" w:hAnsi="BIZ UDGothic" w:eastAsia="BIZ UDGothic"/>
                 <w:b w:val="0"/>
                 <w:i w:val="0"/>
                 <w:sz w:val="18"/>
@@ -835,12 +1173,19 @@
         <w:tc>
           <w:tcPr>
             <w:tcW w:type="dxa" w:w="3249"/>
+            <w:shd w:val="clear" w:color="auto" w:fill="F5F8FB"/>
+            <w:tcBorders>
+              <w:top w:val="single" w:sz="4" w:space="0" w:color="D7DEE5"/>
+              <w:left w:val="single" w:sz="4" w:space="0" w:color="D7DEE5"/>
+              <w:bottom w:val="single" w:sz="4" w:space="0" w:color="D7DEE5"/>
+              <w:right w:val="single" w:sz="4" w:space="0" w:color="D7DEE5"/>
+            </w:tcBorders>
           </w:tcPr>
           <w:p>
             <w:r/>
             <w:r>
               <w:rPr>
-                <w:rFonts w:ascii="ＭＳ ゴシック" w:hAnsi="ＭＳ ゴシック" w:eastAsia="ＭＳ ゴシック"/>
+                <w:rFonts w:ascii="BIZ UDGothic" w:hAnsi="BIZ UDGothic" w:eastAsia="BIZ UDGothic"/>
                 <w:b w:val="0"/>
                 <w:i w:val="0"/>
                 <w:sz w:val="18"/>
@@ -852,12 +1197,19 @@
         <w:tc>
           <w:tcPr>
             <w:tcW w:type="dxa" w:w="3249"/>
+            <w:shd w:val="clear" w:color="auto" w:fill="F5F8FB"/>
+            <w:tcBorders>
+              <w:top w:val="single" w:sz="4" w:space="0" w:color="D7DEE5"/>
+              <w:left w:val="single" w:sz="4" w:space="0" w:color="D7DEE5"/>
+              <w:bottom w:val="single" w:sz="4" w:space="0" w:color="D7DEE5"/>
+              <w:right w:val="single" w:sz="4" w:space="0" w:color="D7DEE5"/>
+            </w:tcBorders>
           </w:tcPr>
           <w:p>
             <w:r/>
             <w:r>
               <w:rPr>
-                <w:rFonts w:ascii="Meiryo UI" w:hAnsi="Meiryo UI" w:eastAsia="Meiryo UI"/>
+                <w:rFonts w:ascii="BIZ UDPGothic" w:hAnsi="BIZ UDPGothic" w:eastAsia="BIZ UDPGothic"/>
                 <w:b w:val="0"/>
                 <w:i w:val="0"/>
                 <w:sz w:val="19"/>
@@ -866,7 +1218,7 @@
             </w:r>
             <w:r>
               <w:rPr>
-                <w:rFonts w:ascii="ＭＳ ゴシック" w:hAnsi="ＭＳ ゴシック" w:eastAsia="ＭＳ ゴシック"/>
+                <w:rFonts w:ascii="BIZ UDGothic" w:hAnsi="BIZ UDGothic" w:eastAsia="BIZ UDGothic"/>
                 <w:b w:val="0"/>
                 <w:i w:val="0"/>
                 <w:sz w:val="18"/>
@@ -875,7 +1227,7 @@
             </w:r>
             <w:r>
               <w:rPr>
-                <w:rFonts w:ascii="Meiryo UI" w:hAnsi="Meiryo UI" w:eastAsia="Meiryo UI"/>
+                <w:rFonts w:ascii="BIZ UDPGothic" w:hAnsi="BIZ UDPGothic" w:eastAsia="BIZ UDPGothic"/>
                 <w:b w:val="0"/>
                 <w:i w:val="0"/>
                 <w:sz w:val="19"/>
@@ -887,12 +1239,19 @@
         <w:tc>
           <w:tcPr>
             <w:tcW w:type="dxa" w:w="3249"/>
+            <w:shd w:val="clear" w:color="auto" w:fill="F5F8FB"/>
+            <w:tcBorders>
+              <w:top w:val="single" w:sz="4" w:space="0" w:color="D7DEE5"/>
+              <w:left w:val="single" w:sz="4" w:space="0" w:color="D7DEE5"/>
+              <w:bottom w:val="single" w:sz="4" w:space="0" w:color="D7DEE5"/>
+              <w:right w:val="single" w:sz="4" w:space="0" w:color="D7DEE5"/>
+            </w:tcBorders>
           </w:tcPr>
           <w:p>
             <w:r/>
             <w:r>
               <w:rPr>
-                <w:rFonts w:ascii="ＭＳ ゴシック" w:hAnsi="ＭＳ ゴシック" w:eastAsia="ＭＳ ゴシック"/>
+                <w:rFonts w:ascii="BIZ UDGothic" w:hAnsi="BIZ UDGothic" w:eastAsia="BIZ UDGothic"/>
                 <w:b w:val="0"/>
                 <w:i w:val="0"/>
                 <w:sz w:val="18"/>
@@ -906,12 +1265,18 @@
         <w:tc>
           <w:tcPr>
             <w:tcW w:type="dxa" w:w="3249"/>
+            <w:tcBorders>
+              <w:top w:val="single" w:sz="4" w:space="0" w:color="D7DEE5"/>
+              <w:left w:val="single" w:sz="4" w:space="0" w:color="D7DEE5"/>
+              <w:bottom w:val="single" w:sz="4" w:space="0" w:color="D7DEE5"/>
+              <w:right w:val="single" w:sz="4" w:space="0" w:color="D7DEE5"/>
+            </w:tcBorders>
           </w:tcPr>
           <w:p>
             <w:r/>
             <w:r>
               <w:rPr>
-                <w:rFonts w:ascii="ＭＳ ゴシック" w:hAnsi="ＭＳ ゴシック" w:eastAsia="ＭＳ ゴシック"/>
+                <w:rFonts w:ascii="BIZ UDGothic" w:hAnsi="BIZ UDGothic" w:eastAsia="BIZ UDGothic"/>
                 <w:b w:val="0"/>
                 <w:i w:val="0"/>
                 <w:sz w:val="18"/>
@@ -923,12 +1288,18 @@
         <w:tc>
           <w:tcPr>
             <w:tcW w:type="dxa" w:w="3249"/>
+            <w:tcBorders>
+              <w:top w:val="single" w:sz="4" w:space="0" w:color="D7DEE5"/>
+              <w:left w:val="single" w:sz="4" w:space="0" w:color="D7DEE5"/>
+              <w:bottom w:val="single" w:sz="4" w:space="0" w:color="D7DEE5"/>
+              <w:right w:val="single" w:sz="4" w:space="0" w:color="D7DEE5"/>
+            </w:tcBorders>
           </w:tcPr>
           <w:p>
             <w:r/>
             <w:r>
               <w:rPr>
-                <w:rFonts w:ascii="Meiryo UI" w:hAnsi="Meiryo UI" w:eastAsia="Meiryo UI"/>
+                <w:rFonts w:ascii="BIZ UDPGothic" w:hAnsi="BIZ UDPGothic" w:eastAsia="BIZ UDPGothic"/>
                 <w:b w:val="0"/>
                 <w:i w:val="0"/>
                 <w:sz w:val="19"/>
@@ -940,12 +1311,18 @@
         <w:tc>
           <w:tcPr>
             <w:tcW w:type="dxa" w:w="3249"/>
+            <w:tcBorders>
+              <w:top w:val="single" w:sz="4" w:space="0" w:color="D7DEE5"/>
+              <w:left w:val="single" w:sz="4" w:space="0" w:color="D7DEE5"/>
+              <w:bottom w:val="single" w:sz="4" w:space="0" w:color="D7DEE5"/>
+              <w:right w:val="single" w:sz="4" w:space="0" w:color="D7DEE5"/>
+            </w:tcBorders>
           </w:tcPr>
           <w:p>
             <w:r/>
             <w:r>
               <w:rPr>
-                <w:rFonts w:ascii="ＭＳ ゴシック" w:hAnsi="ＭＳ ゴシック" w:eastAsia="ＭＳ ゴシック"/>
+                <w:rFonts w:ascii="BIZ UDGothic" w:hAnsi="BIZ UDGothic" w:eastAsia="BIZ UDGothic"/>
                 <w:b w:val="0"/>
                 <w:i w:val="0"/>
                 <w:sz w:val="18"/>
@@ -959,12 +1336,19 @@
         <w:tc>
           <w:tcPr>
             <w:tcW w:type="dxa" w:w="3249"/>
+            <w:shd w:val="clear" w:color="auto" w:fill="F5F8FB"/>
+            <w:tcBorders>
+              <w:top w:val="single" w:sz="4" w:space="0" w:color="D7DEE5"/>
+              <w:left w:val="single" w:sz="4" w:space="0" w:color="D7DEE5"/>
+              <w:bottom w:val="single" w:sz="4" w:space="0" w:color="D7DEE5"/>
+              <w:right w:val="single" w:sz="4" w:space="0" w:color="D7DEE5"/>
+            </w:tcBorders>
           </w:tcPr>
           <w:p>
             <w:r/>
             <w:r>
               <w:rPr>
-                <w:rFonts w:ascii="ＭＳ ゴシック" w:hAnsi="ＭＳ ゴシック" w:eastAsia="ＭＳ ゴシック"/>
+                <w:rFonts w:ascii="BIZ UDGothic" w:hAnsi="BIZ UDGothic" w:eastAsia="BIZ UDGothic"/>
                 <w:b w:val="0"/>
                 <w:i w:val="0"/>
                 <w:sz w:val="18"/>
@@ -976,12 +1360,19 @@
         <w:tc>
           <w:tcPr>
             <w:tcW w:type="dxa" w:w="3249"/>
+            <w:shd w:val="clear" w:color="auto" w:fill="F5F8FB"/>
+            <w:tcBorders>
+              <w:top w:val="single" w:sz="4" w:space="0" w:color="D7DEE5"/>
+              <w:left w:val="single" w:sz="4" w:space="0" w:color="D7DEE5"/>
+              <w:bottom w:val="single" w:sz="4" w:space="0" w:color="D7DEE5"/>
+              <w:right w:val="single" w:sz="4" w:space="0" w:color="D7DEE5"/>
+            </w:tcBorders>
           </w:tcPr>
           <w:p>
             <w:r/>
             <w:r>
               <w:rPr>
-                <w:rFonts w:ascii="Meiryo UI" w:hAnsi="Meiryo UI" w:eastAsia="Meiryo UI"/>
+                <w:rFonts w:ascii="BIZ UDPGothic" w:hAnsi="BIZ UDPGothic" w:eastAsia="BIZ UDPGothic"/>
                 <w:b w:val="0"/>
                 <w:i w:val="0"/>
                 <w:sz w:val="19"/>
@@ -993,12 +1384,19 @@
         <w:tc>
           <w:tcPr>
             <w:tcW w:type="dxa" w:w="3249"/>
+            <w:shd w:val="clear" w:color="auto" w:fill="F5F8FB"/>
+            <w:tcBorders>
+              <w:top w:val="single" w:sz="4" w:space="0" w:color="D7DEE5"/>
+              <w:left w:val="single" w:sz="4" w:space="0" w:color="D7DEE5"/>
+              <w:bottom w:val="single" w:sz="4" w:space="0" w:color="D7DEE5"/>
+              <w:right w:val="single" w:sz="4" w:space="0" w:color="D7DEE5"/>
+            </w:tcBorders>
           </w:tcPr>
           <w:p>
             <w:r/>
             <w:r>
               <w:rPr>
-                <w:rFonts w:ascii="ＭＳ ゴシック" w:hAnsi="ＭＳ ゴシック" w:eastAsia="ＭＳ ゴシック"/>
+                <w:rFonts w:ascii="BIZ UDGothic" w:hAnsi="BIZ UDGothic" w:eastAsia="BIZ UDGothic"/>
                 <w:b w:val="0"/>
                 <w:i w:val="0"/>
                 <w:sz w:val="18"/>
@@ -1012,12 +1410,18 @@
         <w:tc>
           <w:tcPr>
             <w:tcW w:type="dxa" w:w="3249"/>
+            <w:tcBorders>
+              <w:top w:val="single" w:sz="4" w:space="0" w:color="D7DEE5"/>
+              <w:left w:val="single" w:sz="4" w:space="0" w:color="D7DEE5"/>
+              <w:bottom w:val="single" w:sz="4" w:space="0" w:color="D7DEE5"/>
+              <w:right w:val="single" w:sz="4" w:space="0" w:color="D7DEE5"/>
+            </w:tcBorders>
           </w:tcPr>
           <w:p>
             <w:r/>
             <w:r>
               <w:rPr>
-                <w:rFonts w:ascii="ＭＳ ゴシック" w:hAnsi="ＭＳ ゴシック" w:eastAsia="ＭＳ ゴシック"/>
+                <w:rFonts w:ascii="BIZ UDGothic" w:hAnsi="BIZ UDGothic" w:eastAsia="BIZ UDGothic"/>
                 <w:b w:val="0"/>
                 <w:i w:val="0"/>
                 <w:sz w:val="18"/>
@@ -1029,12 +1433,18 @@
         <w:tc>
           <w:tcPr>
             <w:tcW w:type="dxa" w:w="3249"/>
+            <w:tcBorders>
+              <w:top w:val="single" w:sz="4" w:space="0" w:color="D7DEE5"/>
+              <w:left w:val="single" w:sz="4" w:space="0" w:color="D7DEE5"/>
+              <w:bottom w:val="single" w:sz="4" w:space="0" w:color="D7DEE5"/>
+              <w:right w:val="single" w:sz="4" w:space="0" w:color="D7DEE5"/>
+            </w:tcBorders>
           </w:tcPr>
           <w:p>
             <w:r/>
             <w:r>
               <w:rPr>
-                <w:rFonts w:ascii="Meiryo UI" w:hAnsi="Meiryo UI" w:eastAsia="Meiryo UI"/>
+                <w:rFonts w:ascii="BIZ UDPGothic" w:hAnsi="BIZ UDPGothic" w:eastAsia="BIZ UDPGothic"/>
                 <w:b w:val="0"/>
                 <w:i w:val="0"/>
                 <w:sz w:val="19"/>
@@ -1046,12 +1456,18 @@
         <w:tc>
           <w:tcPr>
             <w:tcW w:type="dxa" w:w="3249"/>
+            <w:tcBorders>
+              <w:top w:val="single" w:sz="4" w:space="0" w:color="D7DEE5"/>
+              <w:left w:val="single" w:sz="4" w:space="0" w:color="D7DEE5"/>
+              <w:bottom w:val="single" w:sz="4" w:space="0" w:color="D7DEE5"/>
+              <w:right w:val="single" w:sz="4" w:space="0" w:color="D7DEE5"/>
+            </w:tcBorders>
           </w:tcPr>
           <w:p>
             <w:r/>
             <w:r>
               <w:rPr>
-                <w:rFonts w:ascii="ＭＳ ゴシック" w:hAnsi="ＭＳ ゴシック" w:eastAsia="ＭＳ ゴシック"/>
+                <w:rFonts w:ascii="BIZ UDGothic" w:hAnsi="BIZ UDGothic" w:eastAsia="BIZ UDGothic"/>
                 <w:b w:val="0"/>
                 <w:i w:val="0"/>
                 <w:sz w:val="18"/>
@@ -1065,12 +1481,19 @@
         <w:tc>
           <w:tcPr>
             <w:tcW w:type="dxa" w:w="3249"/>
+            <w:shd w:val="clear" w:color="auto" w:fill="F5F8FB"/>
+            <w:tcBorders>
+              <w:top w:val="single" w:sz="4" w:space="0" w:color="D7DEE5"/>
+              <w:left w:val="single" w:sz="4" w:space="0" w:color="D7DEE5"/>
+              <w:bottom w:val="single" w:sz="4" w:space="0" w:color="D7DEE5"/>
+              <w:right w:val="single" w:sz="4" w:space="0" w:color="D7DEE5"/>
+            </w:tcBorders>
           </w:tcPr>
           <w:p>
             <w:r/>
             <w:r>
               <w:rPr>
-                <w:rFonts w:ascii="ＭＳ ゴシック" w:hAnsi="ＭＳ ゴシック" w:eastAsia="ＭＳ ゴシック"/>
+                <w:rFonts w:ascii="BIZ UDGothic" w:hAnsi="BIZ UDGothic" w:eastAsia="BIZ UDGothic"/>
                 <w:b w:val="0"/>
                 <w:i w:val="0"/>
                 <w:sz w:val="18"/>
@@ -1082,12 +1505,19 @@
         <w:tc>
           <w:tcPr>
             <w:tcW w:type="dxa" w:w="3249"/>
+            <w:shd w:val="clear" w:color="auto" w:fill="F5F8FB"/>
+            <w:tcBorders>
+              <w:top w:val="single" w:sz="4" w:space="0" w:color="D7DEE5"/>
+              <w:left w:val="single" w:sz="4" w:space="0" w:color="D7DEE5"/>
+              <w:bottom w:val="single" w:sz="4" w:space="0" w:color="D7DEE5"/>
+              <w:right w:val="single" w:sz="4" w:space="0" w:color="D7DEE5"/>
+            </w:tcBorders>
           </w:tcPr>
           <w:p>
             <w:r/>
             <w:r>
               <w:rPr>
-                <w:rFonts w:ascii="Meiryo UI" w:hAnsi="Meiryo UI" w:eastAsia="Meiryo UI"/>
+                <w:rFonts w:ascii="BIZ UDPGothic" w:hAnsi="BIZ UDPGothic" w:eastAsia="BIZ UDPGothic"/>
                 <w:b w:val="0"/>
                 <w:i w:val="0"/>
                 <w:sz w:val="19"/>
@@ -1099,12 +1529,19 @@
         <w:tc>
           <w:tcPr>
             <w:tcW w:type="dxa" w:w="3249"/>
+            <w:shd w:val="clear" w:color="auto" w:fill="F5F8FB"/>
+            <w:tcBorders>
+              <w:top w:val="single" w:sz="4" w:space="0" w:color="D7DEE5"/>
+              <w:left w:val="single" w:sz="4" w:space="0" w:color="D7DEE5"/>
+              <w:bottom w:val="single" w:sz="4" w:space="0" w:color="D7DEE5"/>
+              <w:right w:val="single" w:sz="4" w:space="0" w:color="D7DEE5"/>
+            </w:tcBorders>
           </w:tcPr>
           <w:p>
             <w:r/>
             <w:r>
               <w:rPr>
-                <w:rFonts w:ascii="ＭＳ ゴシック" w:hAnsi="ＭＳ ゴシック" w:eastAsia="ＭＳ ゴシック"/>
+                <w:rFonts w:ascii="BIZ UDGothic" w:hAnsi="BIZ UDGothic" w:eastAsia="BIZ UDGothic"/>
                 <w:b w:val="0"/>
                 <w:i w:val="0"/>
                 <w:sz w:val="18"/>
@@ -1118,12 +1555,18 @@
         <w:tc>
           <w:tcPr>
             <w:tcW w:type="dxa" w:w="3249"/>
+            <w:tcBorders>
+              <w:top w:val="single" w:sz="4" w:space="0" w:color="D7DEE5"/>
+              <w:left w:val="single" w:sz="4" w:space="0" w:color="D7DEE5"/>
+              <w:bottom w:val="single" w:sz="4" w:space="0" w:color="D7DEE5"/>
+              <w:right w:val="single" w:sz="4" w:space="0" w:color="D7DEE5"/>
+            </w:tcBorders>
           </w:tcPr>
           <w:p>
             <w:r/>
             <w:r>
               <w:rPr>
-                <w:rFonts w:ascii="ＭＳ ゴシック" w:hAnsi="ＭＳ ゴシック" w:eastAsia="ＭＳ ゴシック"/>
+                <w:rFonts w:ascii="BIZ UDGothic" w:hAnsi="BIZ UDGothic" w:eastAsia="BIZ UDGothic"/>
                 <w:b w:val="0"/>
                 <w:i w:val="0"/>
                 <w:sz w:val="18"/>
@@ -1135,12 +1578,18 @@
         <w:tc>
           <w:tcPr>
             <w:tcW w:type="dxa" w:w="3249"/>
+            <w:tcBorders>
+              <w:top w:val="single" w:sz="4" w:space="0" w:color="D7DEE5"/>
+              <w:left w:val="single" w:sz="4" w:space="0" w:color="D7DEE5"/>
+              <w:bottom w:val="single" w:sz="4" w:space="0" w:color="D7DEE5"/>
+              <w:right w:val="single" w:sz="4" w:space="0" w:color="D7DEE5"/>
+            </w:tcBorders>
           </w:tcPr>
           <w:p>
             <w:r/>
             <w:r>
               <w:rPr>
-                <w:rFonts w:ascii="Meiryo UI" w:hAnsi="Meiryo UI" w:eastAsia="Meiryo UI"/>
+                <w:rFonts w:ascii="BIZ UDPGothic" w:hAnsi="BIZ UDPGothic" w:eastAsia="BIZ UDPGothic"/>
                 <w:b w:val="0"/>
                 <w:i w:val="0"/>
                 <w:sz w:val="19"/>
@@ -1152,12 +1601,18 @@
         <w:tc>
           <w:tcPr>
             <w:tcW w:type="dxa" w:w="3249"/>
+            <w:tcBorders>
+              <w:top w:val="single" w:sz="4" w:space="0" w:color="D7DEE5"/>
+              <w:left w:val="single" w:sz="4" w:space="0" w:color="D7DEE5"/>
+              <w:bottom w:val="single" w:sz="4" w:space="0" w:color="D7DEE5"/>
+              <w:right w:val="single" w:sz="4" w:space="0" w:color="D7DEE5"/>
+            </w:tcBorders>
           </w:tcPr>
           <w:p>
             <w:r/>
             <w:r>
               <w:rPr>
-                <w:rFonts w:ascii="ＭＳ ゴシック" w:hAnsi="ＭＳ ゴシック" w:eastAsia="ＭＳ ゴシック"/>
+                <w:rFonts w:ascii="BIZ UDGothic" w:hAnsi="BIZ UDGothic" w:eastAsia="BIZ UDGothic"/>
                 <w:b w:val="0"/>
                 <w:i w:val="0"/>
                 <w:sz w:val="18"/>
@@ -1171,12 +1626,19 @@
         <w:tc>
           <w:tcPr>
             <w:tcW w:type="dxa" w:w="3249"/>
+            <w:shd w:val="clear" w:color="auto" w:fill="F5F8FB"/>
+            <w:tcBorders>
+              <w:top w:val="single" w:sz="4" w:space="0" w:color="D7DEE5"/>
+              <w:left w:val="single" w:sz="4" w:space="0" w:color="D7DEE5"/>
+              <w:bottom w:val="single" w:sz="4" w:space="0" w:color="D7DEE5"/>
+              <w:right w:val="single" w:sz="4" w:space="0" w:color="D7DEE5"/>
+            </w:tcBorders>
           </w:tcPr>
           <w:p>
             <w:r/>
             <w:r>
               <w:rPr>
-                <w:rFonts w:ascii="ＭＳ ゴシック" w:hAnsi="ＭＳ ゴシック" w:eastAsia="ＭＳ ゴシック"/>
+                <w:rFonts w:ascii="BIZ UDGothic" w:hAnsi="BIZ UDGothic" w:eastAsia="BIZ UDGothic"/>
                 <w:b w:val="0"/>
                 <w:i w:val="0"/>
                 <w:sz w:val="18"/>
@@ -1188,12 +1650,19 @@
         <w:tc>
           <w:tcPr>
             <w:tcW w:type="dxa" w:w="3249"/>
+            <w:shd w:val="clear" w:color="auto" w:fill="F5F8FB"/>
+            <w:tcBorders>
+              <w:top w:val="single" w:sz="4" w:space="0" w:color="D7DEE5"/>
+              <w:left w:val="single" w:sz="4" w:space="0" w:color="D7DEE5"/>
+              <w:bottom w:val="single" w:sz="4" w:space="0" w:color="D7DEE5"/>
+              <w:right w:val="single" w:sz="4" w:space="0" w:color="D7DEE5"/>
+            </w:tcBorders>
           </w:tcPr>
           <w:p>
             <w:r/>
             <w:r>
               <w:rPr>
-                <w:rFonts w:ascii="Meiryo UI" w:hAnsi="Meiryo UI" w:eastAsia="Meiryo UI"/>
+                <w:rFonts w:ascii="BIZ UDPGothic" w:hAnsi="BIZ UDPGothic" w:eastAsia="BIZ UDPGothic"/>
                 <w:b w:val="0"/>
                 <w:i w:val="0"/>
                 <w:sz w:val="19"/>
@@ -1205,12 +1674,19 @@
         <w:tc>
           <w:tcPr>
             <w:tcW w:type="dxa" w:w="3249"/>
+            <w:shd w:val="clear" w:color="auto" w:fill="F5F8FB"/>
+            <w:tcBorders>
+              <w:top w:val="single" w:sz="4" w:space="0" w:color="D7DEE5"/>
+              <w:left w:val="single" w:sz="4" w:space="0" w:color="D7DEE5"/>
+              <w:bottom w:val="single" w:sz="4" w:space="0" w:color="D7DEE5"/>
+              <w:right w:val="single" w:sz="4" w:space="0" w:color="D7DEE5"/>
+            </w:tcBorders>
           </w:tcPr>
           <w:p>
             <w:r/>
             <w:r>
               <w:rPr>
-                <w:rFonts w:ascii="ＭＳ ゴシック" w:hAnsi="ＭＳ ゴシック" w:eastAsia="ＭＳ ゴシック"/>
+                <w:rFonts w:ascii="BIZ UDGothic" w:hAnsi="BIZ UDGothic" w:eastAsia="BIZ UDGothic"/>
                 <w:b w:val="0"/>
                 <w:i w:val="0"/>
                 <w:sz w:val="18"/>
@@ -1224,14 +1700,18 @@
     <w:p>
       <w:pPr>
         <w:spacing w:before="200" w:after="60"/>
+        <w:pBdr>
+          <w:left w:val="single" w:sz="24" w:space="8" w:color="1F5C99"/>
+        </w:pBdr>
+        <w:ind w:left="113"/>
       </w:pPr>
       <w:r>
         <w:rPr>
-          <w:rFonts w:ascii="Meiryo UI" w:hAnsi="Meiryo UI" w:eastAsia="Meiryo UI"/>
+          <w:rFonts w:ascii="BIZ UDPGothic" w:hAnsi="BIZ UDPGothic" w:eastAsia="BIZ UDPGothic"/>
           <w:b/>
           <w:i w:val="0"/>
-          <w:color w:val="1F5C99"/>
-          <w:sz w:val="30"/>
+          <w:color w:val="20242C"/>
+          <w:sz w:val="32"/>
         </w:rPr>
         <w:t>4. SQL Server セットアップ（フェーズ2）</w:t>
       </w:r>
@@ -1242,7 +1722,7 @@
       </w:pPr>
       <w:r>
         <w:rPr>
-          <w:rFonts w:ascii="Meiryo UI" w:hAnsi="Meiryo UI" w:eastAsia="Meiryo UI"/>
+          <w:rFonts w:ascii="BIZ UDPGothic" w:hAnsi="BIZ UDPGothic" w:eastAsia="BIZ UDPGothic"/>
           <w:b w:val="0"/>
           <w:i w:val="0"/>
           <w:sz w:val="21"/>
@@ -1251,7 +1731,7 @@
       </w:r>
       <w:r>
         <w:rPr>
-          <w:rFonts w:ascii="Meiryo UI" w:hAnsi="Meiryo UI" w:eastAsia="Meiryo UI"/>
+          <w:rFonts w:ascii="BIZ UDPGothic" w:hAnsi="BIZ UDPGothic" w:eastAsia="BIZ UDPGothic"/>
           <w:b/>
           <w:i w:val="0"/>
           <w:sz w:val="21"/>
@@ -1260,7 +1740,7 @@
       </w:r>
       <w:r>
         <w:rPr>
-          <w:rFonts w:ascii="Meiryo UI" w:hAnsi="Meiryo UI" w:eastAsia="Meiryo UI"/>
+          <w:rFonts w:ascii="BIZ UDPGothic" w:hAnsi="BIZ UDPGothic" w:eastAsia="BIZ UDPGothic"/>
           <w:b w:val="0"/>
           <w:i w:val="0"/>
           <w:sz w:val="21"/>
@@ -1269,7 +1749,7 @@
       </w:r>
       <w:r>
         <w:rPr>
-          <w:rFonts w:ascii="ＭＳ ゴシック" w:hAnsi="ＭＳ ゴシック" w:eastAsia="ＭＳ ゴシック"/>
+          <w:rFonts w:ascii="BIZ UDGothic" w:hAnsi="BIZ UDGothic" w:eastAsia="BIZ UDGothic"/>
           <w:b w:val="0"/>
           <w:i w:val="0"/>
           <w:sz w:val="20"/>
@@ -1278,7 +1758,7 @@
       </w:r>
       <w:r>
         <w:rPr>
-          <w:rFonts w:ascii="Meiryo UI" w:hAnsi="Meiryo UI" w:eastAsia="Meiryo UI"/>
+          <w:rFonts w:ascii="BIZ UDPGothic" w:hAnsi="BIZ UDPGothic" w:eastAsia="BIZ UDPGothic"/>
           <w:b w:val="0"/>
           <w:i w:val="0"/>
           <w:sz w:val="21"/>
@@ -1287,7 +1767,7 @@
       </w:r>
       <w:r>
         <w:rPr>
-          <w:rFonts w:ascii="ＭＳ ゴシック" w:hAnsi="ＭＳ ゴシック" w:eastAsia="ＭＳ ゴシック"/>
+          <w:rFonts w:ascii="BIZ UDGothic" w:hAnsi="BIZ UDGothic" w:eastAsia="BIZ UDGothic"/>
           <w:b w:val="0"/>
           <w:i w:val="0"/>
           <w:sz w:val="20"/>
@@ -1296,7 +1776,7 @@
       </w:r>
       <w:r>
         <w:rPr>
-          <w:rFonts w:ascii="Meiryo UI" w:hAnsi="Meiryo UI" w:eastAsia="Meiryo UI"/>
+          <w:rFonts w:ascii="BIZ UDPGothic" w:hAnsi="BIZ UDPGothic" w:eastAsia="BIZ UDPGothic"/>
           <w:b w:val="0"/>
           <w:i w:val="0"/>
           <w:sz w:val="21"/>
@@ -1305,7 +1785,7 @@
       </w:r>
       <w:r>
         <w:rPr>
-          <w:rFonts w:ascii="ＭＳ ゴシック" w:hAnsi="ＭＳ ゴシック" w:eastAsia="ＭＳ ゴシック"/>
+          <w:rFonts w:ascii="BIZ UDGothic" w:hAnsi="BIZ UDGothic" w:eastAsia="BIZ UDGothic"/>
           <w:b w:val="0"/>
           <w:i w:val="0"/>
           <w:sz w:val="20"/>
@@ -1314,7 +1794,7 @@
       </w:r>
       <w:r>
         <w:rPr>
-          <w:rFonts w:ascii="Meiryo UI" w:hAnsi="Meiryo UI" w:eastAsia="Meiryo UI"/>
+          <w:rFonts w:ascii="BIZ UDPGothic" w:hAnsi="BIZ UDPGothic" w:eastAsia="BIZ UDPGothic"/>
           <w:b w:val="0"/>
           <w:i w:val="0"/>
           <w:sz w:val="21"/>
@@ -1323,7 +1803,7 @@
       </w:r>
       <w:r>
         <w:rPr>
-          <w:rFonts w:ascii="ＭＳ ゴシック" w:hAnsi="ＭＳ ゴシック" w:eastAsia="ＭＳ ゴシック"/>
+          <w:rFonts w:ascii="BIZ UDGothic" w:hAnsi="BIZ UDGothic" w:eastAsia="BIZ UDGothic"/>
           <w:b w:val="0"/>
           <w:i w:val="0"/>
           <w:sz w:val="20"/>
@@ -1332,7 +1812,7 @@
       </w:r>
       <w:r>
         <w:rPr>
-          <w:rFonts w:ascii="Meiryo UI" w:hAnsi="Meiryo UI" w:eastAsia="Meiryo UI"/>
+          <w:rFonts w:ascii="BIZ UDPGothic" w:hAnsi="BIZ UDPGothic" w:eastAsia="BIZ UDPGothic"/>
           <w:b w:val="0"/>
           <w:i w:val="0"/>
           <w:sz w:val="21"/>
@@ -1346,7 +1826,7 @@
       </w:pPr>
       <w:r>
         <w:rPr>
-          <w:rFonts w:ascii="Meiryo UI" w:hAnsi="Meiryo UI" w:eastAsia="Meiryo UI"/>
+          <w:rFonts w:ascii="BIZ UDPGothic" w:hAnsi="BIZ UDPGothic" w:eastAsia="BIZ UDPGothic"/>
           <w:b w:val="0"/>
           <w:i w:val="0"/>
           <w:sz w:val="21"/>
@@ -1355,7 +1835,7 @@
       </w:r>
       <w:r>
         <w:rPr>
-          <w:rFonts w:ascii="ＭＳ ゴシック" w:hAnsi="ＭＳ ゴシック" w:eastAsia="ＭＳ ゴシック"/>
+          <w:rFonts w:ascii="BIZ UDGothic" w:hAnsi="BIZ UDGothic" w:eastAsia="BIZ UDGothic"/>
           <w:b w:val="0"/>
           <w:i w:val="0"/>
           <w:sz w:val="20"/>
@@ -1364,7 +1844,7 @@
       </w:r>
       <w:r>
         <w:rPr>
-          <w:rFonts w:ascii="Meiryo UI" w:hAnsi="Meiryo UI" w:eastAsia="Meiryo UI"/>
+          <w:rFonts w:ascii="BIZ UDPGothic" w:hAnsi="BIZ UDPGothic" w:eastAsia="BIZ UDPGothic"/>
           <w:b w:val="0"/>
           <w:i w:val="0"/>
           <w:sz w:val="21"/>
@@ -1376,11 +1856,11 @@
       <w:pPr>
         <w:spacing w:before="60" w:after="120"/>
         <w:ind w:left="170"/>
-        <w:shd w:val="clear" w:color="auto" w:fill="F2F4F7"/>
+        <w:shd w:val="clear" w:color="auto" w:fill="F4F6F8"/>
       </w:pPr>
       <w:r>
         <w:rPr>
-          <w:rFonts w:ascii="ＭＳ ゴシック" w:hAnsi="ＭＳ ゴシック" w:eastAsia="ＭＳ ゴシック"/>
+          <w:rFonts w:ascii="BIZ UDGothic" w:hAnsi="BIZ UDGothic" w:eastAsia="BIZ UDGothic"/>
           <w:b w:val="0"/>
           <w:i w:val="0"/>
           <w:sz w:val="17"/>
@@ -1392,118 +1872,165 @@
         <w:t>seed/   管理ユーザー.sql / パーツカタログ.sql / サンプルデータ.sql</w:t>
       </w:r>
     </w:p>
-    <w:p>
-      <w:pPr>
-        <w:spacing w:before="80" w:after="120"/>
-        <w:shd w:val="clear" w:color="auto" w:fill="FDECEC"/>
-      </w:pPr>
-      <w:r>
-        <w:rPr>
-          <w:rFonts w:ascii="Meiryo UI" w:hAnsi="Meiryo UI" w:eastAsia="Meiryo UI"/>
-          <w:b w:val="0"/>
-          <w:i w:val="0"/>
-          <w:sz w:val="20"/>
-        </w:rPr>
-        <w:t xml:space="preserve">全 SQL ファイルは </w:t>
-      </w:r>
-      <w:r>
-        <w:rPr>
-          <w:rFonts w:ascii="Meiryo UI" w:hAnsi="Meiryo UI" w:eastAsia="Meiryo UI"/>
-          <w:b/>
-          <w:i w:val="0"/>
-          <w:sz w:val="20"/>
-        </w:rPr>
-        <w:t>UTF-8 BOM 保存</w:t>
-      </w:r>
-      <w:r>
-        <w:rPr>
-          <w:rFonts w:ascii="Meiryo UI" w:hAnsi="Meiryo UI" w:eastAsia="Meiryo UI"/>
-          <w:b w:val="0"/>
-          <w:i w:val="0"/>
-          <w:sz w:val="20"/>
-        </w:rPr>
-        <w:t xml:space="preserve">（日本語識別子 + sqlcmd の cp932 対策）。SQL Server 2012 互換のため </w:t>
-      </w:r>
-      <w:r>
-        <w:rPr>
-          <w:rFonts w:ascii="ＭＳ ゴシック" w:hAnsi="ＭＳ ゴシック" w:eastAsia="ＭＳ ゴシック"/>
-          <w:b w:val="0"/>
-          <w:i w:val="0"/>
-          <w:sz w:val="19"/>
-        </w:rPr>
-        <w:t>CREATE OR ALTER</w:t>
-      </w:r>
-      <w:r>
-        <w:rPr>
-          <w:rFonts w:ascii="Meiryo UI" w:hAnsi="Meiryo UI" w:eastAsia="Meiryo UI"/>
-          <w:b w:val="0"/>
-          <w:i w:val="0"/>
-          <w:sz w:val="20"/>
-        </w:rPr>
-        <w:t xml:space="preserve"> / </w:t>
-      </w:r>
-      <w:r>
-        <w:rPr>
-          <w:rFonts w:ascii="ＭＳ ゴシック" w:hAnsi="ＭＳ ゴシック" w:eastAsia="ＭＳ ゴシック"/>
-          <w:b w:val="0"/>
-          <w:i w:val="0"/>
-          <w:sz w:val="19"/>
-        </w:rPr>
-        <w:t>OPENJSON</w:t>
-      </w:r>
-      <w:r>
-        <w:rPr>
-          <w:rFonts w:ascii="Meiryo UI" w:hAnsi="Meiryo UI" w:eastAsia="Meiryo UI"/>
-          <w:b w:val="0"/>
-          <w:i w:val="0"/>
-          <w:sz w:val="20"/>
-        </w:rPr>
-        <w:t xml:space="preserve"> / </w:t>
-      </w:r>
-      <w:r>
-        <w:rPr>
-          <w:rFonts w:ascii="ＭＳ ゴシック" w:hAnsi="ＭＳ ゴシック" w:eastAsia="ＭＳ ゴシック"/>
-          <w:b w:val="0"/>
-          <w:i w:val="0"/>
-          <w:sz w:val="19"/>
-        </w:rPr>
-        <w:t>FOR JSON</w:t>
-      </w:r>
-      <w:r>
-        <w:rPr>
-          <w:rFonts w:ascii="Meiryo UI" w:hAnsi="Meiryo UI" w:eastAsia="Meiryo UI"/>
-          <w:b w:val="0"/>
-          <w:i w:val="0"/>
-          <w:sz w:val="20"/>
-        </w:rPr>
-        <w:t xml:space="preserve"> / </w:t>
-      </w:r>
-      <w:r>
-        <w:rPr>
-          <w:rFonts w:ascii="ＭＳ ゴシック" w:hAnsi="ＭＳ ゴシック" w:eastAsia="ＭＳ ゴシック"/>
-          <w:b w:val="0"/>
-          <w:i w:val="0"/>
-          <w:sz w:val="19"/>
-        </w:rPr>
-        <w:t>STRING_AGG</w:t>
-      </w:r>
-      <w:r>
-        <w:rPr>
-          <w:rFonts w:ascii="Meiryo UI" w:hAnsi="Meiryo UI" w:eastAsia="Meiryo UI"/>
-          <w:b w:val="0"/>
-          <w:i w:val="0"/>
-          <w:sz w:val="20"/>
-        </w:rPr>
-        <w:t xml:space="preserve"> は不使用。</w:t>
-      </w:r>
-    </w:p>
+    <w:tbl>
+      <w:tblPr>
+        <w:tblW w:type="auto" w:w="0"/>
+        <w:tblLook w:firstColumn="1" w:firstRow="1" w:lastColumn="0" w:lastRow="0" w:noHBand="0" w:noVBand="1" w:val="04A0"/>
+      </w:tblPr>
+      <w:tblGrid>
+        <w:gridCol w:w="9746"/>
+      </w:tblGrid>
+      <w:tr>
+        <w:trPr>
+          <w:cantSplit/>
+        </w:trPr>
+        <w:tc>
+          <w:tcPr>
+            <w:tcW w:type="dxa" w:w="9746"/>
+            <w:shd w:val="clear" w:color="auto" w:fill="FDECEC"/>
+            <w:tcBorders>
+              <w:top w:val="single" w:sz="8" w:space="0" w:color="E4A9A9"/>
+              <w:left w:val="single" w:sz="8" w:space="0" w:color="E4A9A9"/>
+              <w:bottom w:val="single" w:sz="8" w:space="0" w:color="E4A9A9"/>
+              <w:right w:val="single" w:sz="8" w:space="0" w:color="E4A9A9"/>
+            </w:tcBorders>
+          </w:tcPr>
+          <w:p>
+            <w:r>
+              <w:rPr>
+                <w:rFonts w:ascii="BIZ UDPGothic" w:hAnsi="BIZ UDPGothic" w:eastAsia="BIZ UDPGothic"/>
+                <w:b/>
+                <w:i w:val="0"/>
+                <w:color w:val="FFFFFF"/>
+                <w:sz w:val="18"/>
+                <w:shd w:val="clear" w:color="auto" w:fill="1F5C99"/>
+              </w:rPr>
+              <w:t xml:space="preserve"> 注意 </w:t>
+            </w:r>
+            <w:r>
+              <w:t xml:space="preserve">  </w:t>
+            </w:r>
+            <w:r>
+              <w:rPr>
+                <w:rFonts w:ascii="BIZ UDPGothic" w:hAnsi="BIZ UDPGothic" w:eastAsia="BIZ UDPGothic"/>
+                <w:b w:val="0"/>
+                <w:i w:val="0"/>
+                <w:color w:val="20242C"/>
+                <w:sz w:val="20"/>
+              </w:rPr>
+              <w:t xml:space="preserve">全 SQL ファイルは </w:t>
+            </w:r>
+            <w:r>
+              <w:rPr>
+                <w:rFonts w:ascii="BIZ UDPGothic" w:hAnsi="BIZ UDPGothic" w:eastAsia="BIZ UDPGothic"/>
+                <w:b/>
+                <w:i w:val="0"/>
+                <w:color w:val="20242C"/>
+                <w:sz w:val="20"/>
+              </w:rPr>
+              <w:t>UTF-8 BOM 保存</w:t>
+            </w:r>
+            <w:r>
+              <w:rPr>
+                <w:rFonts w:ascii="BIZ UDPGothic" w:hAnsi="BIZ UDPGothic" w:eastAsia="BIZ UDPGothic"/>
+                <w:b w:val="0"/>
+                <w:i w:val="0"/>
+                <w:color w:val="20242C"/>
+                <w:sz w:val="20"/>
+              </w:rPr>
+              <w:t xml:space="preserve">（日本語識別子 + sqlcmd の cp932 対策）。SQL Server 2012 互換のため </w:t>
+            </w:r>
+            <w:r>
+              <w:rPr>
+                <w:rFonts w:ascii="BIZ UDGothic" w:hAnsi="BIZ UDGothic" w:eastAsia="BIZ UDGothic"/>
+                <w:b w:val="0"/>
+                <w:i w:val="0"/>
+                <w:color w:val="20242C"/>
+                <w:sz w:val="19"/>
+              </w:rPr>
+              <w:t>CREATE OR ALTER</w:t>
+            </w:r>
+            <w:r>
+              <w:rPr>
+                <w:rFonts w:ascii="BIZ UDPGothic" w:hAnsi="BIZ UDPGothic" w:eastAsia="BIZ UDPGothic"/>
+                <w:b w:val="0"/>
+                <w:i w:val="0"/>
+                <w:color w:val="20242C"/>
+                <w:sz w:val="20"/>
+              </w:rPr>
+              <w:t xml:space="preserve"> / </w:t>
+            </w:r>
+            <w:r>
+              <w:rPr>
+                <w:rFonts w:ascii="BIZ UDGothic" w:hAnsi="BIZ UDGothic" w:eastAsia="BIZ UDGothic"/>
+                <w:b w:val="0"/>
+                <w:i w:val="0"/>
+                <w:color w:val="20242C"/>
+                <w:sz w:val="19"/>
+              </w:rPr>
+              <w:t>OPENJSON</w:t>
+            </w:r>
+            <w:r>
+              <w:rPr>
+                <w:rFonts w:ascii="BIZ UDPGothic" w:hAnsi="BIZ UDPGothic" w:eastAsia="BIZ UDPGothic"/>
+                <w:b w:val="0"/>
+                <w:i w:val="0"/>
+                <w:color w:val="20242C"/>
+                <w:sz w:val="20"/>
+              </w:rPr>
+              <w:t xml:space="preserve"> / </w:t>
+            </w:r>
+            <w:r>
+              <w:rPr>
+                <w:rFonts w:ascii="BIZ UDGothic" w:hAnsi="BIZ UDGothic" w:eastAsia="BIZ UDGothic"/>
+                <w:b w:val="0"/>
+                <w:i w:val="0"/>
+                <w:color w:val="20242C"/>
+                <w:sz w:val="19"/>
+              </w:rPr>
+              <w:t>FOR JSON</w:t>
+            </w:r>
+            <w:r>
+              <w:rPr>
+                <w:rFonts w:ascii="BIZ UDPGothic" w:hAnsi="BIZ UDPGothic" w:eastAsia="BIZ UDPGothic"/>
+                <w:b w:val="0"/>
+                <w:i w:val="0"/>
+                <w:color w:val="20242C"/>
+                <w:sz w:val="20"/>
+              </w:rPr>
+              <w:t xml:space="preserve"> / </w:t>
+            </w:r>
+            <w:r>
+              <w:rPr>
+                <w:rFonts w:ascii="BIZ UDGothic" w:hAnsi="BIZ UDGothic" w:eastAsia="BIZ UDGothic"/>
+                <w:b w:val="0"/>
+                <w:i w:val="0"/>
+                <w:color w:val="20242C"/>
+                <w:sz w:val="19"/>
+              </w:rPr>
+              <w:t>STRING_AGG</w:t>
+            </w:r>
+            <w:r>
+              <w:rPr>
+                <w:rFonts w:ascii="BIZ UDPGothic" w:hAnsi="BIZ UDPGothic" w:eastAsia="BIZ UDPGothic"/>
+                <w:b w:val="0"/>
+                <w:i w:val="0"/>
+                <w:color w:val="20242C"/>
+                <w:sz w:val="20"/>
+              </w:rPr>
+              <w:t xml:space="preserve"> は不使用。</w:t>
+            </w:r>
+          </w:p>
+        </w:tc>
+      </w:tr>
+    </w:tbl>
     <w:p>
       <w:pPr>
         <w:spacing w:after="80"/>
       </w:pPr>
       <w:r>
         <w:rPr>
-          <w:rFonts w:ascii="Meiryo UI" w:hAnsi="Meiryo UI" w:eastAsia="Meiryo UI"/>
+          <w:rFonts w:ascii="BIZ UDPGothic" w:hAnsi="BIZ UDPGothic" w:eastAsia="BIZ UDPGothic"/>
           <w:b w:val="0"/>
           <w:i w:val="0"/>
           <w:sz w:val="21"/>
@@ -1515,11 +2042,11 @@
       <w:pPr>
         <w:spacing w:before="60" w:after="120"/>
         <w:ind w:left="170"/>
-        <w:shd w:val="clear" w:color="auto" w:fill="F2F4F7"/>
+        <w:shd w:val="clear" w:color="auto" w:fill="F4F6F8"/>
       </w:pPr>
       <w:r>
         <w:rPr>
-          <w:rFonts w:ascii="ＭＳ ゴシック" w:hAnsi="ＭＳ ゴシック" w:eastAsia="ＭＳ ゴシック"/>
+          <w:rFonts w:ascii="BIZ UDGothic" w:hAnsi="BIZ UDGothic" w:eastAsia="BIZ UDGothic"/>
           <w:b w:val="0"/>
           <w:i w:val="0"/>
           <w:sz w:val="17"/>
@@ -1542,7 +2069,7 @@
       </w:pPr>
       <w:r>
         <w:rPr>
-          <w:rFonts w:ascii="ＭＳ ゴシック" w:hAnsi="ＭＳ ゴシック" w:eastAsia="ＭＳ ゴシック"/>
+          <w:rFonts w:ascii="BIZ UDGothic" w:hAnsi="BIZ UDGothic" w:eastAsia="BIZ UDGothic"/>
           <w:b w:val="0"/>
           <w:i w:val="0"/>
           <w:sz w:val="20"/>
@@ -1551,7 +2078,7 @@
       </w:r>
       <w:r>
         <w:rPr>
-          <w:rFonts w:ascii="Meiryo UI" w:hAnsi="Meiryo UI" w:eastAsia="Meiryo UI"/>
+          <w:rFonts w:ascii="BIZ UDPGothic" w:hAnsi="BIZ UDPGothic" w:eastAsia="BIZ UDPGothic"/>
           <w:b w:val="0"/>
           <w:i w:val="0"/>
           <w:sz w:val="21"/>
@@ -1562,14 +2089,18 @@
     <w:p>
       <w:pPr>
         <w:spacing w:before="200" w:after="60"/>
+        <w:pBdr>
+          <w:left w:val="single" w:sz="24" w:space="8" w:color="1F5C99"/>
+        </w:pBdr>
+        <w:ind w:left="113"/>
       </w:pPr>
       <w:r>
         <w:rPr>
-          <w:rFonts w:ascii="Meiryo UI" w:hAnsi="Meiryo UI" w:eastAsia="Meiryo UI"/>
+          <w:rFonts w:ascii="BIZ UDPGothic" w:hAnsi="BIZ UDPGothic" w:eastAsia="BIZ UDPGothic"/>
           <w:b/>
           <w:i w:val="0"/>
-          <w:color w:val="1F5C99"/>
-          <w:sz w:val="30"/>
+          <w:color w:val="20242C"/>
+          <w:sz w:val="32"/>
         </w:rPr>
         <w:t>5. 起動（モード別）</w:t>
       </w:r>
@@ -1580,7 +2111,7 @@
       </w:pPr>
       <w:r>
         <w:rPr>
-          <w:rFonts w:ascii="ＭＳ ゴシック" w:hAnsi="ＭＳ ゴシック" w:eastAsia="ＭＳ ゴシック"/>
+          <w:rFonts w:ascii="BIZ UDGothic" w:hAnsi="BIZ UDGothic" w:eastAsia="BIZ UDGothic"/>
           <w:b w:val="0"/>
           <w:i w:val="0"/>
           <w:sz w:val="20"/>
@@ -1589,7 +2120,7 @@
       </w:r>
       <w:r>
         <w:rPr>
-          <w:rFonts w:ascii="Meiryo UI" w:hAnsi="Meiryo UI" w:eastAsia="Meiryo UI"/>
+          <w:rFonts w:ascii="BIZ UDPGothic" w:hAnsi="BIZ UDPGothic" w:eastAsia="BIZ UDPGothic"/>
           <w:b w:val="0"/>
           <w:i w:val="0"/>
           <w:sz w:val="21"/>
@@ -1599,7 +2130,6 @@
     </w:p>
     <w:tbl>
       <w:tblPr>
-        <w:tblStyle w:val="LightGrid-Accent1"/>
         <w:tblW w:type="auto" w:w="0"/>
         <w:jc w:val="left"/>
         <w:tblLook w:firstColumn="1" w:firstRow="1" w:lastColumn="0" w:lastRow="0" w:noHBand="0" w:noVBand="1" w:val="04A0"/>
@@ -1612,14 +2142,22 @@
         <w:tc>
           <w:tcPr>
             <w:tcW w:type="dxa" w:w="4873"/>
+            <w:shd w:val="clear" w:color="auto" w:fill="1F5C99"/>
+            <w:tcBorders>
+              <w:top w:val="single" w:sz="4" w:space="0" w:color="D7DEE5"/>
+              <w:left w:val="single" w:sz="4" w:space="0" w:color="D7DEE5"/>
+              <w:bottom w:val="single" w:sz="4" w:space="0" w:color="D7DEE5"/>
+              <w:right w:val="single" w:sz="4" w:space="0" w:color="D7DEE5"/>
+            </w:tcBorders>
           </w:tcPr>
           <w:p>
             <w:r/>
             <w:r>
               <w:rPr>
-                <w:rFonts w:ascii="Meiryo UI" w:hAnsi="Meiryo UI" w:eastAsia="Meiryo UI"/>
+                <w:rFonts w:ascii="BIZ UDPGothic" w:hAnsi="BIZ UDPGothic" w:eastAsia="BIZ UDPGothic"/>
                 <w:b/>
                 <w:i w:val="0"/>
+                <w:color w:val="FFFFFF"/>
                 <w:sz w:val="19"/>
               </w:rPr>
               <w:t>用途</w:t>
@@ -1629,14 +2167,22 @@
         <w:tc>
           <w:tcPr>
             <w:tcW w:type="dxa" w:w="4873"/>
+            <w:shd w:val="clear" w:color="auto" w:fill="1F5C99"/>
+            <w:tcBorders>
+              <w:top w:val="single" w:sz="4" w:space="0" w:color="D7DEE5"/>
+              <w:left w:val="single" w:sz="4" w:space="0" w:color="D7DEE5"/>
+              <w:bottom w:val="single" w:sz="4" w:space="0" w:color="D7DEE5"/>
+              <w:right w:val="single" w:sz="4" w:space="0" w:color="D7DEE5"/>
+            </w:tcBorders>
           </w:tcPr>
           <w:p>
             <w:r/>
             <w:r>
               <w:rPr>
-                <w:rFonts w:ascii="Meiryo UI" w:hAnsi="Meiryo UI" w:eastAsia="Meiryo UI"/>
+                <w:rFonts w:ascii="BIZ UDPGothic" w:hAnsi="BIZ UDPGothic" w:eastAsia="BIZ UDPGothic"/>
                 <w:b/>
                 <w:i w:val="0"/>
+                <w:color w:val="FFFFFF"/>
                 <w:sz w:val="19"/>
               </w:rPr>
               <w:t>コマンド</w:t>
@@ -1648,12 +2194,18 @@
         <w:tc>
           <w:tcPr>
             <w:tcW w:type="dxa" w:w="4873"/>
+            <w:tcBorders>
+              <w:top w:val="single" w:sz="4" w:space="0" w:color="D7DEE5"/>
+              <w:left w:val="single" w:sz="4" w:space="0" w:color="D7DEE5"/>
+              <w:bottom w:val="single" w:sz="4" w:space="0" w:color="D7DEE5"/>
+              <w:right w:val="single" w:sz="4" w:space="0" w:color="D7DEE5"/>
+            </w:tcBorders>
           </w:tcPr>
           <w:p>
             <w:r/>
             <w:r>
               <w:rPr>
-                <w:rFonts w:ascii="Meiryo UI" w:hAnsi="Meiryo UI" w:eastAsia="Meiryo UI"/>
+                <w:rFonts w:ascii="BIZ UDPGothic" w:hAnsi="BIZ UDPGothic" w:eastAsia="BIZ UDPGothic"/>
                 <w:b w:val="0"/>
                 <w:i w:val="0"/>
                 <w:sz w:val="19"/>
@@ -1665,12 +2217,18 @@
         <w:tc>
           <w:tcPr>
             <w:tcW w:type="dxa" w:w="4873"/>
+            <w:tcBorders>
+              <w:top w:val="single" w:sz="4" w:space="0" w:color="D7DEE5"/>
+              <w:left w:val="single" w:sz="4" w:space="0" w:color="D7DEE5"/>
+              <w:bottom w:val="single" w:sz="4" w:space="0" w:color="D7DEE5"/>
+              <w:right w:val="single" w:sz="4" w:space="0" w:color="D7DEE5"/>
+            </w:tcBorders>
           </w:tcPr>
           <w:p>
             <w:r/>
             <w:r>
               <w:rPr>
-                <w:rFonts w:ascii="ＭＳ ゴシック" w:hAnsi="ＭＳ ゴシック" w:eastAsia="ＭＳ ゴシック"/>
+                <w:rFonts w:ascii="BIZ UDGothic" w:hAnsi="BIZ UDGothic" w:eastAsia="BIZ UDGothic"/>
                 <w:b w:val="0"/>
                 <w:i w:val="0"/>
                 <w:sz w:val="18"/>
@@ -1679,7 +2237,7 @@
             </w:r>
             <w:r>
               <w:rPr>
-                <w:rFonts w:ascii="Meiryo UI" w:hAnsi="Meiryo UI" w:eastAsia="Meiryo UI"/>
+                <w:rFonts w:ascii="BIZ UDPGothic" w:hAnsi="BIZ UDPGothic" w:eastAsia="BIZ UDPGothic"/>
                 <w:b w:val="0"/>
                 <w:i w:val="0"/>
                 <w:sz w:val="19"/>
@@ -1688,7 +2246,7 @@
             </w:r>
             <w:r>
               <w:rPr>
-                <w:rFonts w:ascii="ＭＳ ゴシック" w:hAnsi="ＭＳ ゴシック" w:eastAsia="ＭＳ ゴシック"/>
+                <w:rFonts w:ascii="BIZ UDGothic" w:hAnsi="BIZ UDGothic" w:eastAsia="BIZ UDGothic"/>
                 <w:b w:val="0"/>
                 <w:i w:val="0"/>
                 <w:sz w:val="18"/>
@@ -1702,12 +2260,19 @@
         <w:tc>
           <w:tcPr>
             <w:tcW w:type="dxa" w:w="4873"/>
+            <w:shd w:val="clear" w:color="auto" w:fill="F5F8FB"/>
+            <w:tcBorders>
+              <w:top w:val="single" w:sz="4" w:space="0" w:color="D7DEE5"/>
+              <w:left w:val="single" w:sz="4" w:space="0" w:color="D7DEE5"/>
+              <w:bottom w:val="single" w:sz="4" w:space="0" w:color="D7DEE5"/>
+              <w:right w:val="single" w:sz="4" w:space="0" w:color="D7DEE5"/>
+            </w:tcBorders>
           </w:tcPr>
           <w:p>
             <w:r/>
             <w:r>
               <w:rPr>
-                <w:rFonts w:ascii="Meiryo UI" w:hAnsi="Meiryo UI" w:eastAsia="Meiryo UI"/>
+                <w:rFonts w:ascii="BIZ UDPGothic" w:hAnsi="BIZ UDPGothic" w:eastAsia="BIZ UDPGothic"/>
                 <w:b w:val="0"/>
                 <w:i w:val="0"/>
                 <w:sz w:val="19"/>
@@ -1719,12 +2284,19 @@
         <w:tc>
           <w:tcPr>
             <w:tcW w:type="dxa" w:w="4873"/>
+            <w:shd w:val="clear" w:color="auto" w:fill="F5F8FB"/>
+            <w:tcBorders>
+              <w:top w:val="single" w:sz="4" w:space="0" w:color="D7DEE5"/>
+              <w:left w:val="single" w:sz="4" w:space="0" w:color="D7DEE5"/>
+              <w:bottom w:val="single" w:sz="4" w:space="0" w:color="D7DEE5"/>
+              <w:right w:val="single" w:sz="4" w:space="0" w:color="D7DEE5"/>
+            </w:tcBorders>
           </w:tcPr>
           <w:p>
             <w:r/>
             <w:r>
               <w:rPr>
-                <w:rFonts w:ascii="ＭＳ ゴシック" w:hAnsi="ＭＳ ゴシック" w:eastAsia="ＭＳ ゴシック"/>
+                <w:rFonts w:ascii="BIZ UDGothic" w:hAnsi="BIZ UDGothic" w:eastAsia="BIZ UDGothic"/>
                 <w:b w:val="0"/>
                 <w:i w:val="0"/>
                 <w:sz w:val="18"/>
@@ -1733,7 +2305,7 @@
             </w:r>
             <w:r>
               <w:rPr>
-                <w:rFonts w:ascii="Meiryo UI" w:hAnsi="Meiryo UI" w:eastAsia="Meiryo UI"/>
+                <w:rFonts w:ascii="BIZ UDPGothic" w:hAnsi="BIZ UDPGothic" w:eastAsia="BIZ UDPGothic"/>
                 <w:b w:val="0"/>
                 <w:i w:val="0"/>
                 <w:sz w:val="19"/>
@@ -1742,7 +2314,7 @@
             </w:r>
             <w:r>
               <w:rPr>
-                <w:rFonts w:ascii="ＭＳ ゴシック" w:hAnsi="ＭＳ ゴシック" w:eastAsia="ＭＳ ゴシック"/>
+                <w:rFonts w:ascii="BIZ UDGothic" w:hAnsi="BIZ UDGothic" w:eastAsia="BIZ UDGothic"/>
                 <w:b w:val="0"/>
                 <w:i w:val="0"/>
                 <w:sz w:val="18"/>
@@ -1751,7 +2323,7 @@
             </w:r>
             <w:r>
               <w:rPr>
-                <w:rFonts w:ascii="Meiryo UI" w:hAnsi="Meiryo UI" w:eastAsia="Meiryo UI"/>
+                <w:rFonts w:ascii="BIZ UDPGothic" w:hAnsi="BIZ UDPGothic" w:eastAsia="BIZ UDPGothic"/>
                 <w:b w:val="0"/>
                 <w:i w:val="0"/>
                 <w:sz w:val="19"/>
@@ -1760,7 +2332,7 @@
             </w:r>
             <w:r>
               <w:rPr>
-                <w:rFonts w:ascii="ＭＳ ゴシック" w:hAnsi="ＭＳ ゴシック" w:eastAsia="ＭＳ ゴシック"/>
+                <w:rFonts w:ascii="BIZ UDGothic" w:hAnsi="BIZ UDGothic" w:eastAsia="BIZ UDGothic"/>
                 <w:b w:val="0"/>
                 <w:i w:val="0"/>
                 <w:sz w:val="18"/>
@@ -1774,12 +2346,18 @@
         <w:tc>
           <w:tcPr>
             <w:tcW w:type="dxa" w:w="4873"/>
+            <w:tcBorders>
+              <w:top w:val="single" w:sz="4" w:space="0" w:color="D7DEE5"/>
+              <w:left w:val="single" w:sz="4" w:space="0" w:color="D7DEE5"/>
+              <w:bottom w:val="single" w:sz="4" w:space="0" w:color="D7DEE5"/>
+              <w:right w:val="single" w:sz="4" w:space="0" w:color="D7DEE5"/>
+            </w:tcBorders>
           </w:tcPr>
           <w:p>
             <w:r/>
             <w:r>
               <w:rPr>
-                <w:rFonts w:ascii="Meiryo UI" w:hAnsi="Meiryo UI" w:eastAsia="Meiryo UI"/>
+                <w:rFonts w:ascii="BIZ UDPGothic" w:hAnsi="BIZ UDPGothic" w:eastAsia="BIZ UDPGothic"/>
                 <w:b w:val="0"/>
                 <w:i w:val="0"/>
                 <w:sz w:val="19"/>
@@ -1791,12 +2369,18 @@
         <w:tc>
           <w:tcPr>
             <w:tcW w:type="dxa" w:w="4873"/>
+            <w:tcBorders>
+              <w:top w:val="single" w:sz="4" w:space="0" w:color="D7DEE5"/>
+              <w:left w:val="single" w:sz="4" w:space="0" w:color="D7DEE5"/>
+              <w:bottom w:val="single" w:sz="4" w:space="0" w:color="D7DEE5"/>
+              <w:right w:val="single" w:sz="4" w:space="0" w:color="D7DEE5"/>
+            </w:tcBorders>
           </w:tcPr>
           <w:p>
             <w:r/>
             <w:r>
               <w:rPr>
-                <w:rFonts w:ascii="ＭＳ ゴシック" w:hAnsi="ＭＳ ゴシック" w:eastAsia="ＭＳ ゴシック"/>
+                <w:rFonts w:ascii="BIZ UDGothic" w:hAnsi="BIZ UDGothic" w:eastAsia="BIZ UDGothic"/>
                 <w:b w:val="0"/>
                 <w:i w:val="0"/>
                 <w:sz w:val="18"/>
@@ -1810,12 +2394,19 @@
         <w:tc>
           <w:tcPr>
             <w:tcW w:type="dxa" w:w="4873"/>
+            <w:shd w:val="clear" w:color="auto" w:fill="F5F8FB"/>
+            <w:tcBorders>
+              <w:top w:val="single" w:sz="4" w:space="0" w:color="D7DEE5"/>
+              <w:left w:val="single" w:sz="4" w:space="0" w:color="D7DEE5"/>
+              <w:bottom w:val="single" w:sz="4" w:space="0" w:color="D7DEE5"/>
+              <w:right w:val="single" w:sz="4" w:space="0" w:color="D7DEE5"/>
+            </w:tcBorders>
           </w:tcPr>
           <w:p>
             <w:r/>
             <w:r>
               <w:rPr>
-                <w:rFonts w:ascii="Meiryo UI" w:hAnsi="Meiryo UI" w:eastAsia="Meiryo UI"/>
+                <w:rFonts w:ascii="BIZ UDPGothic" w:hAnsi="BIZ UDPGothic" w:eastAsia="BIZ UDPGothic"/>
                 <w:b w:val="0"/>
                 <w:i w:val="0"/>
                 <w:sz w:val="19"/>
@@ -1827,12 +2418,19 @@
         <w:tc>
           <w:tcPr>
             <w:tcW w:type="dxa" w:w="4873"/>
+            <w:shd w:val="clear" w:color="auto" w:fill="F5F8FB"/>
+            <w:tcBorders>
+              <w:top w:val="single" w:sz="4" w:space="0" w:color="D7DEE5"/>
+              <w:left w:val="single" w:sz="4" w:space="0" w:color="D7DEE5"/>
+              <w:bottom w:val="single" w:sz="4" w:space="0" w:color="D7DEE5"/>
+              <w:right w:val="single" w:sz="4" w:space="0" w:color="D7DEE5"/>
+            </w:tcBorders>
           </w:tcPr>
           <w:p>
             <w:r/>
             <w:r>
               <w:rPr>
-                <w:rFonts w:ascii="ＭＳ ゴシック" w:hAnsi="ＭＳ ゴシック" w:eastAsia="ＭＳ ゴシック"/>
+                <w:rFonts w:ascii="BIZ UDGothic" w:hAnsi="BIZ UDGothic" w:eastAsia="BIZ UDGothic"/>
                 <w:b w:val="0"/>
                 <w:i w:val="0"/>
                 <w:sz w:val="18"/>
@@ -1849,7 +2447,7 @@
       </w:pPr>
       <w:r>
         <w:rPr>
-          <w:rFonts w:ascii="Meiryo UI" w:hAnsi="Meiryo UI" w:eastAsia="Meiryo UI"/>
+          <w:rFonts w:ascii="BIZ UDPGothic" w:hAnsi="BIZ UDPGothic" w:eastAsia="BIZ UDPGothic"/>
           <w:b w:val="0"/>
           <w:i w:val="0"/>
           <w:sz w:val="21"/>
@@ -1858,7 +2456,7 @@
       </w:r>
       <w:r>
         <w:rPr>
-          <w:rFonts w:ascii="ＭＳ ゴシック" w:hAnsi="ＭＳ ゴシック" w:eastAsia="ＭＳ ゴシック"/>
+          <w:rFonts w:ascii="BIZ UDGothic" w:hAnsi="BIZ UDGothic" w:eastAsia="BIZ UDGothic"/>
           <w:b w:val="0"/>
           <w:i w:val="0"/>
           <w:sz w:val="20"/>
@@ -1867,7 +2465,7 @@
       </w:r>
       <w:r>
         <w:rPr>
-          <w:rFonts w:ascii="Meiryo UI" w:hAnsi="Meiryo UI" w:eastAsia="Meiryo UI"/>
+          <w:rFonts w:ascii="BIZ UDPGothic" w:hAnsi="BIZ UDPGothic" w:eastAsia="BIZ UDPGothic"/>
           <w:b w:val="0"/>
           <w:i w:val="0"/>
           <w:sz w:val="21"/>
@@ -1876,7 +2474,7 @@
       </w:r>
       <w:r>
         <w:rPr>
-          <w:rFonts w:ascii="ＭＳ ゴシック" w:hAnsi="ＭＳ ゴシック" w:eastAsia="ＭＳ ゴシック"/>
+          <w:rFonts w:ascii="BIZ UDGothic" w:hAnsi="BIZ UDGothic" w:eastAsia="BIZ UDGothic"/>
           <w:b w:val="0"/>
           <w:i w:val="0"/>
           <w:sz w:val="20"/>
@@ -1885,7 +2483,7 @@
       </w:r>
       <w:r>
         <w:rPr>
-          <w:rFonts w:ascii="Meiryo UI" w:hAnsi="Meiryo UI" w:eastAsia="Meiryo UI"/>
+          <w:rFonts w:ascii="BIZ UDPGothic" w:hAnsi="BIZ UDPGothic" w:eastAsia="BIZ UDPGothic"/>
           <w:b w:val="0"/>
           <w:i w:val="0"/>
           <w:sz w:val="21"/>
@@ -1894,7 +2492,7 @@
       </w:r>
       <w:r>
         <w:rPr>
-          <w:rFonts w:ascii="ＭＳ ゴシック" w:hAnsi="ＭＳ ゴシック" w:eastAsia="ＭＳ ゴシック"/>
+          <w:rFonts w:ascii="BIZ UDGothic" w:hAnsi="BIZ UDGothic" w:eastAsia="BIZ UDGothic"/>
           <w:b w:val="0"/>
           <w:i w:val="0"/>
           <w:sz w:val="20"/>
@@ -1903,7 +2501,7 @@
       </w:r>
       <w:r>
         <w:rPr>
-          <w:rFonts w:ascii="Meiryo UI" w:hAnsi="Meiryo UI" w:eastAsia="Meiryo UI"/>
+          <w:rFonts w:ascii="BIZ UDPGothic" w:hAnsi="BIZ UDPGothic" w:eastAsia="BIZ UDPGothic"/>
           <w:b w:val="0"/>
           <w:i w:val="0"/>
           <w:sz w:val="21"/>
@@ -1911,474 +2509,918 @@
         <w:t xml:space="preserve"> を有効化し、Repository を REST 実装に差し替えて SQL Server に接続する。</w:t>
       </w:r>
     </w:p>
+    <w:tbl>
+      <w:tblPr>
+        <w:tblW w:type="auto" w:w="0"/>
+        <w:tblLook w:firstColumn="1" w:firstRow="1" w:lastColumn="0" w:lastRow="0" w:noHBand="0" w:noVBand="1" w:val="04A0"/>
+      </w:tblPr>
+      <w:tblGrid>
+        <w:gridCol w:w="9746"/>
+      </w:tblGrid>
+      <w:tr>
+        <w:trPr>
+          <w:cantSplit/>
+        </w:trPr>
+        <w:tc>
+          <w:tcPr>
+            <w:tcW w:type="dxa" w:w="9746"/>
+            <w:shd w:val="clear" w:color="auto" w:fill="FDECEC"/>
+            <w:tcBorders>
+              <w:top w:val="single" w:sz="8" w:space="0" w:color="E4A9A9"/>
+              <w:left w:val="single" w:sz="8" w:space="0" w:color="E4A9A9"/>
+              <w:bottom w:val="single" w:sz="8" w:space="0" w:color="E4A9A9"/>
+              <w:right w:val="single" w:sz="8" w:space="0" w:color="E4A9A9"/>
+            </w:tcBorders>
+          </w:tcPr>
+          <w:p>
+            <w:r>
+              <w:rPr>
+                <w:rFonts w:ascii="BIZ UDPGothic" w:hAnsi="BIZ UDPGothic" w:eastAsia="BIZ UDPGothic"/>
+                <w:b/>
+                <w:i w:val="0"/>
+                <w:color w:val="FFFFFF"/>
+                <w:sz w:val="18"/>
+                <w:shd w:val="clear" w:color="auto" w:fill="1F5C99"/>
+              </w:rPr>
+              <w:t xml:space="preserve"> 注意 </w:t>
+            </w:r>
+            <w:r>
+              <w:t xml:space="preserve">  </w:t>
+            </w:r>
+            <w:r>
+              <w:rPr>
+                <w:rFonts w:ascii="BIZ UDPGothic" w:hAnsi="BIZ UDPGothic" w:eastAsia="BIZ UDPGothic"/>
+                <w:b w:val="0"/>
+                <w:i w:val="0"/>
+                <w:color w:val="20242C"/>
+                <w:sz w:val="20"/>
+              </w:rPr>
+              <w:t>REST モードには msnodesqlv8 が必要。オフラインバンドルに含まれていない場合は、Windows x64・Node 24 一致のうえ再バンドルすること。</w:t>
+            </w:r>
+          </w:p>
+        </w:tc>
+      </w:tr>
+    </w:tbl>
     <w:p>
       <w:pPr>
-        <w:spacing w:before="80" w:after="120"/>
-        <w:shd w:val="clear" w:color="auto" w:fill="FDECEC"/>
+        <w:spacing w:before="200" w:after="60"/>
+        <w:pBdr>
+          <w:left w:val="single" w:sz="24" w:space="8" w:color="1F5C99"/>
+        </w:pBdr>
+        <w:ind w:left="113"/>
       </w:pPr>
       <w:r>
         <w:rPr>
-          <w:rFonts w:ascii="Meiryo UI" w:hAnsi="Meiryo UI" w:eastAsia="Meiryo UI"/>
-          <w:b w:val="0"/>
-          <w:i w:val="0"/>
-          <w:sz w:val="20"/>
-        </w:rPr>
-        <w:t>REST モードには msnodesqlv8 が必要。オフラインバンドルに含まれていない場合は、Windows x64・Node 24 一致のうえ再バンドルすること。</w:t>
-      </w:r>
-    </w:p>
-    <w:p>
-      <w:pPr>
-        <w:spacing w:before="200" w:after="60"/>
-      </w:pPr>
-      <w:r>
-        <w:rPr>
-          <w:rFonts w:ascii="Meiryo UI" w:hAnsi="Meiryo UI" w:eastAsia="Meiryo UI"/>
+          <w:rFonts w:ascii="BIZ UDPGothic" w:hAnsi="BIZ UDPGothic" w:eastAsia="BIZ UDPGothic"/>
           <w:b/>
           <w:i w:val="0"/>
-          <w:color w:val="1F5C99"/>
-          <w:sz w:val="30"/>
+          <w:color w:val="20242C"/>
+          <w:sz w:val="32"/>
         </w:rPr>
         <w:t>6. オフライン検証チェックリスト</w:t>
       </w:r>
     </w:p>
+    <w:tbl>
+      <w:tblPr>
+        <w:tblW w:type="auto" w:w="0"/>
+        <w:tblLayout w:type="fixed"/>
+        <w:tblLook w:firstColumn="1" w:firstRow="1" w:lastColumn="0" w:lastRow="0" w:noHBand="0" w:noVBand="1" w:val="04A0"/>
+      </w:tblPr>
+      <w:tblGrid>
+        <w:gridCol w:w="539"/>
+        <w:gridCol w:w="8504"/>
+      </w:tblGrid>
+      <w:tr>
+        <w:trPr>
+          <w:cantSplit/>
+        </w:trPr>
+        <w:tc>
+          <w:tcPr>
+            <w:tcW w:type="dxa" w:w="539"/>
+            <w:shd w:val="clear" w:color="auto" w:fill="1F5C99"/>
+            <w:vAlign w:val="center"/>
+            <w:tcBorders>
+              <w:top w:val="single" w:sz="4" w:space="0" w:color="D7DEE5"/>
+              <w:left w:val="single" w:sz="4" w:space="0" w:color="D7DEE5"/>
+              <w:bottom w:val="single" w:sz="4" w:space="0" w:color="D7DEE5"/>
+              <w:right w:val="single" w:sz="4" w:space="0" w:color="D7DEE5"/>
+            </w:tcBorders>
+          </w:tcPr>
+          <w:p>
+            <w:pPr>
+              <w:jc w:val="center"/>
+            </w:pPr>
+            <w:r>
+              <w:rPr>
+                <w:rFonts w:ascii="BIZ UDPGothic" w:hAnsi="BIZ UDPGothic" w:eastAsia="BIZ UDPGothic"/>
+                <w:b/>
+                <w:i w:val="0"/>
+                <w:color w:val="FFFFFF"/>
+                <w:sz w:val="22"/>
+              </w:rPr>
+              <w:t>1</w:t>
+            </w:r>
+          </w:p>
+        </w:tc>
+        <w:tc>
+          <w:tcPr>
+            <w:tcW w:type="dxa" w:w="8504"/>
+            <w:tcBorders>
+              <w:top w:val="single" w:sz="4" w:space="0" w:color="D7DEE5"/>
+              <w:left w:val="single" w:sz="4" w:space="0" w:color="D7DEE5"/>
+              <w:bottom w:val="single" w:sz="4" w:space="0" w:color="D7DEE5"/>
+              <w:right w:val="single" w:sz="4" w:space="0" w:color="D7DEE5"/>
+            </w:tcBorders>
+            <w:shd w:val="clear" w:color="auto" w:fill="FAFBFC"/>
+          </w:tcPr>
+          <w:p>
+            <w:r>
+              <w:rPr>
+                <w:rFonts w:ascii="BIZ UDPGothic" w:hAnsi="BIZ UDPGothic" w:eastAsia="BIZ UDPGothic"/>
+                <w:b/>
+                <w:i w:val="0"/>
+                <w:color w:val="20242C"/>
+                <w:sz w:val="21"/>
+              </w:rPr>
+              <w:t>調達</w:t>
+            </w:r>
+            <w:r>
+              <w:rPr>
+                <w:rFonts w:ascii="BIZ UDPGothic" w:hAnsi="BIZ UDPGothic" w:eastAsia="BIZ UDPGothic"/>
+                <w:b w:val="0"/>
+                <w:i w:val="0"/>
+                <w:color w:val="20242C"/>
+                <w:sz w:val="21"/>
+              </w:rPr>
+              <w:t>: バンドル tar.gz（</w:t>
+            </w:r>
+            <w:r>
+              <w:rPr>
+                <w:rFonts w:ascii="BIZ UDGothic" w:hAnsi="BIZ UDGothic" w:eastAsia="BIZ UDGothic"/>
+                <w:b w:val="0"/>
+                <w:i w:val="0"/>
+                <w:color w:val="20242C"/>
+                <w:sz w:val="20"/>
+              </w:rPr>
+              <w:t>.pnpm-store/</w:t>
+            </w:r>
+            <w:r>
+              <w:rPr>
+                <w:rFonts w:ascii="BIZ UDPGothic" w:hAnsi="BIZ UDPGothic" w:eastAsia="BIZ UDPGothic"/>
+                <w:b w:val="0"/>
+                <w:i w:val="0"/>
+                <w:color w:val="20242C"/>
+                <w:sz w:val="21"/>
+              </w:rPr>
+              <w:t>・</w:t>
+            </w:r>
+            <w:r>
+              <w:rPr>
+                <w:rFonts w:ascii="BIZ UDGothic" w:hAnsi="BIZ UDGothic" w:eastAsia="BIZ UDGothic"/>
+                <w:b w:val="0"/>
+                <w:i w:val="0"/>
+                <w:color w:val="20242C"/>
+                <w:sz w:val="20"/>
+              </w:rPr>
+              <w:t>pnpm.tgz</w:t>
+            </w:r>
+            <w:r>
+              <w:rPr>
+                <w:rFonts w:ascii="BIZ UDPGothic" w:hAnsi="BIZ UDPGothic" w:eastAsia="BIZ UDPGothic"/>
+                <w:b w:val="0"/>
+                <w:i w:val="0"/>
+                <w:color w:val="20242C"/>
+                <w:sz w:val="21"/>
+              </w:rPr>
+              <w:t>・</w:t>
+            </w:r>
+            <w:r>
+              <w:rPr>
+                <w:rFonts w:ascii="BIZ UDGothic" w:hAnsi="BIZ UDGothic" w:eastAsia="BIZ UDGothic"/>
+                <w:b w:val="0"/>
+                <w:i w:val="0"/>
+                <w:color w:val="20242C"/>
+                <w:sz w:val="20"/>
+              </w:rPr>
+              <w:t>ms-playwright/</w:t>
+            </w:r>
+            <w:r>
+              <w:rPr>
+                <w:rFonts w:ascii="BIZ UDPGothic" w:hAnsi="BIZ UDPGothic" w:eastAsia="BIZ UDPGothic"/>
+                <w:b w:val="0"/>
+                <w:i w:val="0"/>
+                <w:color w:val="20242C"/>
+                <w:sz w:val="21"/>
+              </w:rPr>
+              <w:t xml:space="preserve"> 同梱）が生成される。</w:t>
+            </w:r>
+          </w:p>
+        </w:tc>
+      </w:tr>
+    </w:tbl>
+    <w:tbl>
+      <w:tblPr>
+        <w:tblW w:type="auto" w:w="0"/>
+        <w:tblLayout w:type="fixed"/>
+        <w:tblLook w:firstColumn="1" w:firstRow="1" w:lastColumn="0" w:lastRow="0" w:noHBand="0" w:noVBand="1" w:val="04A0"/>
+      </w:tblPr>
+      <w:tblGrid>
+        <w:gridCol w:w="539"/>
+        <w:gridCol w:w="8504"/>
+      </w:tblGrid>
+      <w:tr>
+        <w:trPr>
+          <w:cantSplit/>
+        </w:trPr>
+        <w:tc>
+          <w:tcPr>
+            <w:tcW w:type="dxa" w:w="539"/>
+            <w:shd w:val="clear" w:color="auto" w:fill="1F5C99"/>
+            <w:vAlign w:val="center"/>
+            <w:tcBorders>
+              <w:top w:val="single" w:sz="4" w:space="0" w:color="D7DEE5"/>
+              <w:left w:val="single" w:sz="4" w:space="0" w:color="D7DEE5"/>
+              <w:bottom w:val="single" w:sz="4" w:space="0" w:color="D7DEE5"/>
+              <w:right w:val="single" w:sz="4" w:space="0" w:color="D7DEE5"/>
+            </w:tcBorders>
+          </w:tcPr>
+          <w:p>
+            <w:pPr>
+              <w:jc w:val="center"/>
+            </w:pPr>
+            <w:r>
+              <w:rPr>
+                <w:rFonts w:ascii="BIZ UDPGothic" w:hAnsi="BIZ UDPGothic" w:eastAsia="BIZ UDPGothic"/>
+                <w:b/>
+                <w:i w:val="0"/>
+                <w:color w:val="FFFFFF"/>
+                <w:sz w:val="22"/>
+              </w:rPr>
+              <w:t>2</w:t>
+            </w:r>
+          </w:p>
+        </w:tc>
+        <w:tc>
+          <w:tcPr>
+            <w:tcW w:type="dxa" w:w="8504"/>
+            <w:tcBorders>
+              <w:top w:val="single" w:sz="4" w:space="0" w:color="D7DEE5"/>
+              <w:left w:val="single" w:sz="4" w:space="0" w:color="D7DEE5"/>
+              <w:bottom w:val="single" w:sz="4" w:space="0" w:color="D7DEE5"/>
+              <w:right w:val="single" w:sz="4" w:space="0" w:color="D7DEE5"/>
+            </w:tcBorders>
+            <w:shd w:val="clear" w:color="auto" w:fill="FAFBFC"/>
+          </w:tcPr>
+          <w:p>
+            <w:r>
+              <w:rPr>
+                <w:rFonts w:ascii="BIZ UDPGothic" w:hAnsi="BIZ UDPGothic" w:eastAsia="BIZ UDPGothic"/>
+                <w:b/>
+                <w:i w:val="0"/>
+                <w:color w:val="20242C"/>
+                <w:sz w:val="21"/>
+              </w:rPr>
+              <w:t>遮断</w:t>
+            </w:r>
+            <w:r>
+              <w:rPr>
+                <w:rFonts w:ascii="BIZ UDPGothic" w:hAnsi="BIZ UDPGothic" w:eastAsia="BIZ UDPGothic"/>
+                <w:b w:val="0"/>
+                <w:i w:val="0"/>
+                <w:color w:val="20242C"/>
+                <w:sz w:val="21"/>
+              </w:rPr>
+              <w:t xml:space="preserve">: ネット遮断で </w:t>
+            </w:r>
+            <w:r>
+              <w:rPr>
+                <w:rFonts w:ascii="BIZ UDGothic" w:hAnsi="BIZ UDGothic" w:eastAsia="BIZ UDGothic"/>
+                <w:b w:val="0"/>
+                <w:i w:val="0"/>
+                <w:color w:val="20242C"/>
+                <w:sz w:val="20"/>
+              </w:rPr>
+              <w:t>offline/setup-offline.bat</w:t>
+            </w:r>
+            <w:r>
+              <w:rPr>
+                <w:rFonts w:ascii="BIZ UDPGothic" w:hAnsi="BIZ UDPGothic" w:eastAsia="BIZ UDPGothic"/>
+                <w:b w:val="0"/>
+                <w:i w:val="0"/>
+                <w:color w:val="20242C"/>
+                <w:sz w:val="21"/>
+              </w:rPr>
+              <w:t xml:space="preserve"> の展開〜</w:t>
+            </w:r>
+            <w:r>
+              <w:rPr>
+                <w:rFonts w:ascii="BIZ UDGothic" w:hAnsi="BIZ UDGothic" w:eastAsia="BIZ UDGothic"/>
+                <w:b w:val="0"/>
+                <w:i w:val="0"/>
+                <w:color w:val="20242C"/>
+                <w:sz w:val="20"/>
+              </w:rPr>
+              <w:t>pnpm build</w:t>
+            </w:r>
+            <w:r>
+              <w:rPr>
+                <w:rFonts w:ascii="BIZ UDPGothic" w:hAnsi="BIZ UDPGothic" w:eastAsia="BIZ UDPGothic"/>
+                <w:b w:val="0"/>
+                <w:i w:val="0"/>
+                <w:color w:val="20242C"/>
+                <w:sz w:val="21"/>
+              </w:rPr>
+              <w:t xml:space="preserve"> が完走、ネイティブ取得が走らない。</w:t>
+            </w:r>
+          </w:p>
+        </w:tc>
+      </w:tr>
+    </w:tbl>
+    <w:tbl>
+      <w:tblPr>
+        <w:tblW w:type="auto" w:w="0"/>
+        <w:tblLayout w:type="fixed"/>
+        <w:tblLook w:firstColumn="1" w:firstRow="1" w:lastColumn="0" w:lastRow="0" w:noHBand="0" w:noVBand="1" w:val="04A0"/>
+      </w:tblPr>
+      <w:tblGrid>
+        <w:gridCol w:w="539"/>
+        <w:gridCol w:w="8504"/>
+      </w:tblGrid>
+      <w:tr>
+        <w:trPr>
+          <w:cantSplit/>
+        </w:trPr>
+        <w:tc>
+          <w:tcPr>
+            <w:tcW w:type="dxa" w:w="539"/>
+            <w:shd w:val="clear" w:color="auto" w:fill="1F5C99"/>
+            <w:vAlign w:val="center"/>
+            <w:tcBorders>
+              <w:top w:val="single" w:sz="4" w:space="0" w:color="D7DEE5"/>
+              <w:left w:val="single" w:sz="4" w:space="0" w:color="D7DEE5"/>
+              <w:bottom w:val="single" w:sz="4" w:space="0" w:color="D7DEE5"/>
+              <w:right w:val="single" w:sz="4" w:space="0" w:color="D7DEE5"/>
+            </w:tcBorders>
+          </w:tcPr>
+          <w:p>
+            <w:pPr>
+              <w:jc w:val="center"/>
+            </w:pPr>
+            <w:r>
+              <w:rPr>
+                <w:rFonts w:ascii="BIZ UDPGothic" w:hAnsi="BIZ UDPGothic" w:eastAsia="BIZ UDPGothic"/>
+                <w:b/>
+                <w:i w:val="0"/>
+                <w:color w:val="FFFFFF"/>
+                <w:sz w:val="22"/>
+              </w:rPr>
+              <w:t>3</w:t>
+            </w:r>
+          </w:p>
+        </w:tc>
+        <w:tc>
+          <w:tcPr>
+            <w:tcW w:type="dxa" w:w="8504"/>
+            <w:tcBorders>
+              <w:top w:val="single" w:sz="4" w:space="0" w:color="D7DEE5"/>
+              <w:left w:val="single" w:sz="4" w:space="0" w:color="D7DEE5"/>
+              <w:bottom w:val="single" w:sz="4" w:space="0" w:color="D7DEE5"/>
+              <w:right w:val="single" w:sz="4" w:space="0" w:color="D7DEE5"/>
+            </w:tcBorders>
+            <w:shd w:val="clear" w:color="auto" w:fill="FAFBFC"/>
+          </w:tcPr>
+          <w:p>
+            <w:r>
+              <w:rPr>
+                <w:rFonts w:ascii="BIZ UDPGothic" w:hAnsi="BIZ UDPGothic" w:eastAsia="BIZ UDPGothic"/>
+                <w:b/>
+                <w:i w:val="0"/>
+                <w:color w:val="20242C"/>
+                <w:sz w:val="21"/>
+              </w:rPr>
+              <w:t>起動</w:t>
+            </w:r>
+            <w:r>
+              <w:rPr>
+                <w:rFonts w:ascii="BIZ UDPGothic" w:hAnsi="BIZ UDPGothic" w:eastAsia="BIZ UDPGothic"/>
+                <w:b w:val="0"/>
+                <w:i w:val="0"/>
+                <w:color w:val="20242C"/>
+                <w:sz w:val="21"/>
+              </w:rPr>
+              <w:t xml:space="preserve">: </w:t>
+            </w:r>
+            <w:r>
+              <w:rPr>
+                <w:rFonts w:ascii="BIZ UDGothic" w:hAnsi="BIZ UDGothic" w:eastAsia="BIZ UDGothic"/>
+                <w:b w:val="0"/>
+                <w:i w:val="0"/>
+                <w:color w:val="20242C"/>
+                <w:sz w:val="20"/>
+              </w:rPr>
+              <w:t>GET /api/health</w:t>
+            </w:r>
+            <w:r>
+              <w:rPr>
+                <w:rFonts w:ascii="BIZ UDPGothic" w:hAnsi="BIZ UDPGothic" w:eastAsia="BIZ UDPGothic"/>
+                <w:b w:val="0"/>
+                <w:i w:val="0"/>
+                <w:color w:val="20242C"/>
+                <w:sz w:val="21"/>
+              </w:rPr>
+              <w:t xml:space="preserve"> → </w:t>
+            </w:r>
+            <w:r>
+              <w:rPr>
+                <w:rFonts w:ascii="BIZ UDGothic" w:hAnsi="BIZ UDGothic" w:eastAsia="BIZ UDGothic"/>
+                <w:b w:val="0"/>
+                <w:i w:val="0"/>
+                <w:color w:val="20242C"/>
+                <w:sz w:val="20"/>
+              </w:rPr>
+              <w:t>{ok:true}</w:t>
+            </w:r>
+            <w:r>
+              <w:rPr>
+                <w:rFonts w:ascii="BIZ UDPGothic" w:hAnsi="BIZ UDPGothic" w:eastAsia="BIZ UDPGothic"/>
+                <w:b w:val="0"/>
+                <w:i w:val="0"/>
+                <w:color w:val="20242C"/>
+                <w:sz w:val="21"/>
+              </w:rPr>
+              <w:t>、ブラウザで SPA 表示、DevTools で外部通信なし。</w:t>
+            </w:r>
+          </w:p>
+        </w:tc>
+      </w:tr>
+    </w:tbl>
+    <w:tbl>
+      <w:tblPr>
+        <w:tblW w:type="auto" w:w="0"/>
+        <w:tblLayout w:type="fixed"/>
+        <w:tblLook w:firstColumn="1" w:firstRow="1" w:lastColumn="0" w:lastRow="0" w:noHBand="0" w:noVBand="1" w:val="04A0"/>
+      </w:tblPr>
+      <w:tblGrid>
+        <w:gridCol w:w="539"/>
+        <w:gridCol w:w="8504"/>
+      </w:tblGrid>
+      <w:tr>
+        <w:trPr>
+          <w:cantSplit/>
+        </w:trPr>
+        <w:tc>
+          <w:tcPr>
+            <w:tcW w:type="dxa" w:w="539"/>
+            <w:shd w:val="clear" w:color="auto" w:fill="1F5C99"/>
+            <w:vAlign w:val="center"/>
+            <w:tcBorders>
+              <w:top w:val="single" w:sz="4" w:space="0" w:color="D7DEE5"/>
+              <w:left w:val="single" w:sz="4" w:space="0" w:color="D7DEE5"/>
+              <w:bottom w:val="single" w:sz="4" w:space="0" w:color="D7DEE5"/>
+              <w:right w:val="single" w:sz="4" w:space="0" w:color="D7DEE5"/>
+            </w:tcBorders>
+          </w:tcPr>
+          <w:p>
+            <w:pPr>
+              <w:jc w:val="center"/>
+            </w:pPr>
+            <w:r>
+              <w:rPr>
+                <w:rFonts w:ascii="BIZ UDPGothic" w:hAnsi="BIZ UDPGothic" w:eastAsia="BIZ UDPGothic"/>
+                <w:b/>
+                <w:i w:val="0"/>
+                <w:color w:val="FFFFFF"/>
+                <w:sz w:val="22"/>
+              </w:rPr>
+              <w:t>4</w:t>
+            </w:r>
+          </w:p>
+        </w:tc>
+        <w:tc>
+          <w:tcPr>
+            <w:tcW w:type="dxa" w:w="8504"/>
+            <w:tcBorders>
+              <w:top w:val="single" w:sz="4" w:space="0" w:color="D7DEE5"/>
+              <w:left w:val="single" w:sz="4" w:space="0" w:color="D7DEE5"/>
+              <w:bottom w:val="single" w:sz="4" w:space="0" w:color="D7DEE5"/>
+              <w:right w:val="single" w:sz="4" w:space="0" w:color="D7DEE5"/>
+            </w:tcBorders>
+            <w:shd w:val="clear" w:color="auto" w:fill="FAFBFC"/>
+          </w:tcPr>
+          <w:p>
+            <w:r>
+              <w:rPr>
+                <w:rFonts w:ascii="BIZ UDPGothic" w:hAnsi="BIZ UDPGothic" w:eastAsia="BIZ UDPGothic"/>
+                <w:b/>
+                <w:i w:val="0"/>
+                <w:color w:val="20242C"/>
+                <w:sz w:val="21"/>
+              </w:rPr>
+              <w:t>PDF（最重要）</w:t>
+            </w:r>
+            <w:r>
+              <w:rPr>
+                <w:rFonts w:ascii="BIZ UDPGothic" w:hAnsi="BIZ UDPGothic" w:eastAsia="BIZ UDPGothic"/>
+                <w:b w:val="0"/>
+                <w:i w:val="0"/>
+                <w:color w:val="20242C"/>
+                <w:sz w:val="21"/>
+              </w:rPr>
+              <w:t xml:space="preserve">: </w:t>
+            </w:r>
+            <w:r>
+              <w:rPr>
+                <w:rFonts w:ascii="BIZ UDGothic" w:hAnsi="BIZ UDGothic" w:eastAsia="BIZ UDGothic"/>
+                <w:b w:val="0"/>
+                <w:i w:val="0"/>
+                <w:color w:val="20242C"/>
+                <w:sz w:val="20"/>
+              </w:rPr>
+              <w:t>POST /api/build</w:t>
+            </w:r>
+            <w:r>
+              <w:rPr>
+                <w:rFonts w:ascii="BIZ UDPGothic" w:hAnsi="BIZ UDPGothic" w:eastAsia="BIZ UDPGothic"/>
+                <w:b w:val="0"/>
+                <w:i w:val="0"/>
+                <w:color w:val="20242C"/>
+                <w:sz w:val="21"/>
+              </w:rPr>
+              <w:t xml:space="preserve"> で PDF 生成成功、Edge 自動検出が機能、MathJax 失敗でストール/失敗しない。</w:t>
+            </w:r>
+          </w:p>
+        </w:tc>
+      </w:tr>
+    </w:tbl>
+    <w:tbl>
+      <w:tblPr>
+        <w:tblW w:type="auto" w:w="0"/>
+        <w:tblLayout w:type="fixed"/>
+        <w:tblLook w:firstColumn="1" w:firstRow="1" w:lastColumn="0" w:lastRow="0" w:noHBand="0" w:noVBand="1" w:val="04A0"/>
+      </w:tblPr>
+      <w:tblGrid>
+        <w:gridCol w:w="539"/>
+        <w:gridCol w:w="8504"/>
+      </w:tblGrid>
+      <w:tr>
+        <w:trPr>
+          <w:cantSplit/>
+        </w:trPr>
+        <w:tc>
+          <w:tcPr>
+            <w:tcW w:type="dxa" w:w="539"/>
+            <w:shd w:val="clear" w:color="auto" w:fill="1F5C99"/>
+            <w:vAlign w:val="center"/>
+            <w:tcBorders>
+              <w:top w:val="single" w:sz="4" w:space="0" w:color="D7DEE5"/>
+              <w:left w:val="single" w:sz="4" w:space="0" w:color="D7DEE5"/>
+              <w:bottom w:val="single" w:sz="4" w:space="0" w:color="D7DEE5"/>
+              <w:right w:val="single" w:sz="4" w:space="0" w:color="D7DEE5"/>
+            </w:tcBorders>
+          </w:tcPr>
+          <w:p>
+            <w:pPr>
+              <w:jc w:val="center"/>
+            </w:pPr>
+            <w:r>
+              <w:rPr>
+                <w:rFonts w:ascii="BIZ UDPGothic" w:hAnsi="BIZ UDPGothic" w:eastAsia="BIZ UDPGothic"/>
+                <w:b/>
+                <w:i w:val="0"/>
+                <w:color w:val="FFFFFF"/>
+                <w:sz w:val="22"/>
+              </w:rPr>
+              <w:t>5</w:t>
+            </w:r>
+          </w:p>
+        </w:tc>
+        <w:tc>
+          <w:tcPr>
+            <w:tcW w:type="dxa" w:w="8504"/>
+            <w:tcBorders>
+              <w:top w:val="single" w:sz="4" w:space="0" w:color="D7DEE5"/>
+              <w:left w:val="single" w:sz="4" w:space="0" w:color="D7DEE5"/>
+              <w:bottom w:val="single" w:sz="4" w:space="0" w:color="D7DEE5"/>
+              <w:right w:val="single" w:sz="4" w:space="0" w:color="D7DEE5"/>
+            </w:tcBorders>
+            <w:shd w:val="clear" w:color="auto" w:fill="FAFBFC"/>
+          </w:tcPr>
+          <w:p>
+            <w:r>
+              <w:rPr>
+                <w:rFonts w:ascii="BIZ UDPGothic" w:hAnsi="BIZ UDPGothic" w:eastAsia="BIZ UDPGothic"/>
+                <w:b/>
+                <w:i w:val="0"/>
+                <w:color w:val="20242C"/>
+                <w:sz w:val="21"/>
+              </w:rPr>
+              <w:t>生成/保存</w:t>
+            </w:r>
+            <w:r>
+              <w:rPr>
+                <w:rFonts w:ascii="BIZ UDPGothic" w:hAnsi="BIZ UDPGothic" w:eastAsia="BIZ UDPGothic"/>
+                <w:b w:val="0"/>
+                <w:i w:val="0"/>
+                <w:color w:val="20242C"/>
+                <w:sz w:val="21"/>
+              </w:rPr>
+              <w:t xml:space="preserve">: </w:t>
+            </w:r>
+            <w:r>
+              <w:rPr>
+                <w:rFonts w:ascii="BIZ UDGothic" w:hAnsi="BIZ UDGothic" w:eastAsia="BIZ UDGothic"/>
+                <w:b w:val="0"/>
+                <w:i w:val="0"/>
+                <w:color w:val="20242C"/>
+                <w:sz w:val="20"/>
+              </w:rPr>
+              <w:t>POST /api/generate</w:t>
+            </w:r>
+            <w:r>
+              <w:rPr>
+                <w:rFonts w:ascii="BIZ UDPGothic" w:hAnsi="BIZ UDPGothic" w:eastAsia="BIZ UDPGothic"/>
+                <w:b w:val="0"/>
+                <w:i w:val="0"/>
+                <w:color w:val="20242C"/>
+                <w:sz w:val="21"/>
+              </w:rPr>
+              <w:t>・</w:t>
+            </w:r>
+            <w:r>
+              <w:rPr>
+                <w:rFonts w:ascii="BIZ UDGothic" w:hAnsi="BIZ UDGothic" w:eastAsia="BIZ UDGothic"/>
+                <w:b w:val="0"/>
+                <w:i w:val="0"/>
+                <w:color w:val="20242C"/>
+                <w:sz w:val="20"/>
+              </w:rPr>
+              <w:t>PUT /api/templates/:id/draft</w:t>
+            </w:r>
+            <w:r>
+              <w:rPr>
+                <w:rFonts w:ascii="BIZ UDPGothic" w:hAnsi="BIZ UDPGothic" w:eastAsia="BIZ UDPGothic"/>
+                <w:b w:val="0"/>
+                <w:i w:val="0"/>
+                <w:color w:val="20242C"/>
+                <w:sz w:val="21"/>
+              </w:rPr>
+              <w:t>・</w:t>
+            </w:r>
+            <w:r>
+              <w:rPr>
+                <w:rFonts w:ascii="BIZ UDGothic" w:hAnsi="BIZ UDGothic" w:eastAsia="BIZ UDGothic"/>
+                <w:b w:val="0"/>
+                <w:i w:val="0"/>
+                <w:color w:val="20242C"/>
+                <w:sz w:val="20"/>
+              </w:rPr>
+              <w:t>POST /api/templates/:id/confirm</w:t>
+            </w:r>
+            <w:r>
+              <w:rPr>
+                <w:rFonts w:ascii="BIZ UDPGothic" w:hAnsi="BIZ UDPGothic" w:eastAsia="BIZ UDPGothic"/>
+                <w:b w:val="0"/>
+                <w:i w:val="0"/>
+                <w:color w:val="20242C"/>
+                <w:sz w:val="21"/>
+              </w:rPr>
+              <w:t xml:space="preserve"> が成功。</w:t>
+            </w:r>
+          </w:p>
+        </w:tc>
+      </w:tr>
+    </w:tbl>
+    <w:tbl>
+      <w:tblPr>
+        <w:tblW w:type="auto" w:w="0"/>
+        <w:tblLayout w:type="fixed"/>
+        <w:tblLook w:firstColumn="1" w:firstRow="1" w:lastColumn="0" w:lastRow="0" w:noHBand="0" w:noVBand="1" w:val="04A0"/>
+      </w:tblPr>
+      <w:tblGrid>
+        <w:gridCol w:w="539"/>
+        <w:gridCol w:w="8504"/>
+      </w:tblGrid>
+      <w:tr>
+        <w:trPr>
+          <w:cantSplit/>
+        </w:trPr>
+        <w:tc>
+          <w:tcPr>
+            <w:tcW w:type="dxa" w:w="539"/>
+            <w:shd w:val="clear" w:color="auto" w:fill="1F5C99"/>
+            <w:vAlign w:val="center"/>
+            <w:tcBorders>
+              <w:top w:val="single" w:sz="4" w:space="0" w:color="D7DEE5"/>
+              <w:left w:val="single" w:sz="4" w:space="0" w:color="D7DEE5"/>
+              <w:bottom w:val="single" w:sz="4" w:space="0" w:color="D7DEE5"/>
+              <w:right w:val="single" w:sz="4" w:space="0" w:color="D7DEE5"/>
+            </w:tcBorders>
+          </w:tcPr>
+          <w:p>
+            <w:pPr>
+              <w:jc w:val="center"/>
+            </w:pPr>
+            <w:r>
+              <w:rPr>
+                <w:rFonts w:ascii="BIZ UDPGothic" w:hAnsi="BIZ UDPGothic" w:eastAsia="BIZ UDPGothic"/>
+                <w:b/>
+                <w:i w:val="0"/>
+                <w:color w:val="FFFFFF"/>
+                <w:sz w:val="22"/>
+              </w:rPr>
+              <w:t>6</w:t>
+            </w:r>
+          </w:p>
+        </w:tc>
+        <w:tc>
+          <w:tcPr>
+            <w:tcW w:type="dxa" w:w="8504"/>
+            <w:tcBorders>
+              <w:top w:val="single" w:sz="4" w:space="0" w:color="D7DEE5"/>
+              <w:left w:val="single" w:sz="4" w:space="0" w:color="D7DEE5"/>
+              <w:bottom w:val="single" w:sz="4" w:space="0" w:color="D7DEE5"/>
+              <w:right w:val="single" w:sz="4" w:space="0" w:color="D7DEE5"/>
+            </w:tcBorders>
+            <w:shd w:val="clear" w:color="auto" w:fill="FAFBFC"/>
+          </w:tcPr>
+          <w:p>
+            <w:r>
+              <w:rPr>
+                <w:rFonts w:ascii="BIZ UDPGothic" w:hAnsi="BIZ UDPGothic" w:eastAsia="BIZ UDPGothic"/>
+                <w:b/>
+                <w:i w:val="0"/>
+                <w:color w:val="20242C"/>
+                <w:sz w:val="21"/>
+              </w:rPr>
+              <w:t>エディタ UI</w:t>
+            </w:r>
+            <w:r>
+              <w:rPr>
+                <w:rFonts w:ascii="BIZ UDPGothic" w:hAnsi="BIZ UDPGothic" w:eastAsia="BIZ UDPGothic"/>
+                <w:b w:val="0"/>
+                <w:i w:val="0"/>
+                <w:color w:val="20242C"/>
+                <w:sz w:val="21"/>
+              </w:rPr>
+              <w:t>: GrapesJS のアイコン/スタイルに欠けがない。</w:t>
+            </w:r>
+          </w:p>
+        </w:tc>
+      </w:tr>
+    </w:tbl>
+    <w:tbl>
+      <w:tblPr>
+        <w:tblW w:type="auto" w:w="0"/>
+        <w:tblLayout w:type="fixed"/>
+        <w:tblLook w:firstColumn="1" w:firstRow="1" w:lastColumn="0" w:lastRow="0" w:noHBand="0" w:noVBand="1" w:val="04A0"/>
+      </w:tblPr>
+      <w:tblGrid>
+        <w:gridCol w:w="539"/>
+        <w:gridCol w:w="8504"/>
+      </w:tblGrid>
+      <w:tr>
+        <w:trPr>
+          <w:cantSplit/>
+        </w:trPr>
+        <w:tc>
+          <w:tcPr>
+            <w:tcW w:type="dxa" w:w="539"/>
+            <w:shd w:val="clear" w:color="auto" w:fill="1F5C99"/>
+            <w:vAlign w:val="center"/>
+            <w:tcBorders>
+              <w:top w:val="single" w:sz="4" w:space="0" w:color="D7DEE5"/>
+              <w:left w:val="single" w:sz="4" w:space="0" w:color="D7DEE5"/>
+              <w:bottom w:val="single" w:sz="4" w:space="0" w:color="D7DEE5"/>
+              <w:right w:val="single" w:sz="4" w:space="0" w:color="D7DEE5"/>
+            </w:tcBorders>
+          </w:tcPr>
+          <w:p>
+            <w:pPr>
+              <w:jc w:val="center"/>
+            </w:pPr>
+            <w:r>
+              <w:rPr>
+                <w:rFonts w:ascii="BIZ UDPGothic" w:hAnsi="BIZ UDPGothic" w:eastAsia="BIZ UDPGothic"/>
+                <w:b/>
+                <w:i w:val="0"/>
+                <w:color w:val="FFFFFF"/>
+                <w:sz w:val="22"/>
+              </w:rPr>
+              <w:t>7</w:t>
+            </w:r>
+          </w:p>
+        </w:tc>
+        <w:tc>
+          <w:tcPr>
+            <w:tcW w:type="dxa" w:w="8504"/>
+            <w:tcBorders>
+              <w:top w:val="single" w:sz="4" w:space="0" w:color="D7DEE5"/>
+              <w:left w:val="single" w:sz="4" w:space="0" w:color="D7DEE5"/>
+              <w:bottom w:val="single" w:sz="4" w:space="0" w:color="D7DEE5"/>
+              <w:right w:val="single" w:sz="4" w:space="0" w:color="D7DEE5"/>
+            </w:tcBorders>
+            <w:shd w:val="clear" w:color="auto" w:fill="FAFBFC"/>
+          </w:tcPr>
+          <w:p>
+            <w:r>
+              <w:rPr>
+                <w:rFonts w:ascii="BIZ UDPGothic" w:hAnsi="BIZ UDPGothic" w:eastAsia="BIZ UDPGothic"/>
+                <w:b/>
+                <w:i w:val="0"/>
+                <w:color w:val="20242C"/>
+                <w:sz w:val="21"/>
+              </w:rPr>
+              <w:t>回帰</w:t>
+            </w:r>
+            <w:r>
+              <w:rPr>
+                <w:rFonts w:ascii="BIZ UDPGothic" w:hAnsi="BIZ UDPGothic" w:eastAsia="BIZ UDPGothic"/>
+                <w:b w:val="0"/>
+                <w:i w:val="0"/>
+                <w:color w:val="20242C"/>
+                <w:sz w:val="21"/>
+              </w:rPr>
+              <w:t xml:space="preserve">: </w:t>
+            </w:r>
+            <w:r>
+              <w:rPr>
+                <w:rFonts w:ascii="BIZ UDGothic" w:hAnsi="BIZ UDGothic" w:eastAsia="BIZ UDGothic"/>
+                <w:b w:val="0"/>
+                <w:i w:val="0"/>
+                <w:color w:val="20242C"/>
+                <w:sz w:val="20"/>
+              </w:rPr>
+              <w:t>pnpm typecheck</w:t>
+            </w:r>
+            <w:r>
+              <w:rPr>
+                <w:rFonts w:ascii="BIZ UDPGothic" w:hAnsi="BIZ UDPGothic" w:eastAsia="BIZ UDPGothic"/>
+                <w:b w:val="0"/>
+                <w:i w:val="0"/>
+                <w:color w:val="20242C"/>
+                <w:sz w:val="21"/>
+              </w:rPr>
+              <w:t>・</w:t>
+            </w:r>
+            <w:r>
+              <w:rPr>
+                <w:rFonts w:ascii="BIZ UDGothic" w:hAnsi="BIZ UDGothic" w:eastAsia="BIZ UDGothic"/>
+                <w:b w:val="0"/>
+                <w:i w:val="0"/>
+                <w:color w:val="20242C"/>
+                <w:sz w:val="20"/>
+              </w:rPr>
+              <w:t>pnpm check:ci</w:t>
+            </w:r>
+            <w:r>
+              <w:rPr>
+                <w:rFonts w:ascii="BIZ UDPGothic" w:hAnsi="BIZ UDPGothic" w:eastAsia="BIZ UDPGothic"/>
+                <w:b w:val="0"/>
+                <w:i w:val="0"/>
+                <w:color w:val="20242C"/>
+                <w:sz w:val="21"/>
+              </w:rPr>
+              <w:t xml:space="preserve"> が通る（typecheck は </w:t>
+            </w:r>
+            <w:r>
+              <w:rPr>
+                <w:rFonts w:ascii="BIZ UDGothic" w:hAnsi="BIZ UDGothic" w:eastAsia="BIZ UDGothic"/>
+                <w:b w:val="0"/>
+                <w:i w:val="0"/>
+                <w:color w:val="20242C"/>
+                <w:sz w:val="20"/>
+              </w:rPr>
+              <w:t>@editor/shared</w:t>
+            </w:r>
+            <w:r>
+              <w:rPr>
+                <w:rFonts w:ascii="BIZ UDPGothic" w:hAnsi="BIZ UDPGothic" w:eastAsia="BIZ UDPGothic"/>
+                <w:b w:val="0"/>
+                <w:i w:val="0"/>
+                <w:color w:val="20242C"/>
+                <w:sz w:val="21"/>
+              </w:rPr>
+              <w:t xml:space="preserve"> 先行ビルドが前提）。</w:t>
+            </w:r>
+          </w:p>
+        </w:tc>
+      </w:tr>
+    </w:tbl>
     <w:p>
       <w:pPr>
-        <w:pStyle w:val="ListNumber"/>
-        <w:spacing w:after="60"/>
-        <w:ind w:left="340"/>
+        <w:spacing w:before="200" w:after="60"/>
+        <w:pBdr>
+          <w:left w:val="single" w:sz="24" w:space="8" w:color="1F5C99"/>
+        </w:pBdr>
+        <w:ind w:left="113"/>
       </w:pPr>
       <w:r>
         <w:rPr>
-          <w:rFonts w:ascii="Meiryo UI" w:hAnsi="Meiryo UI" w:eastAsia="Meiryo UI"/>
+          <w:rFonts w:ascii="BIZ UDPGothic" w:hAnsi="BIZ UDPGothic" w:eastAsia="BIZ UDPGothic"/>
           <w:b/>
           <w:i w:val="0"/>
-          <w:sz w:val="21"/>
-        </w:rPr>
-        <w:t>調達</w:t>
-      </w:r>
-      <w:r>
-        <w:rPr>
-          <w:rFonts w:ascii="Meiryo UI" w:hAnsi="Meiryo UI" w:eastAsia="Meiryo UI"/>
-          <w:b w:val="0"/>
-          <w:i w:val="0"/>
-          <w:sz w:val="21"/>
-        </w:rPr>
-        <w:t>: バンドル tar.gz（</w:t>
-      </w:r>
-      <w:r>
-        <w:rPr>
-          <w:rFonts w:ascii="ＭＳ ゴシック" w:hAnsi="ＭＳ ゴシック" w:eastAsia="ＭＳ ゴシック"/>
-          <w:b w:val="0"/>
-          <w:i w:val="0"/>
-          <w:sz w:val="20"/>
-        </w:rPr>
-        <w:t>.pnpm-store/</w:t>
-      </w:r>
-      <w:r>
-        <w:rPr>
-          <w:rFonts w:ascii="Meiryo UI" w:hAnsi="Meiryo UI" w:eastAsia="Meiryo UI"/>
-          <w:b w:val="0"/>
-          <w:i w:val="0"/>
-          <w:sz w:val="21"/>
-        </w:rPr>
-        <w:t>・</w:t>
-      </w:r>
-      <w:r>
-        <w:rPr>
-          <w:rFonts w:ascii="ＭＳ ゴシック" w:hAnsi="ＭＳ ゴシック" w:eastAsia="ＭＳ ゴシック"/>
-          <w:b w:val="0"/>
-          <w:i w:val="0"/>
-          <w:sz w:val="20"/>
-        </w:rPr>
-        <w:t>pnpm.tgz</w:t>
-      </w:r>
-      <w:r>
-        <w:rPr>
-          <w:rFonts w:ascii="Meiryo UI" w:hAnsi="Meiryo UI" w:eastAsia="Meiryo UI"/>
-          <w:b w:val="0"/>
-          <w:i w:val="0"/>
-          <w:sz w:val="21"/>
-        </w:rPr>
-        <w:t>・</w:t>
-      </w:r>
-      <w:r>
-        <w:rPr>
-          <w:rFonts w:ascii="ＭＳ ゴシック" w:hAnsi="ＭＳ ゴシック" w:eastAsia="ＭＳ ゴシック"/>
-          <w:b w:val="0"/>
-          <w:i w:val="0"/>
-          <w:sz w:val="20"/>
-        </w:rPr>
-        <w:t>ms-playwright/</w:t>
-      </w:r>
-      <w:r>
-        <w:rPr>
-          <w:rFonts w:ascii="Meiryo UI" w:hAnsi="Meiryo UI" w:eastAsia="Meiryo UI"/>
-          <w:b w:val="0"/>
-          <w:i w:val="0"/>
-          <w:sz w:val="21"/>
-        </w:rPr>
-        <w:t xml:space="preserve"> 同梱）が生成される。</w:t>
-      </w:r>
-    </w:p>
-    <w:p>
-      <w:pPr>
-        <w:pStyle w:val="ListNumber"/>
-        <w:spacing w:after="60"/>
-        <w:ind w:left="340"/>
-      </w:pPr>
-      <w:r>
-        <w:rPr>
-          <w:rFonts w:ascii="Meiryo UI" w:hAnsi="Meiryo UI" w:eastAsia="Meiryo UI"/>
-          <w:b/>
-          <w:i w:val="0"/>
-          <w:sz w:val="21"/>
-        </w:rPr>
-        <w:t>遮断</w:t>
-      </w:r>
-      <w:r>
-        <w:rPr>
-          <w:rFonts w:ascii="Meiryo UI" w:hAnsi="Meiryo UI" w:eastAsia="Meiryo UI"/>
-          <w:b w:val="0"/>
-          <w:i w:val="0"/>
-          <w:sz w:val="21"/>
-        </w:rPr>
-        <w:t xml:space="preserve">: ネット遮断で </w:t>
-      </w:r>
-      <w:r>
-        <w:rPr>
-          <w:rFonts w:ascii="ＭＳ ゴシック" w:hAnsi="ＭＳ ゴシック" w:eastAsia="ＭＳ ゴシック"/>
-          <w:b w:val="0"/>
-          <w:i w:val="0"/>
-          <w:sz w:val="20"/>
-        </w:rPr>
-        <w:t>offline/setup-offline.bat</w:t>
-      </w:r>
-      <w:r>
-        <w:rPr>
-          <w:rFonts w:ascii="Meiryo UI" w:hAnsi="Meiryo UI" w:eastAsia="Meiryo UI"/>
-          <w:b w:val="0"/>
-          <w:i w:val="0"/>
-          <w:sz w:val="21"/>
-        </w:rPr>
-        <w:t xml:space="preserve"> の展開〜</w:t>
-      </w:r>
-      <w:r>
-        <w:rPr>
-          <w:rFonts w:ascii="ＭＳ ゴシック" w:hAnsi="ＭＳ ゴシック" w:eastAsia="ＭＳ ゴシック"/>
-          <w:b w:val="0"/>
-          <w:i w:val="0"/>
-          <w:sz w:val="20"/>
-        </w:rPr>
-        <w:t>pnpm build</w:t>
-      </w:r>
-      <w:r>
-        <w:rPr>
-          <w:rFonts w:ascii="Meiryo UI" w:hAnsi="Meiryo UI" w:eastAsia="Meiryo UI"/>
-          <w:b w:val="0"/>
-          <w:i w:val="0"/>
-          <w:sz w:val="21"/>
-        </w:rPr>
-        <w:t xml:space="preserve"> が完走、ネイティブ取得が走らない。</w:t>
-      </w:r>
-    </w:p>
-    <w:p>
-      <w:pPr>
-        <w:pStyle w:val="ListNumber"/>
-        <w:spacing w:after="60"/>
-        <w:ind w:left="340"/>
-      </w:pPr>
-      <w:r>
-        <w:rPr>
-          <w:rFonts w:ascii="Meiryo UI" w:hAnsi="Meiryo UI" w:eastAsia="Meiryo UI"/>
-          <w:b/>
-          <w:i w:val="0"/>
-          <w:sz w:val="21"/>
-        </w:rPr>
-        <w:t>起動</w:t>
-      </w:r>
-      <w:r>
-        <w:rPr>
-          <w:rFonts w:ascii="Meiryo UI" w:hAnsi="Meiryo UI" w:eastAsia="Meiryo UI"/>
-          <w:b w:val="0"/>
-          <w:i w:val="0"/>
-          <w:sz w:val="21"/>
-        </w:rPr>
-        <w:t xml:space="preserve">: </w:t>
-      </w:r>
-      <w:r>
-        <w:rPr>
-          <w:rFonts w:ascii="ＭＳ ゴシック" w:hAnsi="ＭＳ ゴシック" w:eastAsia="ＭＳ ゴシック"/>
-          <w:b w:val="0"/>
-          <w:i w:val="0"/>
-          <w:sz w:val="20"/>
-        </w:rPr>
-        <w:t>GET /api/health</w:t>
-      </w:r>
-      <w:r>
-        <w:rPr>
-          <w:rFonts w:ascii="Meiryo UI" w:hAnsi="Meiryo UI" w:eastAsia="Meiryo UI"/>
-          <w:b w:val="0"/>
-          <w:i w:val="0"/>
-          <w:sz w:val="21"/>
-        </w:rPr>
-        <w:t xml:space="preserve"> → </w:t>
-      </w:r>
-      <w:r>
-        <w:rPr>
-          <w:rFonts w:ascii="ＭＳ ゴシック" w:hAnsi="ＭＳ ゴシック" w:eastAsia="ＭＳ ゴシック"/>
-          <w:b w:val="0"/>
-          <w:i w:val="0"/>
-          <w:sz w:val="20"/>
-        </w:rPr>
-        <w:t>{ok:true}</w:t>
-      </w:r>
-      <w:r>
-        <w:rPr>
-          <w:rFonts w:ascii="Meiryo UI" w:hAnsi="Meiryo UI" w:eastAsia="Meiryo UI"/>
-          <w:b w:val="0"/>
-          <w:i w:val="0"/>
-          <w:sz w:val="21"/>
-        </w:rPr>
-        <w:t>、ブラウザで SPA 表示、DevTools で外部通信なし。</w:t>
-      </w:r>
-    </w:p>
-    <w:p>
-      <w:pPr>
-        <w:pStyle w:val="ListNumber"/>
-        <w:spacing w:after="60"/>
-        <w:ind w:left="340"/>
-      </w:pPr>
-      <w:r>
-        <w:rPr>
-          <w:rFonts w:ascii="Meiryo UI" w:hAnsi="Meiryo UI" w:eastAsia="Meiryo UI"/>
-          <w:b/>
-          <w:i w:val="0"/>
-          <w:sz w:val="21"/>
-        </w:rPr>
-        <w:t>PDF（最重要）</w:t>
-      </w:r>
-      <w:r>
-        <w:rPr>
-          <w:rFonts w:ascii="Meiryo UI" w:hAnsi="Meiryo UI" w:eastAsia="Meiryo UI"/>
-          <w:b w:val="0"/>
-          <w:i w:val="0"/>
-          <w:sz w:val="21"/>
-        </w:rPr>
-        <w:t xml:space="preserve">: </w:t>
-      </w:r>
-      <w:r>
-        <w:rPr>
-          <w:rFonts w:ascii="ＭＳ ゴシック" w:hAnsi="ＭＳ ゴシック" w:eastAsia="ＭＳ ゴシック"/>
-          <w:b w:val="0"/>
-          <w:i w:val="0"/>
-          <w:sz w:val="20"/>
-        </w:rPr>
-        <w:t>POST /api/build</w:t>
-      </w:r>
-      <w:r>
-        <w:rPr>
-          <w:rFonts w:ascii="Meiryo UI" w:hAnsi="Meiryo UI" w:eastAsia="Meiryo UI"/>
-          <w:b w:val="0"/>
-          <w:i w:val="0"/>
-          <w:sz w:val="21"/>
-        </w:rPr>
-        <w:t xml:space="preserve"> で PDF 生成成功、Edge 自動検出が機能、MathJax 失敗でストール/失敗しない。</w:t>
-      </w:r>
-    </w:p>
-    <w:p>
-      <w:pPr>
-        <w:pStyle w:val="ListNumber"/>
-        <w:spacing w:after="60"/>
-        <w:ind w:left="340"/>
-      </w:pPr>
-      <w:r>
-        <w:rPr>
-          <w:rFonts w:ascii="Meiryo UI" w:hAnsi="Meiryo UI" w:eastAsia="Meiryo UI"/>
-          <w:b/>
-          <w:i w:val="0"/>
-          <w:sz w:val="21"/>
-        </w:rPr>
-        <w:t>生成/保存</w:t>
-      </w:r>
-      <w:r>
-        <w:rPr>
-          <w:rFonts w:ascii="Meiryo UI" w:hAnsi="Meiryo UI" w:eastAsia="Meiryo UI"/>
-          <w:b w:val="0"/>
-          <w:i w:val="0"/>
-          <w:sz w:val="21"/>
-        </w:rPr>
-        <w:t xml:space="preserve">: </w:t>
-      </w:r>
-      <w:r>
-        <w:rPr>
-          <w:rFonts w:ascii="ＭＳ ゴシック" w:hAnsi="ＭＳ ゴシック" w:eastAsia="ＭＳ ゴシック"/>
-          <w:b w:val="0"/>
-          <w:i w:val="0"/>
-          <w:sz w:val="20"/>
-        </w:rPr>
-        <w:t>POST /api/generate</w:t>
-      </w:r>
-      <w:r>
-        <w:rPr>
-          <w:rFonts w:ascii="Meiryo UI" w:hAnsi="Meiryo UI" w:eastAsia="Meiryo UI"/>
-          <w:b w:val="0"/>
-          <w:i w:val="0"/>
-          <w:sz w:val="21"/>
-        </w:rPr>
-        <w:t>・</w:t>
-      </w:r>
-      <w:r>
-        <w:rPr>
-          <w:rFonts w:ascii="ＭＳ ゴシック" w:hAnsi="ＭＳ ゴシック" w:eastAsia="ＭＳ ゴシック"/>
-          <w:b w:val="0"/>
-          <w:i w:val="0"/>
-          <w:sz w:val="20"/>
-        </w:rPr>
-        <w:t>PUT /api/templates/:id/draft</w:t>
-      </w:r>
-      <w:r>
-        <w:rPr>
-          <w:rFonts w:ascii="Meiryo UI" w:hAnsi="Meiryo UI" w:eastAsia="Meiryo UI"/>
-          <w:b w:val="0"/>
-          <w:i w:val="0"/>
-          <w:sz w:val="21"/>
-        </w:rPr>
-        <w:t>・</w:t>
-      </w:r>
-      <w:r>
-        <w:rPr>
-          <w:rFonts w:ascii="ＭＳ ゴシック" w:hAnsi="ＭＳ ゴシック" w:eastAsia="ＭＳ ゴシック"/>
-          <w:b w:val="0"/>
-          <w:i w:val="0"/>
-          <w:sz w:val="20"/>
-        </w:rPr>
-        <w:t>POST /api/templates/:id/confirm</w:t>
-      </w:r>
-      <w:r>
-        <w:rPr>
-          <w:rFonts w:ascii="Meiryo UI" w:hAnsi="Meiryo UI" w:eastAsia="Meiryo UI"/>
-          <w:b w:val="0"/>
-          <w:i w:val="0"/>
-          <w:sz w:val="21"/>
-        </w:rPr>
-        <w:t xml:space="preserve"> が成功。</w:t>
-      </w:r>
-    </w:p>
-    <w:p>
-      <w:pPr>
-        <w:pStyle w:val="ListNumber"/>
-        <w:spacing w:after="60"/>
-        <w:ind w:left="340"/>
-      </w:pPr>
-      <w:r>
-        <w:rPr>
-          <w:rFonts w:ascii="Meiryo UI" w:hAnsi="Meiryo UI" w:eastAsia="Meiryo UI"/>
-          <w:b/>
-          <w:i w:val="0"/>
-          <w:sz w:val="21"/>
-        </w:rPr>
-        <w:t>エディタ UI</w:t>
-      </w:r>
-      <w:r>
-        <w:rPr>
-          <w:rFonts w:ascii="Meiryo UI" w:hAnsi="Meiryo UI" w:eastAsia="Meiryo UI"/>
-          <w:b w:val="0"/>
-          <w:i w:val="0"/>
-          <w:sz w:val="21"/>
-        </w:rPr>
-        <w:t>: GrapesJS のアイコン/スタイルに欠けがない。</w:t>
-      </w:r>
-    </w:p>
-    <w:p>
-      <w:pPr>
-        <w:pStyle w:val="ListNumber"/>
-        <w:spacing w:after="60"/>
-        <w:ind w:left="340"/>
-      </w:pPr>
-      <w:r>
-        <w:rPr>
-          <w:rFonts w:ascii="Meiryo UI" w:hAnsi="Meiryo UI" w:eastAsia="Meiryo UI"/>
-          <w:b/>
-          <w:i w:val="0"/>
-          <w:sz w:val="21"/>
-        </w:rPr>
-        <w:t>回帰</w:t>
-      </w:r>
-      <w:r>
-        <w:rPr>
-          <w:rFonts w:ascii="Meiryo UI" w:hAnsi="Meiryo UI" w:eastAsia="Meiryo UI"/>
-          <w:b w:val="0"/>
-          <w:i w:val="0"/>
-          <w:sz w:val="21"/>
-        </w:rPr>
-        <w:t xml:space="preserve">: </w:t>
-      </w:r>
-      <w:r>
-        <w:rPr>
-          <w:rFonts w:ascii="ＭＳ ゴシック" w:hAnsi="ＭＳ ゴシック" w:eastAsia="ＭＳ ゴシック"/>
-          <w:b w:val="0"/>
-          <w:i w:val="0"/>
-          <w:sz w:val="20"/>
-        </w:rPr>
-        <w:t>pnpm typecheck</w:t>
-      </w:r>
-      <w:r>
-        <w:rPr>
-          <w:rFonts w:ascii="Meiryo UI" w:hAnsi="Meiryo UI" w:eastAsia="Meiryo UI"/>
-          <w:b w:val="0"/>
-          <w:i w:val="0"/>
-          <w:sz w:val="21"/>
-        </w:rPr>
-        <w:t>・</w:t>
-      </w:r>
-      <w:r>
-        <w:rPr>
-          <w:rFonts w:ascii="ＭＳ ゴシック" w:hAnsi="ＭＳ ゴシック" w:eastAsia="ＭＳ ゴシック"/>
-          <w:b w:val="0"/>
-          <w:i w:val="0"/>
-          <w:sz w:val="20"/>
-        </w:rPr>
-        <w:t>pnpm check:ci</w:t>
-      </w:r>
-      <w:r>
-        <w:rPr>
-          <w:rFonts w:ascii="Meiryo UI" w:hAnsi="Meiryo UI" w:eastAsia="Meiryo UI"/>
-          <w:b w:val="0"/>
-          <w:i w:val="0"/>
-          <w:sz w:val="21"/>
-        </w:rPr>
-        <w:t xml:space="preserve"> が通る（typecheck は </w:t>
-      </w:r>
-      <w:r>
-        <w:rPr>
-          <w:rFonts w:ascii="ＭＳ ゴシック" w:hAnsi="ＭＳ ゴシック" w:eastAsia="ＭＳ ゴシック"/>
-          <w:b w:val="0"/>
-          <w:i w:val="0"/>
-          <w:sz w:val="20"/>
-        </w:rPr>
-        <w:t>@editor/shared</w:t>
-      </w:r>
-      <w:r>
-        <w:rPr>
-          <w:rFonts w:ascii="Meiryo UI" w:hAnsi="Meiryo UI" w:eastAsia="Meiryo UI"/>
-          <w:b w:val="0"/>
-          <w:i w:val="0"/>
-          <w:sz w:val="21"/>
-        </w:rPr>
-        <w:t xml:space="preserve"> 先行ビルドが前提）。</w:t>
-      </w:r>
-    </w:p>
-    <w:p>
-      <w:pPr>
-        <w:spacing w:before="200" w:after="60"/>
-      </w:pPr>
-      <w:r>
-        <w:rPr>
-          <w:rFonts w:ascii="Meiryo UI" w:hAnsi="Meiryo UI" w:eastAsia="Meiryo UI"/>
-          <w:b/>
-          <w:i w:val="0"/>
-          <w:color w:val="1F5C99"/>
-          <w:sz w:val="30"/>
+          <w:color w:val="20242C"/>
+          <w:sz w:val="32"/>
         </w:rPr>
         <w:t>7. 監査ログ</w:t>
       </w:r>
@@ -2391,7 +3433,7 @@
       </w:pPr>
       <w:r>
         <w:rPr>
-          <w:rFonts w:ascii="Meiryo UI" w:hAnsi="Meiryo UI" w:eastAsia="Meiryo UI"/>
+          <w:rFonts w:ascii="BIZ UDPGothic" w:hAnsi="BIZ UDPGothic" w:eastAsia="BIZ UDPGothic"/>
           <w:b w:val="0"/>
           <w:i w:val="0"/>
           <w:sz w:val="21"/>
@@ -2400,7 +3442,7 @@
       </w:r>
       <w:r>
         <w:rPr>
-          <w:rFonts w:ascii="ＭＳ ゴシック" w:hAnsi="ＭＳ ゴシック" w:eastAsia="ＭＳ ゴシック"/>
+          <w:rFonts w:ascii="BIZ UDGothic" w:hAnsi="BIZ UDGothic" w:eastAsia="BIZ UDGothic"/>
           <w:b w:val="0"/>
           <w:i w:val="0"/>
           <w:sz w:val="20"/>
@@ -2409,7 +3451,7 @@
       </w:r>
       <w:r>
         <w:rPr>
-          <w:rFonts w:ascii="Meiryo UI" w:hAnsi="Meiryo UI" w:eastAsia="Meiryo UI"/>
+          <w:rFonts w:ascii="BIZ UDPGothic" w:hAnsi="BIZ UDPGothic" w:eastAsia="BIZ UDPGothic"/>
           <w:b w:val="0"/>
           <w:i w:val="0"/>
           <w:sz w:val="21"/>
@@ -2418,7 +3460,7 @@
       </w:r>
       <w:r>
         <w:rPr>
-          <w:rFonts w:ascii="ＭＳ ゴシック" w:hAnsi="ＭＳ ゴシック" w:eastAsia="ＭＳ ゴシック"/>
+          <w:rFonts w:ascii="BIZ UDGothic" w:hAnsi="BIZ UDGothic" w:eastAsia="BIZ UDGothic"/>
           <w:b w:val="0"/>
           <w:i w:val="0"/>
           <w:sz w:val="20"/>
@@ -2427,7 +3469,7 @@
       </w:r>
       <w:r>
         <w:rPr>
-          <w:rFonts w:ascii="Meiryo UI" w:hAnsi="Meiryo UI" w:eastAsia="Meiryo UI"/>
+          <w:rFonts w:ascii="BIZ UDPGothic" w:hAnsi="BIZ UDPGothic" w:eastAsia="BIZ UDPGothic"/>
           <w:b w:val="0"/>
           <w:i w:val="0"/>
           <w:sz w:val="21"/>
@@ -2436,7 +3478,7 @@
       </w:r>
       <w:r>
         <w:rPr>
-          <w:rFonts w:ascii="ＭＳ ゴシック" w:hAnsi="ＭＳ ゴシック" w:eastAsia="ＭＳ ゴシック"/>
+          <w:rFonts w:ascii="BIZ UDGothic" w:hAnsi="BIZ UDGothic" w:eastAsia="BIZ UDGothic"/>
           <w:b w:val="0"/>
           <w:i w:val="0"/>
           <w:sz w:val="20"/>
@@ -2445,7 +3487,7 @@
       </w:r>
       <w:r>
         <w:rPr>
-          <w:rFonts w:ascii="Meiryo UI" w:hAnsi="Meiryo UI" w:eastAsia="Meiryo UI"/>
+          <w:rFonts w:ascii="BIZ UDPGothic" w:hAnsi="BIZ UDPGothic" w:eastAsia="BIZ UDPGothic"/>
           <w:b w:val="0"/>
           <w:i w:val="0"/>
           <w:sz w:val="21"/>
@@ -2454,7 +3496,7 @@
       </w:r>
       <w:r>
         <w:rPr>
-          <w:rFonts w:ascii="ＭＳ ゴシック" w:hAnsi="ＭＳ ゴシック" w:eastAsia="ＭＳ ゴシック"/>
+          <w:rFonts w:ascii="BIZ UDGothic" w:hAnsi="BIZ UDGothic" w:eastAsia="BIZ UDGothic"/>
           <w:b w:val="0"/>
           <w:i w:val="0"/>
           <w:sz w:val="20"/>
@@ -2463,7 +3505,7 @@
       </w:r>
       <w:r>
         <w:rPr>
-          <w:rFonts w:ascii="Meiryo UI" w:hAnsi="Meiryo UI" w:eastAsia="Meiryo UI"/>
+          <w:rFonts w:ascii="BIZ UDPGothic" w:hAnsi="BIZ UDPGothic" w:eastAsia="BIZ UDPGothic"/>
           <w:b w:val="0"/>
           <w:i w:val="0"/>
           <w:sz w:val="21"/>
@@ -2479,7 +3521,7 @@
       </w:pPr>
       <w:r>
         <w:rPr>
-          <w:rFonts w:ascii="Meiryo UI" w:hAnsi="Meiryo UI" w:eastAsia="Meiryo UI"/>
+          <w:rFonts w:ascii="BIZ UDPGothic" w:hAnsi="BIZ UDPGothic" w:eastAsia="BIZ UDPGothic"/>
           <w:b w:val="0"/>
           <w:i w:val="0"/>
           <w:sz w:val="21"/>
@@ -2488,7 +3530,7 @@
       </w:r>
       <w:r>
         <w:rPr>
-          <w:rFonts w:ascii="ＭＳ ゴシック" w:hAnsi="ＭＳ ゴシック" w:eastAsia="ＭＳ ゴシック"/>
+          <w:rFonts w:ascii="BIZ UDGothic" w:hAnsi="BIZ UDGothic" w:eastAsia="BIZ UDGothic"/>
           <w:b w:val="0"/>
           <w:i w:val="0"/>
           <w:sz w:val="20"/>
@@ -2497,7 +3539,7 @@
       </w:r>
       <w:r>
         <w:rPr>
-          <w:rFonts w:ascii="Meiryo UI" w:hAnsi="Meiryo UI" w:eastAsia="Meiryo UI"/>
+          <w:rFonts w:ascii="BIZ UDPGothic" w:hAnsi="BIZ UDPGothic" w:eastAsia="BIZ UDPGothic"/>
           <w:b w:val="0"/>
           <w:i w:val="0"/>
           <w:sz w:val="21"/>
@@ -2506,7 +3548,7 @@
       </w:r>
       <w:r>
         <w:rPr>
-          <w:rFonts w:ascii="ＭＳ ゴシック" w:hAnsi="ＭＳ ゴシック" w:eastAsia="ＭＳ ゴシック"/>
+          <w:rFonts w:ascii="BIZ UDGothic" w:hAnsi="BIZ UDGothic" w:eastAsia="BIZ UDGothic"/>
           <w:b w:val="0"/>
           <w:i w:val="0"/>
           <w:sz w:val="20"/>
@@ -2515,7 +3557,7 @@
       </w:r>
       <w:r>
         <w:rPr>
-          <w:rFonts w:ascii="Meiryo UI" w:hAnsi="Meiryo UI" w:eastAsia="Meiryo UI"/>
+          <w:rFonts w:ascii="BIZ UDPGothic" w:hAnsi="BIZ UDPGothic" w:eastAsia="BIZ UDPGothic"/>
           <w:b w:val="0"/>
           <w:i w:val="0"/>
           <w:sz w:val="21"/>
@@ -2524,7 +3566,7 @@
       </w:r>
       <w:r>
         <w:rPr>
-          <w:rFonts w:ascii="ＭＳ ゴシック" w:hAnsi="ＭＳ ゴシック" w:eastAsia="ＭＳ ゴシック"/>
+          <w:rFonts w:ascii="BIZ UDGothic" w:hAnsi="BIZ UDGothic" w:eastAsia="BIZ UDGothic"/>
           <w:b w:val="0"/>
           <w:i w:val="0"/>
           <w:sz w:val="20"/>
@@ -2533,7 +3575,7 @@
       </w:r>
       <w:r>
         <w:rPr>
-          <w:rFonts w:ascii="Meiryo UI" w:hAnsi="Meiryo UI" w:eastAsia="Meiryo UI"/>
+          <w:rFonts w:ascii="BIZ UDPGothic" w:hAnsi="BIZ UDPGothic" w:eastAsia="BIZ UDPGothic"/>
           <w:b w:val="0"/>
           <w:i w:val="0"/>
           <w:sz w:val="21"/>
@@ -2542,7 +3584,7 @@
       </w:r>
       <w:r>
         <w:rPr>
-          <w:rFonts w:ascii="ＭＳ ゴシック" w:hAnsi="ＭＳ ゴシック" w:eastAsia="ＭＳ ゴシック"/>
+          <w:rFonts w:ascii="BIZ UDGothic" w:hAnsi="BIZ UDGothic" w:eastAsia="BIZ UDGothic"/>
           <w:b w:val="0"/>
           <w:i w:val="0"/>
           <w:sz w:val="20"/>
@@ -2551,7 +3593,7 @@
       </w:r>
       <w:r>
         <w:rPr>
-          <w:rFonts w:ascii="Meiryo UI" w:hAnsi="Meiryo UI" w:eastAsia="Meiryo UI"/>
+          <w:rFonts w:ascii="BIZ UDPGothic" w:hAnsi="BIZ UDPGothic" w:eastAsia="BIZ UDPGothic"/>
           <w:b w:val="0"/>
           <w:i w:val="0"/>
           <w:sz w:val="21"/>
@@ -2562,14 +3604,18 @@
     <w:p>
       <w:pPr>
         <w:spacing w:before="200" w:after="60"/>
+        <w:pBdr>
+          <w:left w:val="single" w:sz="24" w:space="8" w:color="1F5C99"/>
+        </w:pBdr>
+        <w:ind w:left="113"/>
       </w:pPr>
       <w:r>
         <w:rPr>
-          <w:rFonts w:ascii="Meiryo UI" w:hAnsi="Meiryo UI" w:eastAsia="Meiryo UI"/>
+          <w:rFonts w:ascii="BIZ UDPGothic" w:hAnsi="BIZ UDPGothic" w:eastAsia="BIZ UDPGothic"/>
           <w:b/>
           <w:i w:val="0"/>
-          <w:color w:val="1F5C99"/>
-          <w:sz w:val="30"/>
+          <w:color w:val="20242C"/>
+          <w:sz w:val="32"/>
         </w:rPr>
         <w:t>8. SQL エラーと HTTP の対応</w:t>
       </w:r>
@@ -2580,7 +3626,7 @@
       </w:pPr>
       <w:r>
         <w:rPr>
-          <w:rFonts w:ascii="ＭＳ ゴシック" w:hAnsi="ＭＳ ゴシック" w:eastAsia="ＭＳ ゴシック"/>
+          <w:rFonts w:ascii="BIZ UDGothic" w:hAnsi="BIZ UDGothic" w:eastAsia="BIZ UDGothic"/>
           <w:b w:val="0"/>
           <w:i w:val="0"/>
           <w:sz w:val="20"/>
@@ -2589,7 +3635,7 @@
       </w:r>
       <w:r>
         <w:rPr>
-          <w:rFonts w:ascii="Meiryo UI" w:hAnsi="Meiryo UI" w:eastAsia="Meiryo UI"/>
+          <w:rFonts w:ascii="BIZ UDPGothic" w:hAnsi="BIZ UDPGothic" w:eastAsia="BIZ UDPGothic"/>
           <w:b w:val="0"/>
           <w:i w:val="0"/>
           <w:sz w:val="21"/>
@@ -2599,7 +3645,6 @@
     </w:p>
     <w:tbl>
       <w:tblPr>
-        <w:tblStyle w:val="LightGrid-Accent1"/>
         <w:tblW w:type="auto" w:w="0"/>
         <w:jc w:val="left"/>
         <w:tblLook w:firstColumn="1" w:firstRow="1" w:lastColumn="0" w:lastRow="0" w:noHBand="0" w:noVBand="1" w:val="04A0"/>
@@ -2613,14 +3658,22 @@
         <w:tc>
           <w:tcPr>
             <w:tcW w:type="dxa" w:w="3249"/>
+            <w:shd w:val="clear" w:color="auto" w:fill="1F5C99"/>
+            <w:tcBorders>
+              <w:top w:val="single" w:sz="4" w:space="0" w:color="D7DEE5"/>
+              <w:left w:val="single" w:sz="4" w:space="0" w:color="D7DEE5"/>
+              <w:bottom w:val="single" w:sz="4" w:space="0" w:color="D7DEE5"/>
+              <w:right w:val="single" w:sz="4" w:space="0" w:color="D7DEE5"/>
+            </w:tcBorders>
           </w:tcPr>
           <w:p>
             <w:r/>
             <w:r>
               <w:rPr>
-                <w:rFonts w:ascii="Meiryo UI" w:hAnsi="Meiryo UI" w:eastAsia="Meiryo UI"/>
+                <w:rFonts w:ascii="BIZ UDPGothic" w:hAnsi="BIZ UDPGothic" w:eastAsia="BIZ UDPGothic"/>
                 <w:b/>
                 <w:i w:val="0"/>
+                <w:color w:val="FFFFFF"/>
                 <w:sz w:val="19"/>
               </w:rPr>
               <w:t>SQL エラー</w:t>
@@ -2630,14 +3683,22 @@
         <w:tc>
           <w:tcPr>
             <w:tcW w:type="dxa" w:w="3249"/>
+            <w:shd w:val="clear" w:color="auto" w:fill="1F5C99"/>
+            <w:tcBorders>
+              <w:top w:val="single" w:sz="4" w:space="0" w:color="D7DEE5"/>
+              <w:left w:val="single" w:sz="4" w:space="0" w:color="D7DEE5"/>
+              <w:bottom w:val="single" w:sz="4" w:space="0" w:color="D7DEE5"/>
+              <w:right w:val="single" w:sz="4" w:space="0" w:color="D7DEE5"/>
+            </w:tcBorders>
           </w:tcPr>
           <w:p>
             <w:r/>
             <w:r>
               <w:rPr>
-                <w:rFonts w:ascii="Meiryo UI" w:hAnsi="Meiryo UI" w:eastAsia="Meiryo UI"/>
+                <w:rFonts w:ascii="BIZ UDPGothic" w:hAnsi="BIZ UDPGothic" w:eastAsia="BIZ UDPGothic"/>
                 <w:b/>
                 <w:i w:val="0"/>
+                <w:color w:val="FFFFFF"/>
                 <w:sz w:val="19"/>
               </w:rPr>
               <w:t>種別</w:t>
@@ -2647,14 +3708,22 @@
         <w:tc>
           <w:tcPr>
             <w:tcW w:type="dxa" w:w="3249"/>
+            <w:shd w:val="clear" w:color="auto" w:fill="1F5C99"/>
+            <w:tcBorders>
+              <w:top w:val="single" w:sz="4" w:space="0" w:color="D7DEE5"/>
+              <w:left w:val="single" w:sz="4" w:space="0" w:color="D7DEE5"/>
+              <w:bottom w:val="single" w:sz="4" w:space="0" w:color="D7DEE5"/>
+              <w:right w:val="single" w:sz="4" w:space="0" w:color="D7DEE5"/>
+            </w:tcBorders>
           </w:tcPr>
           <w:p>
             <w:r/>
             <w:r>
               <w:rPr>
-                <w:rFonts w:ascii="Meiryo UI" w:hAnsi="Meiryo UI" w:eastAsia="Meiryo UI"/>
+                <w:rFonts w:ascii="BIZ UDPGothic" w:hAnsi="BIZ UDPGothic" w:eastAsia="BIZ UDPGothic"/>
                 <w:b/>
                 <w:i w:val="0"/>
+                <w:color w:val="FFFFFF"/>
                 <w:sz w:val="19"/>
               </w:rPr>
               <w:t>HTTP</w:t>
@@ -2666,12 +3735,18 @@
         <w:tc>
           <w:tcPr>
             <w:tcW w:type="dxa" w:w="3249"/>
+            <w:tcBorders>
+              <w:top w:val="single" w:sz="4" w:space="0" w:color="D7DEE5"/>
+              <w:left w:val="single" w:sz="4" w:space="0" w:color="D7DEE5"/>
+              <w:bottom w:val="single" w:sz="4" w:space="0" w:color="D7DEE5"/>
+              <w:right w:val="single" w:sz="4" w:space="0" w:color="D7DEE5"/>
+            </w:tcBorders>
           </w:tcPr>
           <w:p>
             <w:r/>
             <w:r>
               <w:rPr>
-                <w:rFonts w:ascii="ＭＳ ゴシック" w:hAnsi="ＭＳ ゴシック" w:eastAsia="ＭＳ ゴシック"/>
+                <w:rFonts w:ascii="BIZ UDGothic" w:hAnsi="BIZ UDGothic" w:eastAsia="BIZ UDGothic"/>
                 <w:b w:val="0"/>
                 <w:i w:val="0"/>
                 <w:sz w:val="18"/>
@@ -2683,12 +3758,18 @@
         <w:tc>
           <w:tcPr>
             <w:tcW w:type="dxa" w:w="3249"/>
+            <w:tcBorders>
+              <w:top w:val="single" w:sz="4" w:space="0" w:color="D7DEE5"/>
+              <w:left w:val="single" w:sz="4" w:space="0" w:color="D7DEE5"/>
+              <w:bottom w:val="single" w:sz="4" w:space="0" w:color="D7DEE5"/>
+              <w:right w:val="single" w:sz="4" w:space="0" w:color="D7DEE5"/>
+            </w:tcBorders>
           </w:tcPr>
           <w:p>
             <w:r/>
             <w:r>
               <w:rPr>
-                <w:rFonts w:ascii="Meiryo UI" w:hAnsi="Meiryo UI" w:eastAsia="Meiryo UI"/>
+                <w:rFonts w:ascii="BIZ UDPGothic" w:hAnsi="BIZ UDPGothic" w:eastAsia="BIZ UDPGothic"/>
                 <w:b w:val="0"/>
                 <w:i w:val="0"/>
                 <w:sz w:val="19"/>
@@ -2700,12 +3781,18 @@
         <w:tc>
           <w:tcPr>
             <w:tcW w:type="dxa" w:w="3249"/>
+            <w:tcBorders>
+              <w:top w:val="single" w:sz="4" w:space="0" w:color="D7DEE5"/>
+              <w:left w:val="single" w:sz="4" w:space="0" w:color="D7DEE5"/>
+              <w:bottom w:val="single" w:sz="4" w:space="0" w:color="D7DEE5"/>
+              <w:right w:val="single" w:sz="4" w:space="0" w:color="D7DEE5"/>
+            </w:tcBorders>
           </w:tcPr>
           <w:p>
             <w:r/>
             <w:r>
               <w:rPr>
-                <w:rFonts w:ascii="Meiryo UI" w:hAnsi="Meiryo UI" w:eastAsia="Meiryo UI"/>
+                <w:rFonts w:ascii="BIZ UDPGothic" w:hAnsi="BIZ UDPGothic" w:eastAsia="BIZ UDPGothic"/>
                 <w:b w:val="0"/>
                 <w:i w:val="0"/>
                 <w:sz w:val="19"/>
@@ -2719,12 +3806,19 @@
         <w:tc>
           <w:tcPr>
             <w:tcW w:type="dxa" w:w="3249"/>
+            <w:shd w:val="clear" w:color="auto" w:fill="F5F8FB"/>
+            <w:tcBorders>
+              <w:top w:val="single" w:sz="4" w:space="0" w:color="D7DEE5"/>
+              <w:left w:val="single" w:sz="4" w:space="0" w:color="D7DEE5"/>
+              <w:bottom w:val="single" w:sz="4" w:space="0" w:color="D7DEE5"/>
+              <w:right w:val="single" w:sz="4" w:space="0" w:color="D7DEE5"/>
+            </w:tcBorders>
           </w:tcPr>
           <w:p>
             <w:r/>
             <w:r>
               <w:rPr>
-                <w:rFonts w:ascii="ＭＳ ゴシック" w:hAnsi="ＭＳ ゴシック" w:eastAsia="ＭＳ ゴシック"/>
+                <w:rFonts w:ascii="BIZ UDGothic" w:hAnsi="BIZ UDGothic" w:eastAsia="BIZ UDGothic"/>
                 <w:b w:val="0"/>
                 <w:i w:val="0"/>
                 <w:sz w:val="18"/>
@@ -2733,7 +3827,7 @@
             </w:r>
             <w:r>
               <w:rPr>
-                <w:rFonts w:ascii="Meiryo UI" w:hAnsi="Meiryo UI" w:eastAsia="Meiryo UI"/>
+                <w:rFonts w:ascii="BIZ UDPGothic" w:hAnsi="BIZ UDPGothic" w:eastAsia="BIZ UDPGothic"/>
                 <w:b w:val="0"/>
                 <w:i w:val="0"/>
                 <w:sz w:val="19"/>
@@ -2745,12 +3839,19 @@
         <w:tc>
           <w:tcPr>
             <w:tcW w:type="dxa" w:w="3249"/>
+            <w:shd w:val="clear" w:color="auto" w:fill="F5F8FB"/>
+            <w:tcBorders>
+              <w:top w:val="single" w:sz="4" w:space="0" w:color="D7DEE5"/>
+              <w:left w:val="single" w:sz="4" w:space="0" w:color="D7DEE5"/>
+              <w:bottom w:val="single" w:sz="4" w:space="0" w:color="D7DEE5"/>
+              <w:right w:val="single" w:sz="4" w:space="0" w:color="D7DEE5"/>
+            </w:tcBorders>
           </w:tcPr>
           <w:p>
             <w:r/>
             <w:r>
               <w:rPr>
-                <w:rFonts w:ascii="Meiryo UI" w:hAnsi="Meiryo UI" w:eastAsia="Meiryo UI"/>
+                <w:rFonts w:ascii="BIZ UDPGothic" w:hAnsi="BIZ UDPGothic" w:eastAsia="BIZ UDPGothic"/>
                 <w:b w:val="0"/>
                 <w:i w:val="0"/>
                 <w:sz w:val="19"/>
@@ -2762,12 +3863,19 @@
         <w:tc>
           <w:tcPr>
             <w:tcW w:type="dxa" w:w="3249"/>
+            <w:shd w:val="clear" w:color="auto" w:fill="F5F8FB"/>
+            <w:tcBorders>
+              <w:top w:val="single" w:sz="4" w:space="0" w:color="D7DEE5"/>
+              <w:left w:val="single" w:sz="4" w:space="0" w:color="D7DEE5"/>
+              <w:bottom w:val="single" w:sz="4" w:space="0" w:color="D7DEE5"/>
+              <w:right w:val="single" w:sz="4" w:space="0" w:color="D7DEE5"/>
+            </w:tcBorders>
           </w:tcPr>
           <w:p>
             <w:r/>
             <w:r>
               <w:rPr>
-                <w:rFonts w:ascii="Meiryo UI" w:hAnsi="Meiryo UI" w:eastAsia="Meiryo UI"/>
+                <w:rFonts w:ascii="BIZ UDPGothic" w:hAnsi="BIZ UDPGothic" w:eastAsia="BIZ UDPGothic"/>
                 <w:b w:val="0"/>
                 <w:i w:val="0"/>
                 <w:sz w:val="19"/>
@@ -2781,12 +3889,18 @@
         <w:tc>
           <w:tcPr>
             <w:tcW w:type="dxa" w:w="3249"/>
+            <w:tcBorders>
+              <w:top w:val="single" w:sz="4" w:space="0" w:color="D7DEE5"/>
+              <w:left w:val="single" w:sz="4" w:space="0" w:color="D7DEE5"/>
+              <w:bottom w:val="single" w:sz="4" w:space="0" w:color="D7DEE5"/>
+              <w:right w:val="single" w:sz="4" w:space="0" w:color="D7DEE5"/>
+            </w:tcBorders>
           </w:tcPr>
           <w:p>
             <w:r/>
             <w:r>
               <w:rPr>
-                <w:rFonts w:ascii="ＭＳ ゴシック" w:hAnsi="ＭＳ ゴシック" w:eastAsia="ＭＳ ゴシック"/>
+                <w:rFonts w:ascii="BIZ UDGothic" w:hAnsi="BIZ UDGothic" w:eastAsia="BIZ UDGothic"/>
                 <w:b w:val="0"/>
                 <w:i w:val="0"/>
                 <w:sz w:val="18"/>
@@ -2795,7 +3909,7 @@
             </w:r>
             <w:r>
               <w:rPr>
-                <w:rFonts w:ascii="Meiryo UI" w:hAnsi="Meiryo UI" w:eastAsia="Meiryo UI"/>
+                <w:rFonts w:ascii="BIZ UDPGothic" w:hAnsi="BIZ UDPGothic" w:eastAsia="BIZ UDPGothic"/>
                 <w:b w:val="0"/>
                 <w:i w:val="0"/>
                 <w:sz w:val="19"/>
@@ -2807,12 +3921,18 @@
         <w:tc>
           <w:tcPr>
             <w:tcW w:type="dxa" w:w="3249"/>
+            <w:tcBorders>
+              <w:top w:val="single" w:sz="4" w:space="0" w:color="D7DEE5"/>
+              <w:left w:val="single" w:sz="4" w:space="0" w:color="D7DEE5"/>
+              <w:bottom w:val="single" w:sz="4" w:space="0" w:color="D7DEE5"/>
+              <w:right w:val="single" w:sz="4" w:space="0" w:color="D7DEE5"/>
+            </w:tcBorders>
           </w:tcPr>
           <w:p>
             <w:r/>
             <w:r>
               <w:rPr>
-                <w:rFonts w:ascii="Meiryo UI" w:hAnsi="Meiryo UI" w:eastAsia="Meiryo UI"/>
+                <w:rFonts w:ascii="BIZ UDPGothic" w:hAnsi="BIZ UDPGothic" w:eastAsia="BIZ UDPGothic"/>
                 <w:b w:val="0"/>
                 <w:i w:val="0"/>
                 <w:sz w:val="19"/>
@@ -2824,12 +3944,18 @@
         <w:tc>
           <w:tcPr>
             <w:tcW w:type="dxa" w:w="3249"/>
+            <w:tcBorders>
+              <w:top w:val="single" w:sz="4" w:space="0" w:color="D7DEE5"/>
+              <w:left w:val="single" w:sz="4" w:space="0" w:color="D7DEE5"/>
+              <w:bottom w:val="single" w:sz="4" w:space="0" w:color="D7DEE5"/>
+              <w:right w:val="single" w:sz="4" w:space="0" w:color="D7DEE5"/>
+            </w:tcBorders>
           </w:tcPr>
           <w:p>
             <w:r/>
             <w:r>
               <w:rPr>
-                <w:rFonts w:ascii="Meiryo UI" w:hAnsi="Meiryo UI" w:eastAsia="Meiryo UI"/>
+                <w:rFonts w:ascii="BIZ UDPGothic" w:hAnsi="BIZ UDPGothic" w:eastAsia="BIZ UDPGothic"/>
                 <w:b w:val="0"/>
                 <w:i w:val="0"/>
                 <w:sz w:val="19"/>
@@ -2843,12 +3969,19 @@
         <w:tc>
           <w:tcPr>
             <w:tcW w:type="dxa" w:w="3249"/>
+            <w:shd w:val="clear" w:color="auto" w:fill="F5F8FB"/>
+            <w:tcBorders>
+              <w:top w:val="single" w:sz="4" w:space="0" w:color="D7DEE5"/>
+              <w:left w:val="single" w:sz="4" w:space="0" w:color="D7DEE5"/>
+              <w:bottom w:val="single" w:sz="4" w:space="0" w:color="D7DEE5"/>
+              <w:right w:val="single" w:sz="4" w:space="0" w:color="D7DEE5"/>
+            </w:tcBorders>
           </w:tcPr>
           <w:p>
             <w:r/>
             <w:r>
               <w:rPr>
-                <w:rFonts w:ascii="Meiryo UI" w:hAnsi="Meiryo UI" w:eastAsia="Meiryo UI"/>
+                <w:rFonts w:ascii="BIZ UDPGothic" w:hAnsi="BIZ UDPGothic" w:eastAsia="BIZ UDPGothic"/>
                 <w:b w:val="0"/>
                 <w:i w:val="0"/>
                 <w:sz w:val="19"/>
@@ -2860,12 +3993,19 @@
         <w:tc>
           <w:tcPr>
             <w:tcW w:type="dxa" w:w="3249"/>
+            <w:shd w:val="clear" w:color="auto" w:fill="F5F8FB"/>
+            <w:tcBorders>
+              <w:top w:val="single" w:sz="4" w:space="0" w:color="D7DEE5"/>
+              <w:left w:val="single" w:sz="4" w:space="0" w:color="D7DEE5"/>
+              <w:bottom w:val="single" w:sz="4" w:space="0" w:color="D7DEE5"/>
+              <w:right w:val="single" w:sz="4" w:space="0" w:color="D7DEE5"/>
+            </w:tcBorders>
           </w:tcPr>
           <w:p>
             <w:r/>
             <w:r>
               <w:rPr>
-                <w:rFonts w:ascii="Meiryo UI" w:hAnsi="Meiryo UI" w:eastAsia="Meiryo UI"/>
+                <w:rFonts w:ascii="BIZ UDPGothic" w:hAnsi="BIZ UDPGothic" w:eastAsia="BIZ UDPGothic"/>
                 <w:b w:val="0"/>
                 <w:i w:val="0"/>
                 <w:sz w:val="19"/>
@@ -2877,12 +4017,19 @@
         <w:tc>
           <w:tcPr>
             <w:tcW w:type="dxa" w:w="3249"/>
+            <w:shd w:val="clear" w:color="auto" w:fill="F5F8FB"/>
+            <w:tcBorders>
+              <w:top w:val="single" w:sz="4" w:space="0" w:color="D7DEE5"/>
+              <w:left w:val="single" w:sz="4" w:space="0" w:color="D7DEE5"/>
+              <w:bottom w:val="single" w:sz="4" w:space="0" w:color="D7DEE5"/>
+              <w:right w:val="single" w:sz="4" w:space="0" w:color="D7DEE5"/>
+            </w:tcBorders>
           </w:tcPr>
           <w:p>
             <w:r/>
             <w:r>
               <w:rPr>
-                <w:rFonts w:ascii="Meiryo UI" w:hAnsi="Meiryo UI" w:eastAsia="Meiryo UI"/>
+                <w:rFonts w:ascii="BIZ UDPGothic" w:hAnsi="BIZ UDPGothic" w:eastAsia="BIZ UDPGothic"/>
                 <w:b w:val="0"/>
                 <w:i w:val="0"/>
                 <w:sz w:val="19"/>
@@ -3267,7 +4414,7 @@
     <w:qFormat/>
     <w:rsid w:val="00FC693F"/>
     <w:rPr>
-      <w:rFonts w:ascii="Meiryo UI" w:hAnsi="Meiryo UI" w:eastAsia="Meiryo UI"/>
+      <w:rFonts w:ascii="BIZ UDPGothic" w:hAnsi="BIZ UDPGothic" w:eastAsia="BIZ UDPGothic"/>
       <w:sz w:val="21"/>
     </w:rPr>
   </w:style>

--- a/docs/editor/Editor_配布運用手順書.docx
+++ b/docs/editor/Editor_配布運用手順書.docx
@@ -53,6 +53,8 @@
     </w:p>
     <w:p>
       <w:pPr>
+        <w:keepNext/>
+        <w:keepLines/>
         <w:spacing w:before="200" w:after="60"/>
         <w:pBdr>
           <w:left w:val="single" w:sz="24" w:space="8" w:color="1F5C99"/>
@@ -280,6 +282,8 @@
     </w:tbl>
     <w:p>
       <w:pPr>
+        <w:keepNext/>
+        <w:keepLines/>
         <w:spacing w:before="200" w:after="60"/>
         <w:pBdr>
           <w:left w:val="single" w:sz="24" w:space="8" w:color="1F5C99"/>
@@ -653,6 +657,8 @@
     </w:tbl>
     <w:p>
       <w:pPr>
+        <w:keepNext/>
+        <w:keepLines/>
         <w:spacing w:before="200" w:after="60"/>
         <w:pBdr>
           <w:left w:val="single" w:sz="24" w:space="8" w:color="1F5C99"/>
@@ -1699,6 +1705,8 @@
     </w:tbl>
     <w:p>
       <w:pPr>
+        <w:keepNext/>
+        <w:keepLines/>
         <w:spacing w:before="200" w:after="60"/>
         <w:pBdr>
           <w:left w:val="single" w:sz="24" w:space="8" w:color="1F5C99"/>
@@ -1856,6 +1864,7 @@
       <w:pPr>
         <w:spacing w:before="60" w:after="120"/>
         <w:ind w:left="170"/>
+        <w:keepLines/>
         <w:shd w:val="clear" w:color="auto" w:fill="F4F6F8"/>
       </w:pPr>
       <w:r>
@@ -2042,6 +2051,7 @@
       <w:pPr>
         <w:spacing w:before="60" w:after="120"/>
         <w:ind w:left="170"/>
+        <w:keepLines/>
         <w:shd w:val="clear" w:color="auto" w:fill="F4F6F8"/>
       </w:pPr>
       <w:r>
@@ -2088,6 +2098,8 @@
     </w:p>
     <w:p>
       <w:pPr>
+        <w:keepNext/>
+        <w:keepLines/>
         <w:spacing w:before="200" w:after="60"/>
         <w:pBdr>
           <w:left w:val="single" w:sz="24" w:space="8" w:color="1F5C99"/>
@@ -2563,6 +2575,8 @@
     </w:tbl>
     <w:p>
       <w:pPr>
+        <w:keepNext/>
+        <w:keepLines/>
         <w:spacing w:before="200" w:after="60"/>
         <w:pBdr>
           <w:left w:val="single" w:sz="24" w:space="8" w:color="1F5C99"/>
@@ -3408,6 +3422,8 @@
     </w:tbl>
     <w:p>
       <w:pPr>
+        <w:keepNext/>
+        <w:keepLines/>
         <w:spacing w:before="200" w:after="60"/>
         <w:pBdr>
           <w:left w:val="single" w:sz="24" w:space="8" w:color="1F5C99"/>
@@ -3603,6 +3619,8 @@
     </w:p>
     <w:p>
       <w:pPr>
+        <w:keepNext/>
+        <w:keepLines/>
         <w:spacing w:before="200" w:after="60"/>
         <w:pBdr>
           <w:left w:val="single" w:sz="24" w:space="8" w:color="1F5C99"/>
@@ -4413,6 +4431,9 @@
     <w:name w:val="Normal"/>
     <w:qFormat/>
     <w:rsid w:val="00FC693F"/>
+    <w:pPr>
+      <w:widowControl/>
+    </w:pPr>
     <w:rPr>
       <w:rFonts w:ascii="BIZ UDPGothic" w:hAnsi="BIZ UDPGothic" w:eastAsia="BIZ UDPGothic"/>
       <w:sz w:val="21"/>

--- a/docs/editor/Editor_配布運用手順書.docx
+++ b/docs/editor/Editor_配布運用手順書.docx
@@ -178,7 +178,7 @@
           <w:i w:val="0"/>
           <w:sz w:val="20"/>
         </w:rPr>
-        <w:t>pnpm@11.5.3+</w:t>
+        <w:t>pnpm@11.8.0+</w:t>
       </w:r>
       <w:r>
         <w:rPr>
@@ -1807,7 +1807,7 @@
           <w:i w:val="0"/>
           <w:sz w:val="21"/>
         </w:rPr>
-        <w:t xml:space="preserve">。DB アクセスは 7 ゲートウェイ sproc（第1引数 </w:t>
+        <w:t xml:space="preserve">。DB アクセスは 6 ゲートウェイ sproc（第1引数 </w:t>
       </w:r>
       <w:r>
         <w:rPr>
@@ -1876,7 +1876,7 @@
         </w:rPr>
         <w:t>ddl/    01_テーブル.sql 02_索引.sql 03_制約.sql</w:t>
         <w:br/>
-        <w:t>sproc/  &lt;7種類&gt;.sql（DROP + CREATE）</w:t>
+        <w:t>sproc/  &lt;6種類&gt;.sql（DROP + CREATE）</w:t>
         <w:br/>
         <w:t>seed/   管理ユーザー.sql / パーツカタログ.sql / サンプルデータ.sql</w:t>
       </w:r>
@@ -2245,7 +2245,7 @@
                 <w:i w:val="0"/>
                 <w:sz w:val="18"/>
               </w:rPr>
-              <w:t>npm run dev</w:t>
+              <w:t>pnpm dev</w:t>
             </w:r>
             <w:r>
               <w:rPr>
@@ -2313,7 +2313,7 @@
                 <w:i w:val="0"/>
                 <w:sz w:val="18"/>
               </w:rPr>
-              <w:t>npm run build</w:t>
+              <w:t>pnpm build</w:t>
             </w:r>
             <w:r>
               <w:rPr>

--- a/docs/editor/Editor_配布運用手順書.docx
+++ b/docs/editor/Editor_配布運用手順書.docx
@@ -34,7 +34,265 @@
           <w:color w:val="606874"/>
           <w:sz w:val="22"/>
         </w:rPr>
-        <w:t>オフライン構築 ／ フェーズ2 REST + SQL Server ／ 情報システム担当向け ・ 版 1.0</w:t>
+        <w:t>オフライン構築 ／ フェーズ2 REST + SQL Server ／ 情報システム担当向け ・ 版 1.1</w:t>
+      </w:r>
+    </w:p>
+    <w:p>
+      <w:pPr>
+        <w:spacing w:before="360" w:after="120"/>
+        <w:pBdr>
+          <w:left w:val="single" w:sz="24" w:space="8" w:color="1F5C99"/>
+        </w:pBdr>
+        <w:ind w:left="113"/>
+      </w:pPr>
+      <w:r>
+        <w:rPr>
+          <w:rFonts w:ascii="BIZ UDPGothic" w:hAnsi="BIZ UDPGothic" w:eastAsia="BIZ UDPGothic"/>
+          <w:b/>
+          <w:i w:val="0"/>
+          <w:color w:val="20242C"/>
+          <w:sz w:val="26"/>
+        </w:rPr>
+        <w:t>改訂履歴</w:t>
+      </w:r>
+    </w:p>
+    <w:tbl>
+      <w:tblPr>
+        <w:tblW w:type="auto" w:w="0"/>
+        <w:jc w:val="left"/>
+        <w:tblLook w:firstColumn="1" w:firstRow="1" w:lastColumn="0" w:lastRow="0" w:noHBand="0" w:noVBand="1" w:val="04A0"/>
+      </w:tblPr>
+      <w:tblGrid>
+        <w:gridCol w:w="3249"/>
+        <w:gridCol w:w="3249"/>
+        <w:gridCol w:w="3249"/>
+      </w:tblGrid>
+      <w:tr>
+        <w:tc>
+          <w:tcPr>
+            <w:tcW w:type="dxa" w:w="1134"/>
+            <w:shd w:val="clear" w:color="auto" w:fill="1F5C99"/>
+            <w:tcBorders>
+              <w:top w:val="single" w:sz="4" w:space="0" w:color="D7DEE5"/>
+              <w:left w:val="single" w:sz="4" w:space="0" w:color="D7DEE5"/>
+              <w:bottom w:val="single" w:sz="4" w:space="0" w:color="D7DEE5"/>
+              <w:right w:val="single" w:sz="4" w:space="0" w:color="D7DEE5"/>
+            </w:tcBorders>
+          </w:tcPr>
+          <w:p>
+            <w:r/>
+            <w:r>
+              <w:rPr>
+                <w:rFonts w:ascii="BIZ UDPGothic" w:hAnsi="BIZ UDPGothic" w:eastAsia="BIZ UDPGothic"/>
+                <w:b/>
+                <w:i w:val="0"/>
+                <w:color w:val="FFFFFF"/>
+                <w:sz w:val="19"/>
+              </w:rPr>
+              <w:t>版数</w:t>
+            </w:r>
+          </w:p>
+        </w:tc>
+        <w:tc>
+          <w:tcPr>
+            <w:tcW w:type="dxa" w:w="1814"/>
+            <w:shd w:val="clear" w:color="auto" w:fill="1F5C99"/>
+            <w:tcBorders>
+              <w:top w:val="single" w:sz="4" w:space="0" w:color="D7DEE5"/>
+              <w:left w:val="single" w:sz="4" w:space="0" w:color="D7DEE5"/>
+              <w:bottom w:val="single" w:sz="4" w:space="0" w:color="D7DEE5"/>
+              <w:right w:val="single" w:sz="4" w:space="0" w:color="D7DEE5"/>
+            </w:tcBorders>
+          </w:tcPr>
+          <w:p>
+            <w:r/>
+            <w:r>
+              <w:rPr>
+                <w:rFonts w:ascii="BIZ UDPGothic" w:hAnsi="BIZ UDPGothic" w:eastAsia="BIZ UDPGothic"/>
+                <w:b/>
+                <w:i w:val="0"/>
+                <w:color w:val="FFFFFF"/>
+                <w:sz w:val="19"/>
+              </w:rPr>
+              <w:t>日付</w:t>
+            </w:r>
+          </w:p>
+        </w:tc>
+        <w:tc>
+          <w:tcPr>
+            <w:tcW w:type="dxa" w:w="6463"/>
+            <w:shd w:val="clear" w:color="auto" w:fill="1F5C99"/>
+            <w:tcBorders>
+              <w:top w:val="single" w:sz="4" w:space="0" w:color="D7DEE5"/>
+              <w:left w:val="single" w:sz="4" w:space="0" w:color="D7DEE5"/>
+              <w:bottom w:val="single" w:sz="4" w:space="0" w:color="D7DEE5"/>
+              <w:right w:val="single" w:sz="4" w:space="0" w:color="D7DEE5"/>
+            </w:tcBorders>
+          </w:tcPr>
+          <w:p>
+            <w:r/>
+            <w:r>
+              <w:rPr>
+                <w:rFonts w:ascii="BIZ UDPGothic" w:hAnsi="BIZ UDPGothic" w:eastAsia="BIZ UDPGothic"/>
+                <w:b/>
+                <w:i w:val="0"/>
+                <w:color w:val="FFFFFF"/>
+                <w:sz w:val="19"/>
+              </w:rPr>
+              <w:t>変更内容</w:t>
+            </w:r>
+          </w:p>
+        </w:tc>
+      </w:tr>
+      <w:tr>
+        <w:tc>
+          <w:tcPr>
+            <w:tcW w:type="dxa" w:w="1134"/>
+            <w:tcBorders>
+              <w:top w:val="single" w:sz="4" w:space="0" w:color="D7DEE5"/>
+              <w:left w:val="single" w:sz="4" w:space="0" w:color="D7DEE5"/>
+              <w:bottom w:val="single" w:sz="4" w:space="0" w:color="D7DEE5"/>
+              <w:right w:val="single" w:sz="4" w:space="0" w:color="D7DEE5"/>
+            </w:tcBorders>
+          </w:tcPr>
+          <w:p>
+            <w:r/>
+            <w:r>
+              <w:rPr>
+                <w:rFonts w:ascii="BIZ UDPGothic" w:hAnsi="BIZ UDPGothic" w:eastAsia="BIZ UDPGothic"/>
+                <w:b w:val="0"/>
+                <w:i w:val="0"/>
+                <w:sz w:val="19"/>
+              </w:rPr>
+              <w:t>1.0</w:t>
+            </w:r>
+          </w:p>
+        </w:tc>
+        <w:tc>
+          <w:tcPr>
+            <w:tcW w:type="dxa" w:w="1814"/>
+            <w:tcBorders>
+              <w:top w:val="single" w:sz="4" w:space="0" w:color="D7DEE5"/>
+              <w:left w:val="single" w:sz="4" w:space="0" w:color="D7DEE5"/>
+              <w:bottom w:val="single" w:sz="4" w:space="0" w:color="D7DEE5"/>
+              <w:right w:val="single" w:sz="4" w:space="0" w:color="D7DEE5"/>
+            </w:tcBorders>
+          </w:tcPr>
+          <w:p>
+            <w:r/>
+            <w:r>
+              <w:rPr>
+                <w:rFonts w:ascii="BIZ UDPGothic" w:hAnsi="BIZ UDPGothic" w:eastAsia="BIZ UDPGothic"/>
+                <w:b w:val="0"/>
+                <w:i w:val="0"/>
+                <w:sz w:val="19"/>
+              </w:rPr>
+              <w:t>2026-06-19</w:t>
+            </w:r>
+          </w:p>
+        </w:tc>
+        <w:tc>
+          <w:tcPr>
+            <w:tcW w:type="dxa" w:w="6463"/>
+            <w:tcBorders>
+              <w:top w:val="single" w:sz="4" w:space="0" w:color="D7DEE5"/>
+              <w:left w:val="single" w:sz="4" w:space="0" w:color="D7DEE5"/>
+              <w:bottom w:val="single" w:sz="4" w:space="0" w:color="D7DEE5"/>
+              <w:right w:val="single" w:sz="4" w:space="0" w:color="D7DEE5"/>
+            </w:tcBorders>
+          </w:tcPr>
+          <w:p>
+            <w:r/>
+            <w:r>
+              <w:rPr>
+                <w:rFonts w:ascii="BIZ UDPGothic" w:hAnsi="BIZ UDPGothic" w:eastAsia="BIZ UDPGothic"/>
+                <w:b w:val="0"/>
+                <w:i w:val="0"/>
+                <w:sz w:val="19"/>
+              </w:rPr>
+              <w:t>初版</w:t>
+            </w:r>
+          </w:p>
+        </w:tc>
+      </w:tr>
+      <w:tr>
+        <w:tc>
+          <w:tcPr>
+            <w:tcW w:type="dxa" w:w="1134"/>
+            <w:shd w:val="clear" w:color="auto" w:fill="F5F8FB"/>
+            <w:tcBorders>
+              <w:top w:val="single" w:sz="4" w:space="0" w:color="D7DEE5"/>
+              <w:left w:val="single" w:sz="4" w:space="0" w:color="D7DEE5"/>
+              <w:bottom w:val="single" w:sz="4" w:space="0" w:color="D7DEE5"/>
+              <w:right w:val="single" w:sz="4" w:space="0" w:color="D7DEE5"/>
+            </w:tcBorders>
+          </w:tcPr>
+          <w:p>
+            <w:r/>
+            <w:r>
+              <w:rPr>
+                <w:rFonts w:ascii="BIZ UDPGothic" w:hAnsi="BIZ UDPGothic" w:eastAsia="BIZ UDPGothic"/>
+                <w:b w:val="0"/>
+                <w:i w:val="0"/>
+                <w:sz w:val="19"/>
+              </w:rPr>
+              <w:t>1.1</w:t>
+            </w:r>
+          </w:p>
+        </w:tc>
+        <w:tc>
+          <w:tcPr>
+            <w:tcW w:type="dxa" w:w="1814"/>
+            <w:shd w:val="clear" w:color="auto" w:fill="F5F8FB"/>
+            <w:tcBorders>
+              <w:top w:val="single" w:sz="4" w:space="0" w:color="D7DEE5"/>
+              <w:left w:val="single" w:sz="4" w:space="0" w:color="D7DEE5"/>
+              <w:bottom w:val="single" w:sz="4" w:space="0" w:color="D7DEE5"/>
+              <w:right w:val="single" w:sz="4" w:space="0" w:color="D7DEE5"/>
+            </w:tcBorders>
+          </w:tcPr>
+          <w:p>
+            <w:r/>
+            <w:r>
+              <w:rPr>
+                <w:rFonts w:ascii="BIZ UDPGothic" w:hAnsi="BIZ UDPGothic" w:eastAsia="BIZ UDPGothic"/>
+                <w:b w:val="0"/>
+                <w:i w:val="0"/>
+                <w:sz w:val="19"/>
+              </w:rPr>
+              <w:t>2026-07-05</w:t>
+            </w:r>
+          </w:p>
+        </w:tc>
+        <w:tc>
+          <w:tcPr>
+            <w:tcW w:type="dxa" w:w="6463"/>
+            <w:shd w:val="clear" w:color="auto" w:fill="F5F8FB"/>
+            <w:tcBorders>
+              <w:top w:val="single" w:sz="4" w:space="0" w:color="D7DEE5"/>
+              <w:left w:val="single" w:sz="4" w:space="0" w:color="D7DEE5"/>
+              <w:bottom w:val="single" w:sz="4" w:space="0" w:color="D7DEE5"/>
+              <w:right w:val="single" w:sz="4" w:space="0" w:color="D7DEE5"/>
+            </w:tcBorders>
+          </w:tcPr>
+          <w:p>
+            <w:r/>
+            <w:r>
+              <w:rPr>
+                <w:rFonts w:ascii="BIZ UDPGothic" w:hAnsi="BIZ UDPGothic" w:eastAsia="BIZ UDPGothic"/>
+                <w:b w:val="0"/>
+                <w:i w:val="0"/>
+                <w:sz w:val="19"/>
+              </w:rPr>
+              <w:t>表紙・改訂履歴の新設、記述の整備</w:t>
+            </w:r>
+          </w:p>
+        </w:tc>
+      </w:tr>
+    </w:tbl>
+    <w:p>
+      <w:r>
+        <w:br w:type="page"/>
       </w:r>
     </w:p>
     <w:p>
